--- a/week 7/methodology/Methodology.docx
+++ b/week 7/methodology/Methodology.docx
@@ -5,6 +5,41 @@
     <w:p>
       <w:pPr>
         <w:spacing w:after="120"/>
+        <w:jc w:val="center"/>
+        <w:rPr>
+          <w:rFonts w:ascii="Times New Roman" w:hAnsi="Times New Roman" w:cs="Times New Roman"/>
+          <w:b/>
+          <w:bCs/>
+          <w:sz w:val="40"/>
+          <w:szCs w:val="40"/>
+          <w:u w:val="single"/>
+        </w:rPr>
+      </w:pPr>
+      <w:r>
+        <w:rPr>
+          <w:rFonts w:ascii="Times New Roman" w:hAnsi="Times New Roman" w:cs="Times New Roman"/>
+          <w:b/>
+          <w:bCs/>
+          <w:sz w:val="40"/>
+          <w:szCs w:val="40"/>
+          <w:u w:val="single"/>
+        </w:rPr>
+        <w:t>Smart Carbon Footprint Tracking and Recommendation System for Urban Households</w:t>
+      </w:r>
+    </w:p>
+    <w:p>
+      <w:pPr>
+        <w:spacing w:after="120"/>
+        <w:rPr>
+          <w:rFonts w:ascii="Times New Roman" w:hAnsi="Times New Roman" w:cs="Times New Roman"/>
+          <w:sz w:val="28"/>
+          <w:szCs w:val="28"/>
+        </w:rPr>
+      </w:pPr>
+    </w:p>
+    <w:p>
+      <w:pPr>
+        <w:spacing w:after="120"/>
         <w:rPr>
           <w:rFonts w:ascii="Times New Roman" w:hAnsi="Times New Roman" w:cs="Times New Roman"/>
           <w:b/>
@@ -21,17 +56,56 @@
           <w:sz w:val="32"/>
           <w:szCs w:val="32"/>
         </w:rPr>
-        <w:t>Smart Carbon Footprint Tracking and Recommendation System for Urban Households</w:t>
-      </w:r>
-    </w:p>
-    <w:p>
-      <w:pPr>
-        <w:spacing w:after="120"/>
-        <w:rPr>
-          <w:rFonts w:ascii="Times New Roman" w:hAnsi="Times New Roman" w:cs="Times New Roman"/>
-          <w:szCs w:val="24"/>
-        </w:rPr>
-      </w:pPr>
+        <w:t>1. Development Methodology</w:t>
+      </w:r>
+    </w:p>
+    <w:p>
+      <w:pPr>
+        <w:spacing w:after="120"/>
+        <w:rPr>
+          <w:rFonts w:ascii="Times New Roman" w:hAnsi="Times New Roman" w:cs="Times New Roman"/>
+          <w:szCs w:val="24"/>
+        </w:rPr>
+      </w:pPr>
+      <w:r>
+        <w:rPr>
+          <w:rFonts w:ascii="Times New Roman" w:hAnsi="Times New Roman" w:cs="Times New Roman"/>
+          <w:szCs w:val="24"/>
+        </w:rPr>
+        <w:t xml:space="preserve">The </w:t>
+      </w:r>
+      <w:proofErr w:type="spellStart"/>
+      <w:r>
+        <w:rPr>
+          <w:rFonts w:ascii="Times New Roman" w:hAnsi="Times New Roman" w:cs="Times New Roman"/>
+          <w:szCs w:val="24"/>
+        </w:rPr>
+        <w:t>CarbonTrack</w:t>
+      </w:r>
+      <w:proofErr w:type="spellEnd"/>
+      <w:r>
+        <w:rPr>
+          <w:rFonts w:ascii="Times New Roman" w:hAnsi="Times New Roman" w:cs="Times New Roman"/>
+          <w:szCs w:val="24"/>
+        </w:rPr>
+        <w:t xml:space="preserve"> system was developed using an Agile iterative methodology, enabling the team to build, test, and refine features across successive sprints. This approach was specifically chosen because requirements for a sustainability analytics platform — such as evolving emission calculation models, dynamic KPI baselines, and user-facing prediction features — are inherently incremental in nature.</w:t>
+      </w:r>
+    </w:p>
+    <w:p>
+      <w:pPr>
+        <w:spacing w:after="120"/>
+        <w:rPr>
+          <w:rFonts w:ascii="Times New Roman" w:hAnsi="Times New Roman" w:cs="Times New Roman"/>
+          <w:szCs w:val="24"/>
+        </w:rPr>
+      </w:pPr>
+      <w:r>
+        <w:rPr>
+          <w:rFonts w:ascii="Times New Roman" w:hAnsi="Times New Roman" w:cs="Times New Roman"/>
+          <w:szCs w:val="24"/>
+        </w:rPr>
+        <w:t>Unlike waterfall-based approaches, Agile allowed the team to deliver a functional system at the end of each sprint, gather feedback, and continuously improve both functional accuracy and user experience. The v3.0 release represents the culmination of this iterative process, incorporating predictive analytics, a badge-based gamification layer, an AI-ready recommendation engine, a real-time notification system, and an administrative control panel.</w:t>
+      </w:r>
     </w:p>
     <w:p>
       <w:pPr>
@@ -43,240 +117,132 @@
           <w:szCs w:val="24"/>
         </w:rPr>
       </w:pPr>
-      <w:r>
+    </w:p>
+    <w:p>
+      <w:pPr>
+        <w:spacing w:after="120"/>
         <w:rPr>
           <w:rFonts w:ascii="Times New Roman" w:hAnsi="Times New Roman" w:cs="Times New Roman"/>
           <w:b/>
           <w:bCs/>
-          <w:szCs w:val="24"/>
-        </w:rPr>
-        <w:t>1. Development Methodology</w:t>
-      </w:r>
-    </w:p>
-    <w:p>
-      <w:pPr>
-        <w:spacing w:after="0"/>
-        <w:rPr>
-          <w:rFonts w:ascii="Times New Roman" w:hAnsi="Times New Roman" w:cs="Times New Roman"/>
-          <w:szCs w:val="24"/>
-        </w:rPr>
-      </w:pPr>
-      <w:r>
-        <w:rPr>
-          <w:rFonts w:ascii="Times New Roman" w:hAnsi="Times New Roman" w:cs="Times New Roman"/>
-          <w:szCs w:val="24"/>
-        </w:rPr>
-        <w:t xml:space="preserve">The </w:t>
-      </w:r>
-      <w:proofErr w:type="spellStart"/>
-      <w:r>
-        <w:rPr>
-          <w:rFonts w:ascii="Times New Roman" w:hAnsi="Times New Roman" w:cs="Times New Roman"/>
-          <w:szCs w:val="24"/>
-        </w:rPr>
-        <w:t>CarbonTrack</w:t>
-      </w:r>
-      <w:proofErr w:type="spellEnd"/>
-      <w:r>
-        <w:rPr>
-          <w:rFonts w:ascii="Times New Roman" w:hAnsi="Times New Roman" w:cs="Times New Roman"/>
-          <w:szCs w:val="24"/>
-        </w:rPr>
-        <w:t xml:space="preserve"> system was made using a way of working called Agile. This method helps people make software in steps one at a time. The reason they chose Agile for this project is that it lets them easily change things when they need to. This is important for things like sustainability metrics and looking at data.</w:t>
-      </w:r>
-    </w:p>
-    <w:p>
-      <w:pPr>
-        <w:spacing w:after="0"/>
-        <w:rPr>
-          <w:rFonts w:ascii="Times New Roman" w:hAnsi="Times New Roman" w:cs="Times New Roman"/>
-          <w:szCs w:val="24"/>
-        </w:rPr>
-      </w:pPr>
-      <w:r>
-        <w:rPr>
-          <w:rFonts w:ascii="Times New Roman" w:hAnsi="Times New Roman" w:cs="Times New Roman"/>
-          <w:szCs w:val="24"/>
-        </w:rPr>
-        <w:t>Agile is different from ways of working like the waterfall model. With Agile people can make the system a bit at a time and this is called a sprint. This means they can always make the system better and change things if they need to. It is good for things, like making the dashboard work well and figuring out what to recommend to users.</w:t>
-      </w:r>
-    </w:p>
-    <w:p>
-      <w:pPr>
-        <w:spacing w:after="0"/>
-        <w:rPr>
-          <w:rFonts w:ascii="Times New Roman" w:hAnsi="Times New Roman" w:cs="Times New Roman"/>
-          <w:szCs w:val="24"/>
-        </w:rPr>
-      </w:pPr>
-      <w:r>
-        <w:rPr>
-          <w:rFonts w:ascii="Times New Roman" w:hAnsi="Times New Roman" w:cs="Times New Roman"/>
-          <w:szCs w:val="24"/>
-        </w:rPr>
-        <w:t xml:space="preserve">When they finish each </w:t>
-      </w:r>
-      <w:proofErr w:type="gramStart"/>
-      <w:r>
-        <w:rPr>
-          <w:rFonts w:ascii="Times New Roman" w:hAnsi="Times New Roman" w:cs="Times New Roman"/>
-          <w:szCs w:val="24"/>
-        </w:rPr>
-        <w:t>sprint</w:t>
-      </w:r>
-      <w:proofErr w:type="gramEnd"/>
-      <w:r>
-        <w:rPr>
-          <w:rFonts w:ascii="Times New Roman" w:hAnsi="Times New Roman" w:cs="Times New Roman"/>
-          <w:szCs w:val="24"/>
-        </w:rPr>
-        <w:t xml:space="preserve"> they have a working version of the system. Then they can ask users what they think and make it better based on what they say. They can also look at how the system is working and make changes to improve it. This way the </w:t>
-      </w:r>
-      <w:proofErr w:type="spellStart"/>
-      <w:r>
-        <w:rPr>
-          <w:rFonts w:ascii="Times New Roman" w:hAnsi="Times New Roman" w:cs="Times New Roman"/>
-          <w:szCs w:val="24"/>
-        </w:rPr>
-        <w:t>CarbonTrack</w:t>
-      </w:r>
-      <w:proofErr w:type="spellEnd"/>
-      <w:r>
-        <w:rPr>
-          <w:rFonts w:ascii="Times New Roman" w:hAnsi="Times New Roman" w:cs="Times New Roman"/>
-          <w:szCs w:val="24"/>
-        </w:rPr>
-        <w:t xml:space="preserve"> system gets better and better over time.</w:t>
-      </w:r>
-    </w:p>
-    <w:p>
-      <w:pPr>
-        <w:spacing w:after="0"/>
-        <w:rPr>
-          <w:rFonts w:ascii="Times New Roman" w:hAnsi="Times New Roman" w:cs="Times New Roman"/>
-          <w:szCs w:val="24"/>
-        </w:rPr>
-      </w:pPr>
-    </w:p>
-    <w:p>
-      <w:pPr>
-        <w:spacing w:after="120"/>
+          <w:sz w:val="32"/>
+          <w:szCs w:val="32"/>
+        </w:rPr>
+      </w:pPr>
+      <w:r>
         <w:rPr>
           <w:rFonts w:ascii="Times New Roman" w:hAnsi="Times New Roman" w:cs="Times New Roman"/>
           <w:b/>
           <w:bCs/>
-          <w:szCs w:val="24"/>
-        </w:rPr>
-      </w:pPr>
-      <w:r>
+          <w:sz w:val="32"/>
+          <w:szCs w:val="32"/>
+        </w:rPr>
+        <w:t>2. Requirement Analysis</w:t>
+      </w:r>
+    </w:p>
+    <w:p>
+      <w:pPr>
+        <w:spacing w:after="120"/>
+        <w:rPr>
+          <w:rFonts w:ascii="Times New Roman" w:hAnsi="Times New Roman" w:cs="Times New Roman"/>
+          <w:szCs w:val="24"/>
+        </w:rPr>
+      </w:pPr>
+      <w:r>
+        <w:rPr>
+          <w:rFonts w:ascii="Times New Roman" w:hAnsi="Times New Roman" w:cs="Times New Roman"/>
+          <w:szCs w:val="24"/>
+        </w:rPr>
+        <w:t>The requirement analysis phase involved identifying all functional and non-functional requirements of the extended system. For v3.0, the following new requirements were added to the baseline scope:</w:t>
+      </w:r>
+    </w:p>
+    <w:p>
+      <w:pPr>
+        <w:spacing w:after="120"/>
         <w:rPr>
           <w:rFonts w:ascii="Times New Roman" w:hAnsi="Times New Roman" w:cs="Times New Roman"/>
           <w:b/>
           <w:bCs/>
           <w:szCs w:val="24"/>
         </w:rPr>
-        <w:t>2. Requirement Analysis</w:t>
-      </w:r>
-    </w:p>
-    <w:p>
-      <w:pPr>
-        <w:spacing w:after="0"/>
-        <w:rPr>
-          <w:rFonts w:ascii="Times New Roman" w:hAnsi="Times New Roman" w:cs="Times New Roman"/>
-          <w:szCs w:val="24"/>
-        </w:rPr>
-      </w:pPr>
-      <w:r>
-        <w:rPr>
-          <w:rFonts w:ascii="Times New Roman" w:hAnsi="Times New Roman" w:cs="Times New Roman"/>
-          <w:szCs w:val="24"/>
-        </w:rPr>
-        <w:t xml:space="preserve">The first phase of the system development lifecycle involved the identification and analysis of system requirements. Based on the problem scope defined in the Software Requirements Specification </w:t>
-      </w:r>
-      <w:proofErr w:type="gramStart"/>
-      <w:r>
-        <w:rPr>
-          <w:rFonts w:ascii="Times New Roman" w:hAnsi="Times New Roman" w:cs="Times New Roman"/>
-          <w:szCs w:val="24"/>
-        </w:rPr>
-        <w:t>document ,</w:t>
-      </w:r>
-      <w:proofErr w:type="gramEnd"/>
-      <w:r>
-        <w:rPr>
-          <w:rFonts w:ascii="Times New Roman" w:hAnsi="Times New Roman" w:cs="Times New Roman"/>
-          <w:szCs w:val="24"/>
-        </w:rPr>
-        <w:t xml:space="preserve"> the system was required to:</w:t>
+      </w:pPr>
+      <w:r>
+        <w:rPr>
+          <w:rFonts w:ascii="Times New Roman" w:hAnsi="Times New Roman" w:cs="Times New Roman"/>
+          <w:b/>
+          <w:bCs/>
+          <w:szCs w:val="24"/>
+        </w:rPr>
+        <w:t>2.1 Original Baseline Requirements</w:t>
       </w:r>
     </w:p>
     <w:p>
       <w:pPr>
         <w:numPr>
           <w:ilvl w:val="0"/>
-          <w:numId w:val="1"/>
+          <w:numId w:val="10"/>
         </w:numPr>
-        <w:spacing w:after="0"/>
-        <w:rPr>
-          <w:rFonts w:ascii="Times New Roman" w:hAnsi="Times New Roman" w:cs="Times New Roman"/>
-          <w:szCs w:val="24"/>
-        </w:rPr>
-      </w:pPr>
-      <w:r>
-        <w:rPr>
-          <w:rFonts w:ascii="Times New Roman" w:hAnsi="Times New Roman" w:cs="Times New Roman"/>
-          <w:szCs w:val="24"/>
-        </w:rPr>
-        <w:t>Monitor household carbon emissions based on electricity, water, fuel and LPG consumption</w:t>
+        <w:spacing w:after="120"/>
+        <w:rPr>
+          <w:rFonts w:ascii="Times New Roman" w:hAnsi="Times New Roman" w:cs="Times New Roman"/>
+          <w:szCs w:val="24"/>
+        </w:rPr>
+      </w:pPr>
+      <w:r>
+        <w:rPr>
+          <w:rFonts w:ascii="Times New Roman" w:hAnsi="Times New Roman" w:cs="Times New Roman"/>
+          <w:szCs w:val="24"/>
+        </w:rPr>
+        <w:t>Monitor household carbon emissions across Electricity, Water, Fuel, and LPG</w:t>
       </w:r>
     </w:p>
     <w:p>
       <w:pPr>
         <w:numPr>
           <w:ilvl w:val="0"/>
-          <w:numId w:val="1"/>
+          <w:numId w:val="10"/>
         </w:numPr>
-        <w:spacing w:after="0"/>
-        <w:rPr>
-          <w:rFonts w:ascii="Times New Roman" w:hAnsi="Times New Roman" w:cs="Times New Roman"/>
-          <w:szCs w:val="24"/>
-        </w:rPr>
-      </w:pPr>
-      <w:r>
-        <w:rPr>
-          <w:rFonts w:ascii="Times New Roman" w:hAnsi="Times New Roman" w:cs="Times New Roman"/>
-          <w:szCs w:val="24"/>
-        </w:rPr>
-        <w:t>Maintain user-specific sustainability profiles</w:t>
+        <w:spacing w:after="120"/>
+        <w:rPr>
+          <w:rFonts w:ascii="Times New Roman" w:hAnsi="Times New Roman" w:cs="Times New Roman"/>
+          <w:szCs w:val="24"/>
+        </w:rPr>
+      </w:pPr>
+      <w:r>
+        <w:rPr>
+          <w:rFonts w:ascii="Times New Roman" w:hAnsi="Times New Roman" w:cs="Times New Roman"/>
+          <w:szCs w:val="24"/>
+        </w:rPr>
+        <w:t>Maintain user-specific sustainability profiles with JWT-authenticated sessions</w:t>
       </w:r>
     </w:p>
     <w:p>
       <w:pPr>
         <w:numPr>
           <w:ilvl w:val="0"/>
-          <w:numId w:val="1"/>
+          <w:numId w:val="10"/>
         </w:numPr>
-        <w:spacing w:after="0"/>
-        <w:rPr>
-          <w:rFonts w:ascii="Times New Roman" w:hAnsi="Times New Roman" w:cs="Times New Roman"/>
-          <w:szCs w:val="24"/>
-        </w:rPr>
-      </w:pPr>
-      <w:r>
-        <w:rPr>
-          <w:rFonts w:ascii="Times New Roman" w:hAnsi="Times New Roman" w:cs="Times New Roman"/>
-          <w:szCs w:val="24"/>
-        </w:rPr>
-        <w:t>Perform KPI-based carbon footprint calculation</w:t>
+        <w:spacing w:after="120"/>
+        <w:rPr>
+          <w:rFonts w:ascii="Times New Roman" w:hAnsi="Times New Roman" w:cs="Times New Roman"/>
+          <w:szCs w:val="24"/>
+        </w:rPr>
+      </w:pPr>
+      <w:r>
+        <w:rPr>
+          <w:rFonts w:ascii="Times New Roman" w:hAnsi="Times New Roman" w:cs="Times New Roman"/>
+          <w:szCs w:val="24"/>
+        </w:rPr>
+        <w:t>Perform KPI-based carbon footprint calculation against per-person monthly baselines</w:t>
       </w:r>
     </w:p>
     <w:p>
       <w:pPr>
         <w:numPr>
           <w:ilvl w:val="0"/>
-          <w:numId w:val="1"/>
+          <w:numId w:val="10"/>
         </w:numPr>
-        <w:spacing w:after="0"/>
+        <w:spacing w:after="120"/>
         <w:rPr>
           <w:rFonts w:ascii="Times New Roman" w:hAnsi="Times New Roman" w:cs="Times New Roman"/>
           <w:szCs w:val="24"/>
@@ -294,9 +260,9 @@
       <w:pPr>
         <w:numPr>
           <w:ilvl w:val="0"/>
-          <w:numId w:val="1"/>
+          <w:numId w:val="10"/>
         </w:numPr>
-        <w:spacing w:after="0"/>
+        <w:spacing w:after="120"/>
         <w:rPr>
           <w:rFonts w:ascii="Times New Roman" w:hAnsi="Times New Roman" w:cs="Times New Roman"/>
           <w:szCs w:val="24"/>
@@ -314,20 +280,20 @@
       <w:pPr>
         <w:numPr>
           <w:ilvl w:val="0"/>
-          <w:numId w:val="1"/>
+          <w:numId w:val="10"/>
         </w:numPr>
-        <w:spacing w:after="0"/>
-        <w:rPr>
-          <w:rFonts w:ascii="Times New Roman" w:hAnsi="Times New Roman" w:cs="Times New Roman"/>
-          <w:szCs w:val="24"/>
-        </w:rPr>
-      </w:pPr>
-      <w:r>
-        <w:rPr>
-          <w:rFonts w:ascii="Times New Roman" w:hAnsi="Times New Roman" w:cs="Times New Roman"/>
-          <w:szCs w:val="24"/>
-        </w:rPr>
-        <w:t xml:space="preserve">Implement incentive mechanisms to promote sustainable </w:t>
+        <w:spacing w:after="120"/>
+        <w:rPr>
+          <w:rFonts w:ascii="Times New Roman" w:hAnsi="Times New Roman" w:cs="Times New Roman"/>
+          <w:szCs w:val="24"/>
+        </w:rPr>
+      </w:pPr>
+      <w:r>
+        <w:rPr>
+          <w:rFonts w:ascii="Times New Roman" w:hAnsi="Times New Roman" w:cs="Times New Roman"/>
+          <w:szCs w:val="24"/>
+        </w:rPr>
+        <w:t xml:space="preserve">Implement incentive mechanisms (eco-points, city leaderboard) to promote sustainable </w:t>
       </w:r>
       <w:proofErr w:type="spellStart"/>
       <w:r>
@@ -343,46 +309,21 @@
       <w:pPr>
         <w:numPr>
           <w:ilvl w:val="0"/>
-          <w:numId w:val="1"/>
+          <w:numId w:val="10"/>
         </w:numPr>
-        <w:spacing w:after="0"/>
-        <w:rPr>
-          <w:rFonts w:ascii="Times New Roman" w:hAnsi="Times New Roman" w:cs="Times New Roman"/>
-          <w:szCs w:val="24"/>
-        </w:rPr>
-      </w:pPr>
-      <w:r>
-        <w:rPr>
-          <w:rFonts w:ascii="Times New Roman" w:hAnsi="Times New Roman" w:cs="Times New Roman"/>
-          <w:szCs w:val="24"/>
-        </w:rPr>
-        <w:t>Support a multi-user leaderboard system</w:t>
-      </w:r>
-    </w:p>
-    <w:p>
-      <w:pPr>
-        <w:spacing w:after="0"/>
-        <w:rPr>
-          <w:rFonts w:ascii="Times New Roman" w:hAnsi="Times New Roman" w:cs="Times New Roman"/>
-          <w:szCs w:val="24"/>
-        </w:rPr>
-      </w:pPr>
-      <w:r>
-        <w:rPr>
-          <w:rFonts w:ascii="Times New Roman" w:hAnsi="Times New Roman" w:cs="Times New Roman"/>
-          <w:szCs w:val="24"/>
-        </w:rPr>
-        <w:t>Functional requirements such as user authentication, data collection, emission computation and recommendation generation were identified alongside non-functional requirements such as scalability, reliability and usability.</w:t>
-      </w:r>
-    </w:p>
-    <w:p>
-      <w:pPr>
-        <w:spacing w:after="120"/>
-        <w:rPr>
-          <w:rFonts w:ascii="Times New Roman" w:hAnsi="Times New Roman" w:cs="Times New Roman"/>
-          <w:szCs w:val="24"/>
-        </w:rPr>
-      </w:pPr>
+        <w:spacing w:after="120"/>
+        <w:rPr>
+          <w:rFonts w:ascii="Times New Roman" w:hAnsi="Times New Roman" w:cs="Times New Roman"/>
+          <w:szCs w:val="24"/>
+        </w:rPr>
+      </w:pPr>
+      <w:r>
+        <w:rPr>
+          <w:rFonts w:ascii="Times New Roman" w:hAnsi="Times New Roman" w:cs="Times New Roman"/>
+          <w:szCs w:val="24"/>
+        </w:rPr>
+        <w:t>Support multi-user registration and session management</w:t>
+      </w:r>
     </w:p>
     <w:p>
       <w:pPr>
@@ -394,47 +335,17 @@
           <w:szCs w:val="24"/>
         </w:rPr>
       </w:pPr>
-      <w:r>
+    </w:p>
+    <w:p>
+      <w:pPr>
+        <w:spacing w:after="120"/>
         <w:rPr>
           <w:rFonts w:ascii="Times New Roman" w:hAnsi="Times New Roman" w:cs="Times New Roman"/>
           <w:b/>
           <w:bCs/>
           <w:szCs w:val="24"/>
         </w:rPr>
-        <w:t>3. System Design Approach</w:t>
-      </w:r>
-    </w:p>
-    <w:p>
-      <w:pPr>
-        <w:spacing w:after="0"/>
-        <w:rPr>
-          <w:rFonts w:ascii="Times New Roman" w:hAnsi="Times New Roman" w:cs="Times New Roman"/>
-          <w:szCs w:val="24"/>
-        </w:rPr>
-      </w:pPr>
-      <w:r>
-        <w:rPr>
-          <w:rFonts w:ascii="Times New Roman" w:hAnsi="Times New Roman" w:cs="Times New Roman"/>
-          <w:szCs w:val="24"/>
-        </w:rPr>
-        <w:t xml:space="preserve">Based on the </w:t>
-      </w:r>
-      <w:proofErr w:type="spellStart"/>
-      <w:r>
-        <w:rPr>
-          <w:rFonts w:ascii="Times New Roman" w:hAnsi="Times New Roman" w:cs="Times New Roman"/>
-          <w:szCs w:val="24"/>
-        </w:rPr>
-        <w:t>analyzed</w:t>
-      </w:r>
-      <w:proofErr w:type="spellEnd"/>
-      <w:r>
-        <w:rPr>
-          <w:rFonts w:ascii="Times New Roman" w:hAnsi="Times New Roman" w:cs="Times New Roman"/>
-          <w:szCs w:val="24"/>
-        </w:rPr>
-        <w:t xml:space="preserve"> requirements, a modular </w:t>
-      </w:r>
+      </w:pPr>
       <w:r>
         <w:rPr>
           <w:rFonts w:ascii="Times New Roman" w:hAnsi="Times New Roman" w:cs="Times New Roman"/>
@@ -442,14 +353,188 @@
           <w:bCs/>
           <w:szCs w:val="24"/>
         </w:rPr>
-        <w:t>client-server architecture</w:t>
-      </w:r>
-      <w:r>
-        <w:rPr>
-          <w:rFonts w:ascii="Times New Roman" w:hAnsi="Times New Roman" w:cs="Times New Roman"/>
-          <w:szCs w:val="24"/>
-        </w:rPr>
-        <w:t xml:space="preserve"> was designed consisting of the following layers:</w:t>
+        <w:t>2.2 Extended Requirements — v3.0 Additions</w:t>
+      </w:r>
+    </w:p>
+    <w:p>
+      <w:pPr>
+        <w:numPr>
+          <w:ilvl w:val="0"/>
+          <w:numId w:val="10"/>
+        </w:numPr>
+        <w:spacing w:after="120"/>
+        <w:rPr>
+          <w:rFonts w:ascii="Times New Roman" w:hAnsi="Times New Roman" w:cs="Times New Roman"/>
+          <w:szCs w:val="24"/>
+        </w:rPr>
+      </w:pPr>
+      <w:r>
+        <w:rPr>
+          <w:rFonts w:ascii="Times New Roman" w:hAnsi="Times New Roman" w:cs="Times New Roman"/>
+          <w:szCs w:val="24"/>
+        </w:rPr>
+        <w:t>Predictive Analytics: Forecast next-month CO₂ emissions using linear regression on historical data</w:t>
+      </w:r>
+    </w:p>
+    <w:p>
+      <w:pPr>
+        <w:numPr>
+          <w:ilvl w:val="0"/>
+          <w:numId w:val="10"/>
+        </w:numPr>
+        <w:spacing w:after="120"/>
+        <w:rPr>
+          <w:rFonts w:ascii="Times New Roman" w:hAnsi="Times New Roman" w:cs="Times New Roman"/>
+          <w:szCs w:val="24"/>
+        </w:rPr>
+      </w:pPr>
+      <w:r>
+        <w:rPr>
+          <w:rFonts w:ascii="Times New Roman" w:hAnsi="Times New Roman" w:cs="Times New Roman"/>
+          <w:szCs w:val="24"/>
+        </w:rPr>
+        <w:t>Badge System: Award achievement badges based on milestone thresholds</w:t>
+      </w:r>
+    </w:p>
+    <w:p>
+      <w:pPr>
+        <w:numPr>
+          <w:ilvl w:val="0"/>
+          <w:numId w:val="10"/>
+        </w:numPr>
+        <w:spacing w:after="120"/>
+        <w:rPr>
+          <w:rFonts w:ascii="Times New Roman" w:hAnsi="Times New Roman" w:cs="Times New Roman"/>
+          <w:szCs w:val="24"/>
+        </w:rPr>
+      </w:pPr>
+      <w:r>
+        <w:rPr>
+          <w:rFonts w:ascii="Times New Roman" w:hAnsi="Times New Roman" w:cs="Times New Roman"/>
+          <w:szCs w:val="24"/>
+        </w:rPr>
+        <w:t>Real-time Notification System: Alert users for budget exceedances, high usage, and badge unlocks</w:t>
+      </w:r>
+    </w:p>
+    <w:p>
+      <w:pPr>
+        <w:numPr>
+          <w:ilvl w:val="0"/>
+          <w:numId w:val="10"/>
+        </w:numPr>
+        <w:spacing w:after="120"/>
+        <w:rPr>
+          <w:rFonts w:ascii="Times New Roman" w:hAnsi="Times New Roman" w:cs="Times New Roman"/>
+          <w:szCs w:val="24"/>
+        </w:rPr>
+      </w:pPr>
+      <w:r>
+        <w:rPr>
+          <w:rFonts w:ascii="Times New Roman" w:hAnsi="Times New Roman" w:cs="Times New Roman"/>
+          <w:szCs w:val="24"/>
+        </w:rPr>
+        <w:lastRenderedPageBreak/>
+        <w:t>Hybrid Recommendation Engine: Rule-based recommendations with optional Anthropic AI upgrade</w:t>
+      </w:r>
+    </w:p>
+    <w:p>
+      <w:pPr>
+        <w:numPr>
+          <w:ilvl w:val="0"/>
+          <w:numId w:val="10"/>
+        </w:numPr>
+        <w:spacing w:after="120"/>
+        <w:rPr>
+          <w:rFonts w:ascii="Times New Roman" w:hAnsi="Times New Roman" w:cs="Times New Roman"/>
+          <w:szCs w:val="24"/>
+        </w:rPr>
+      </w:pPr>
+      <w:r>
+        <w:rPr>
+          <w:rFonts w:ascii="Times New Roman" w:hAnsi="Times New Roman" w:cs="Times New Roman"/>
+          <w:szCs w:val="24"/>
+        </w:rPr>
+        <w:t>Admin Dashboard: System-wide analytics, user management, and emissions overview for admins</w:t>
+      </w:r>
+    </w:p>
+    <w:p>
+      <w:pPr>
+        <w:numPr>
+          <w:ilvl w:val="0"/>
+          <w:numId w:val="10"/>
+        </w:numPr>
+        <w:spacing w:after="120"/>
+        <w:rPr>
+          <w:rFonts w:ascii="Times New Roman" w:hAnsi="Times New Roman" w:cs="Times New Roman"/>
+          <w:szCs w:val="24"/>
+        </w:rPr>
+      </w:pPr>
+      <w:r>
+        <w:rPr>
+          <w:rFonts w:ascii="Times New Roman" w:hAnsi="Times New Roman" w:cs="Times New Roman"/>
+          <w:szCs w:val="24"/>
+        </w:rPr>
+        <w:t>Comparison History View: Month-over-month CO₂ comparison with delta visualization</w:t>
+      </w:r>
+    </w:p>
+    <w:p>
+      <w:pPr>
+        <w:numPr>
+          <w:ilvl w:val="0"/>
+          <w:numId w:val="10"/>
+        </w:numPr>
+        <w:spacing w:after="120"/>
+        <w:rPr>
+          <w:rFonts w:ascii="Times New Roman" w:hAnsi="Times New Roman" w:cs="Times New Roman"/>
+          <w:szCs w:val="24"/>
+        </w:rPr>
+      </w:pPr>
+      <w:r>
+        <w:rPr>
+          <w:rFonts w:ascii="Times New Roman" w:hAnsi="Times New Roman" w:cs="Times New Roman"/>
+          <w:szCs w:val="24"/>
+        </w:rPr>
+        <w:t>Goal Progress Bar: Real-time budget utilization visualization on the main dashboard</w:t>
+      </w:r>
+    </w:p>
+    <w:p>
+      <w:pPr>
+        <w:numPr>
+          <w:ilvl w:val="0"/>
+          <w:numId w:val="10"/>
+        </w:numPr>
+        <w:spacing w:after="120"/>
+        <w:rPr>
+          <w:rFonts w:ascii="Times New Roman" w:hAnsi="Times New Roman" w:cs="Times New Roman"/>
+          <w:szCs w:val="24"/>
+        </w:rPr>
+      </w:pPr>
+      <w:r>
+        <w:rPr>
+          <w:rFonts w:ascii="Times New Roman" w:hAnsi="Times New Roman" w:cs="Times New Roman"/>
+          <w:szCs w:val="24"/>
+        </w:rPr>
+        <w:t>Dark Mode: Full dark-theme support propagated across all pages</w:t>
+      </w:r>
+    </w:p>
+    <w:p>
+      <w:pPr>
+        <w:numPr>
+          <w:ilvl w:val="0"/>
+          <w:numId w:val="10"/>
+        </w:numPr>
+        <w:spacing w:after="120"/>
+        <w:rPr>
+          <w:rFonts w:ascii="Times New Roman" w:hAnsi="Times New Roman" w:cs="Times New Roman"/>
+          <w:szCs w:val="24"/>
+        </w:rPr>
+      </w:pPr>
+      <w:r>
+        <w:rPr>
+          <w:rFonts w:ascii="Times New Roman" w:hAnsi="Times New Roman" w:cs="Times New Roman"/>
+          <w:szCs w:val="24"/>
+        </w:rPr>
+        <w:t>Mobile Responsiveness: Fully responsive layout for all screen sizes</w:t>
       </w:r>
     </w:p>
     <w:p>
@@ -462,157 +547,274 @@
           <w:szCs w:val="24"/>
         </w:rPr>
       </w:pPr>
-      <w:r>
+    </w:p>
+    <w:p>
+      <w:pPr>
+        <w:spacing w:after="120"/>
         <w:rPr>
           <w:rFonts w:ascii="Times New Roman" w:hAnsi="Times New Roman" w:cs="Times New Roman"/>
           <w:b/>
           <w:bCs/>
-          <w:szCs w:val="24"/>
-        </w:rPr>
-        <w:t>3.1 Presentation Layer</w:t>
-      </w:r>
-    </w:p>
-    <w:p>
-      <w:pPr>
-        <w:spacing w:after="0"/>
-        <w:rPr>
-          <w:rFonts w:ascii="Times New Roman" w:hAnsi="Times New Roman" w:cs="Times New Roman"/>
-          <w:szCs w:val="24"/>
-        </w:rPr>
-      </w:pPr>
-      <w:r>
-        <w:rPr>
-          <w:rFonts w:ascii="Times New Roman" w:hAnsi="Times New Roman" w:cs="Times New Roman"/>
-          <w:szCs w:val="24"/>
-        </w:rPr>
-        <w:t>The Presentation Layer was implemented using ReactJS and is responsible for:</w:t>
+          <w:sz w:val="32"/>
+          <w:szCs w:val="32"/>
+        </w:rPr>
+      </w:pPr>
+      <w:r>
+        <w:rPr>
+          <w:rFonts w:ascii="Times New Roman" w:hAnsi="Times New Roman" w:cs="Times New Roman"/>
+          <w:b/>
+          <w:bCs/>
+          <w:sz w:val="32"/>
+          <w:szCs w:val="32"/>
+        </w:rPr>
+        <w:t>3. System Design Approach</w:t>
+      </w:r>
+    </w:p>
+    <w:p>
+      <w:pPr>
+        <w:spacing w:after="120"/>
+        <w:rPr>
+          <w:rFonts w:ascii="Times New Roman" w:hAnsi="Times New Roman" w:cs="Times New Roman"/>
+          <w:szCs w:val="24"/>
+        </w:rPr>
+      </w:pPr>
+      <w:proofErr w:type="spellStart"/>
+      <w:r>
+        <w:rPr>
+          <w:rFonts w:ascii="Times New Roman" w:hAnsi="Times New Roman" w:cs="Times New Roman"/>
+          <w:szCs w:val="24"/>
+        </w:rPr>
+        <w:t>CarbonTrack</w:t>
+      </w:r>
+      <w:proofErr w:type="spellEnd"/>
+      <w:r>
+        <w:rPr>
+          <w:rFonts w:ascii="Times New Roman" w:hAnsi="Times New Roman" w:cs="Times New Roman"/>
+          <w:szCs w:val="24"/>
+        </w:rPr>
+        <w:t xml:space="preserve"> v3.0 retains its modular client-server architecture while extending each layer with new capabilities. The system is structured across three layers:</w:t>
+      </w:r>
+    </w:p>
+    <w:p>
+      <w:pPr>
+        <w:spacing w:after="120"/>
+        <w:rPr>
+          <w:rFonts w:ascii="Times New Roman" w:hAnsi="Times New Roman" w:cs="Times New Roman"/>
+          <w:b/>
+          <w:bCs/>
+          <w:szCs w:val="24"/>
+        </w:rPr>
+      </w:pPr>
+    </w:p>
+    <w:p>
+      <w:pPr>
+        <w:spacing w:after="120"/>
+        <w:rPr>
+          <w:rFonts w:ascii="Times New Roman" w:hAnsi="Times New Roman" w:cs="Times New Roman"/>
+          <w:b/>
+          <w:bCs/>
+          <w:szCs w:val="24"/>
+        </w:rPr>
+      </w:pPr>
+      <w:r>
+        <w:rPr>
+          <w:rFonts w:ascii="Times New Roman" w:hAnsi="Times New Roman" w:cs="Times New Roman"/>
+          <w:b/>
+          <w:bCs/>
+          <w:szCs w:val="24"/>
+        </w:rPr>
+        <w:t>3.1 Presentation Layer (ReactJS + Vite)</w:t>
+      </w:r>
+    </w:p>
+    <w:p>
+      <w:pPr>
+        <w:spacing w:after="120"/>
+        <w:rPr>
+          <w:rFonts w:ascii="Times New Roman" w:hAnsi="Times New Roman" w:cs="Times New Roman"/>
+          <w:szCs w:val="24"/>
+        </w:rPr>
+      </w:pPr>
+      <w:r>
+        <w:rPr>
+          <w:rFonts w:ascii="Times New Roman" w:hAnsi="Times New Roman" w:cs="Times New Roman"/>
+          <w:szCs w:val="24"/>
+        </w:rPr>
+        <w:t>The Presentation Layer was significantly upgraded in v3.0 to include five dedicated navigation pages, two new dashboard cards, a global dark mode, and smooth animations. Key additions include:</w:t>
       </w:r>
     </w:p>
     <w:p>
       <w:pPr>
         <w:numPr>
           <w:ilvl w:val="0"/>
-          <w:numId w:val="2"/>
+          <w:numId w:val="10"/>
         </w:numPr>
-        <w:spacing w:after="0"/>
-        <w:rPr>
-          <w:rFonts w:ascii="Times New Roman" w:hAnsi="Times New Roman" w:cs="Times New Roman"/>
-          <w:szCs w:val="24"/>
-        </w:rPr>
-      </w:pPr>
-      <w:r>
-        <w:rPr>
-          <w:rFonts w:ascii="Times New Roman" w:hAnsi="Times New Roman" w:cs="Times New Roman"/>
-          <w:szCs w:val="24"/>
-        </w:rPr>
-        <w:t>User interaction through web-based graphical interfaces</w:t>
+        <w:spacing w:after="120"/>
+        <w:rPr>
+          <w:rFonts w:ascii="Times New Roman" w:hAnsi="Times New Roman" w:cs="Times New Roman"/>
+          <w:szCs w:val="24"/>
+        </w:rPr>
+      </w:pPr>
+      <w:r>
+        <w:rPr>
+          <w:rFonts w:ascii="Times New Roman" w:hAnsi="Times New Roman" w:cs="Times New Roman"/>
+          <w:szCs w:val="24"/>
+        </w:rPr>
+        <w:t xml:space="preserve">Predictions Page: </w:t>
+      </w:r>
+      <w:proofErr w:type="gramStart"/>
+      <w:r>
+        <w:rPr>
+          <w:rFonts w:ascii="Times New Roman" w:hAnsi="Times New Roman" w:cs="Times New Roman"/>
+          <w:szCs w:val="24"/>
+        </w:rPr>
+        <w:t>A full-page predictive analytics</w:t>
+      </w:r>
+      <w:proofErr w:type="gramEnd"/>
+      <w:r>
+        <w:rPr>
+          <w:rFonts w:ascii="Times New Roman" w:hAnsi="Times New Roman" w:cs="Times New Roman"/>
+          <w:szCs w:val="24"/>
+        </w:rPr>
+        <w:t xml:space="preserve"> view with historical trend chart, per-resource forecasts, and confidence indicators</w:t>
       </w:r>
     </w:p>
     <w:p>
       <w:pPr>
         <w:numPr>
           <w:ilvl w:val="0"/>
-          <w:numId w:val="2"/>
+          <w:numId w:val="10"/>
         </w:numPr>
-        <w:spacing w:after="0"/>
-        <w:rPr>
-          <w:rFonts w:ascii="Times New Roman" w:hAnsi="Times New Roman" w:cs="Times New Roman"/>
-          <w:szCs w:val="24"/>
-        </w:rPr>
-      </w:pPr>
-      <w:r>
-        <w:rPr>
-          <w:rFonts w:ascii="Times New Roman" w:hAnsi="Times New Roman" w:cs="Times New Roman"/>
-          <w:szCs w:val="24"/>
-        </w:rPr>
-        <w:t>Display of emission analytics through charts and graphs</w:t>
+        <w:spacing w:after="120"/>
+        <w:rPr>
+          <w:rFonts w:ascii="Times New Roman" w:hAnsi="Times New Roman" w:cs="Times New Roman"/>
+          <w:szCs w:val="24"/>
+        </w:rPr>
+      </w:pPr>
+      <w:r>
+        <w:rPr>
+          <w:rFonts w:ascii="Times New Roman" w:hAnsi="Times New Roman" w:cs="Times New Roman"/>
+          <w:szCs w:val="24"/>
+        </w:rPr>
+        <w:t>Notifications Page: An alert centre with severity-coded cards, read/unread filtering, and one-click mark-as-read</w:t>
       </w:r>
     </w:p>
     <w:p>
       <w:pPr>
         <w:numPr>
           <w:ilvl w:val="0"/>
-          <w:numId w:val="2"/>
+          <w:numId w:val="10"/>
         </w:numPr>
-        <w:spacing w:after="0"/>
-        <w:rPr>
-          <w:rFonts w:ascii="Times New Roman" w:hAnsi="Times New Roman" w:cs="Times New Roman"/>
-          <w:szCs w:val="24"/>
-        </w:rPr>
-      </w:pPr>
-      <w:r>
-        <w:rPr>
-          <w:rFonts w:ascii="Times New Roman" w:hAnsi="Times New Roman" w:cs="Times New Roman"/>
-          <w:szCs w:val="24"/>
-        </w:rPr>
-        <w:t>Dashboard rendering</w:t>
+        <w:spacing w:after="120"/>
+        <w:rPr>
+          <w:rFonts w:ascii="Times New Roman" w:hAnsi="Times New Roman" w:cs="Times New Roman"/>
+          <w:szCs w:val="24"/>
+        </w:rPr>
+      </w:pPr>
+      <w:r>
+        <w:rPr>
+          <w:rFonts w:ascii="Times New Roman" w:hAnsi="Times New Roman" w:cs="Times New Roman"/>
+          <w:szCs w:val="24"/>
+        </w:rPr>
+        <w:t>Admin Page: A role-gated analytics panel with user table, system-wide CO₂ charts, and top emitters view</w:t>
       </w:r>
     </w:p>
     <w:p>
       <w:pPr>
         <w:numPr>
           <w:ilvl w:val="0"/>
-          <w:numId w:val="2"/>
+          <w:numId w:val="10"/>
         </w:numPr>
-        <w:spacing w:after="0"/>
-        <w:rPr>
-          <w:rFonts w:ascii="Times New Roman" w:hAnsi="Times New Roman" w:cs="Times New Roman"/>
-          <w:szCs w:val="24"/>
-        </w:rPr>
-      </w:pPr>
-      <w:r>
-        <w:rPr>
-          <w:rFonts w:ascii="Times New Roman" w:hAnsi="Times New Roman" w:cs="Times New Roman"/>
-          <w:szCs w:val="24"/>
-        </w:rPr>
-        <w:lastRenderedPageBreak/>
-        <w:t>Sustainability goal tracking</w:t>
+        <w:spacing w:after="120"/>
+        <w:rPr>
+          <w:rFonts w:ascii="Times New Roman" w:hAnsi="Times New Roman" w:cs="Times New Roman"/>
+          <w:szCs w:val="24"/>
+        </w:rPr>
+      </w:pPr>
+      <w:proofErr w:type="spellStart"/>
+      <w:r>
+        <w:rPr>
+          <w:rFonts w:ascii="Times New Roman" w:hAnsi="Times New Roman" w:cs="Times New Roman"/>
+          <w:szCs w:val="24"/>
+        </w:rPr>
+        <w:t>BadgesCard</w:t>
+      </w:r>
+      <w:proofErr w:type="spellEnd"/>
+      <w:r>
+        <w:rPr>
+          <w:rFonts w:ascii="Times New Roman" w:hAnsi="Times New Roman" w:cs="Times New Roman"/>
+          <w:szCs w:val="24"/>
+        </w:rPr>
+        <w:t xml:space="preserve"> Component: A 10-slot achievement grid displayed on the dashboard showing earned vs locked badges</w:t>
       </w:r>
     </w:p>
     <w:p>
       <w:pPr>
         <w:numPr>
           <w:ilvl w:val="0"/>
-          <w:numId w:val="2"/>
+          <w:numId w:val="10"/>
         </w:numPr>
-        <w:spacing w:after="0"/>
-        <w:rPr>
-          <w:rFonts w:ascii="Times New Roman" w:hAnsi="Times New Roman" w:cs="Times New Roman"/>
-          <w:szCs w:val="24"/>
-        </w:rPr>
-      </w:pPr>
-      <w:r>
-        <w:rPr>
-          <w:rFonts w:ascii="Times New Roman" w:hAnsi="Times New Roman" w:cs="Times New Roman"/>
-          <w:szCs w:val="24"/>
-        </w:rPr>
-        <w:t>Recommendation display</w:t>
-      </w:r>
-    </w:p>
-    <w:p>
-      <w:pPr>
-        <w:spacing w:after="0"/>
-        <w:rPr>
-          <w:rFonts w:ascii="Times New Roman" w:hAnsi="Times New Roman" w:cs="Times New Roman"/>
-          <w:szCs w:val="24"/>
-        </w:rPr>
-      </w:pPr>
-      <w:r>
-        <w:rPr>
-          <w:rFonts w:ascii="Times New Roman" w:hAnsi="Times New Roman" w:cs="Times New Roman"/>
-          <w:szCs w:val="24"/>
-        </w:rPr>
-        <w:t>This layer communicates with the backend through RESTful API endpoints.</w:t>
-      </w:r>
-    </w:p>
-    <w:p>
-      <w:pPr>
-        <w:spacing w:after="120"/>
-        <w:rPr>
-          <w:rFonts w:ascii="Times New Roman" w:hAnsi="Times New Roman" w:cs="Times New Roman"/>
-          <w:szCs w:val="24"/>
-        </w:rPr>
-      </w:pPr>
+        <w:spacing w:after="120"/>
+        <w:rPr>
+          <w:rFonts w:ascii="Times New Roman" w:hAnsi="Times New Roman" w:cs="Times New Roman"/>
+          <w:szCs w:val="24"/>
+        </w:rPr>
+      </w:pPr>
+      <w:proofErr w:type="spellStart"/>
+      <w:r>
+        <w:rPr>
+          <w:rFonts w:ascii="Times New Roman" w:hAnsi="Times New Roman" w:cs="Times New Roman"/>
+          <w:szCs w:val="24"/>
+        </w:rPr>
+        <w:t>PredictionCard</w:t>
+      </w:r>
+      <w:proofErr w:type="spellEnd"/>
+      <w:r>
+        <w:rPr>
+          <w:rFonts w:ascii="Times New Roman" w:hAnsi="Times New Roman" w:cs="Times New Roman"/>
+          <w:szCs w:val="24"/>
+        </w:rPr>
+        <w:t xml:space="preserve"> Component: A compact dashboard card summarizing the next-month forecast with trend direction</w:t>
+      </w:r>
+    </w:p>
+    <w:p>
+      <w:pPr>
+        <w:numPr>
+          <w:ilvl w:val="0"/>
+          <w:numId w:val="10"/>
+        </w:numPr>
+        <w:spacing w:after="120"/>
+        <w:rPr>
+          <w:rFonts w:ascii="Times New Roman" w:hAnsi="Times New Roman" w:cs="Times New Roman"/>
+          <w:szCs w:val="24"/>
+        </w:rPr>
+      </w:pPr>
+      <w:r>
+        <w:rPr>
+          <w:rFonts w:ascii="Times New Roman" w:hAnsi="Times New Roman" w:cs="Times New Roman"/>
+          <w:szCs w:val="24"/>
+        </w:rPr>
+        <w:t>Goal Progress Bar: An inline budget utilization bar injected above the summary tiles, color-coded by percentage used</w:t>
+      </w:r>
+    </w:p>
+    <w:p>
+      <w:pPr>
+        <w:numPr>
+          <w:ilvl w:val="0"/>
+          <w:numId w:val="10"/>
+        </w:numPr>
+        <w:spacing w:after="120"/>
+        <w:rPr>
+          <w:rFonts w:ascii="Times New Roman" w:hAnsi="Times New Roman" w:cs="Times New Roman"/>
+          <w:szCs w:val="24"/>
+        </w:rPr>
+      </w:pPr>
+      <w:r>
+        <w:rPr>
+          <w:rFonts w:ascii="Times New Roman" w:hAnsi="Times New Roman" w:cs="Times New Roman"/>
+          <w:szCs w:val="24"/>
+        </w:rPr>
+        <w:t>Toast Notifications: A floating badge-unlock toast that appears on dashboard load when new badges are awarded</w:t>
+      </w:r>
     </w:p>
     <w:p>
       <w:pPr>
@@ -624,35 +826,32 @@
           <w:szCs w:val="24"/>
         </w:rPr>
       </w:pPr>
-      <w:r>
+    </w:p>
+    <w:p>
+      <w:pPr>
+        <w:spacing w:after="120"/>
         <w:rPr>
           <w:rFonts w:ascii="Times New Roman" w:hAnsi="Times New Roman" w:cs="Times New Roman"/>
           <w:b/>
           <w:bCs/>
           <w:szCs w:val="24"/>
         </w:rPr>
-        <w:t>3.2 Application Layer</w:t>
-      </w:r>
-    </w:p>
-    <w:p>
-      <w:pPr>
-        <w:spacing w:after="0"/>
-        <w:rPr>
-          <w:rFonts w:ascii="Times New Roman" w:hAnsi="Times New Roman" w:cs="Times New Roman"/>
-          <w:szCs w:val="24"/>
-        </w:rPr>
-      </w:pPr>
-      <w:r>
-        <w:rPr>
-          <w:rFonts w:ascii="Times New Roman" w:hAnsi="Times New Roman" w:cs="Times New Roman"/>
-          <w:szCs w:val="24"/>
-        </w:rPr>
-        <w:t xml:space="preserve">The Application Layer was implemented using </w:t>
+      </w:pPr>
+      <w:r>
+        <w:rPr>
+          <w:rFonts w:ascii="Times New Roman" w:hAnsi="Times New Roman" w:cs="Times New Roman"/>
+          <w:b/>
+          <w:bCs/>
+          <w:szCs w:val="24"/>
+        </w:rPr>
+        <w:t>3.2 Application Layer (</w:t>
       </w:r>
       <w:proofErr w:type="spellStart"/>
       <w:r>
         <w:rPr>
           <w:rFonts w:ascii="Times New Roman" w:hAnsi="Times New Roman" w:cs="Times New Roman"/>
+          <w:b/>
+          <w:bCs/>
           <w:szCs w:val="24"/>
         </w:rPr>
         <w:t>FastAPI</w:t>
@@ -661,155 +860,3027 @@
       <w:r>
         <w:rPr>
           <w:rFonts w:ascii="Times New Roman" w:hAnsi="Times New Roman" w:cs="Times New Roman"/>
-          <w:szCs w:val="24"/>
-        </w:rPr>
-        <w:t xml:space="preserve"> and performs core computational tasks such as:</w:t>
+          <w:b/>
+          <w:bCs/>
+          <w:szCs w:val="24"/>
+        </w:rPr>
+        <w:t>)</w:t>
+      </w:r>
+    </w:p>
+    <w:p>
+      <w:pPr>
+        <w:spacing w:after="120"/>
+        <w:rPr>
+          <w:rFonts w:ascii="Times New Roman" w:hAnsi="Times New Roman" w:cs="Times New Roman"/>
+          <w:szCs w:val="24"/>
+        </w:rPr>
+      </w:pPr>
+      <w:r>
+        <w:rPr>
+          <w:rFonts w:ascii="Times New Roman" w:hAnsi="Times New Roman" w:cs="Times New Roman"/>
+          <w:szCs w:val="24"/>
+        </w:rPr>
+        <w:t>Four new service modules and four new route files were added to the Application Layer in v3.0:</w:t>
+      </w:r>
+    </w:p>
+    <w:p>
+      <w:pPr>
+        <w:spacing w:after="120"/>
+        <w:rPr>
+          <w:rFonts w:ascii="Times New Roman" w:hAnsi="Times New Roman" w:cs="Times New Roman"/>
+          <w:szCs w:val="24"/>
+        </w:rPr>
+      </w:pPr>
+    </w:p>
+    <w:tbl>
+      <w:tblPr>
+        <w:tblStyle w:val="TableGrid"/>
+        <w:tblW w:w="9360" w:type="dxa"/>
+        <w:tblLook w:val="04A0" w:firstRow="1" w:lastRow="0" w:firstColumn="1" w:lastColumn="0" w:noHBand="0" w:noVBand="1"/>
+      </w:tblPr>
+      <w:tblGrid>
+        <w:gridCol w:w="3200"/>
+        <w:gridCol w:w="2000"/>
+        <w:gridCol w:w="4160"/>
+      </w:tblGrid>
+      <w:tr>
+        <w:tc>
+          <w:tcPr>
+            <w:tcW w:w="3200" w:type="dxa"/>
+          </w:tcPr>
+          <w:p>
+            <w:pPr>
+              <w:spacing w:after="120" w:line="278" w:lineRule="auto"/>
+              <w:rPr>
+                <w:rFonts w:ascii="Times New Roman" w:hAnsi="Times New Roman" w:cs="Times New Roman"/>
+                <w:b/>
+                <w:bCs/>
+                <w:szCs w:val="24"/>
+              </w:rPr>
+            </w:pPr>
+            <w:r>
+              <w:rPr>
+                <w:rFonts w:ascii="Times New Roman" w:hAnsi="Times New Roman" w:cs="Times New Roman"/>
+                <w:b/>
+                <w:bCs/>
+                <w:szCs w:val="24"/>
+              </w:rPr>
+              <w:lastRenderedPageBreak/>
+              <w:t>New Module</w:t>
+            </w:r>
+          </w:p>
+        </w:tc>
+        <w:tc>
+          <w:tcPr>
+            <w:tcW w:w="2000" w:type="dxa"/>
+          </w:tcPr>
+          <w:p>
+            <w:pPr>
+              <w:spacing w:after="120" w:line="278" w:lineRule="auto"/>
+              <w:rPr>
+                <w:rFonts w:ascii="Times New Roman" w:hAnsi="Times New Roman" w:cs="Times New Roman"/>
+                <w:b/>
+                <w:bCs/>
+                <w:szCs w:val="24"/>
+              </w:rPr>
+            </w:pPr>
+            <w:r>
+              <w:rPr>
+                <w:rFonts w:ascii="Times New Roman" w:hAnsi="Times New Roman" w:cs="Times New Roman"/>
+                <w:b/>
+                <w:bCs/>
+                <w:szCs w:val="24"/>
+              </w:rPr>
+              <w:t>Type</w:t>
+            </w:r>
+          </w:p>
+        </w:tc>
+        <w:tc>
+          <w:tcPr>
+            <w:tcW w:w="4160" w:type="dxa"/>
+          </w:tcPr>
+          <w:p>
+            <w:pPr>
+              <w:spacing w:after="120" w:line="278" w:lineRule="auto"/>
+              <w:rPr>
+                <w:rFonts w:ascii="Times New Roman" w:hAnsi="Times New Roman" w:cs="Times New Roman"/>
+                <w:b/>
+                <w:bCs/>
+                <w:szCs w:val="24"/>
+              </w:rPr>
+            </w:pPr>
+            <w:r>
+              <w:rPr>
+                <w:rFonts w:ascii="Times New Roman" w:hAnsi="Times New Roman" w:cs="Times New Roman"/>
+                <w:b/>
+                <w:bCs/>
+                <w:szCs w:val="24"/>
+              </w:rPr>
+              <w:t>Responsibility</w:t>
+            </w:r>
+          </w:p>
+        </w:tc>
+      </w:tr>
+      <w:tr>
+        <w:tc>
+          <w:tcPr>
+            <w:tcW w:w="3200" w:type="dxa"/>
+          </w:tcPr>
+          <w:p>
+            <w:pPr>
+              <w:spacing w:after="120" w:line="278" w:lineRule="auto"/>
+              <w:rPr>
+                <w:rFonts w:ascii="Times New Roman" w:hAnsi="Times New Roman" w:cs="Times New Roman"/>
+                <w:szCs w:val="24"/>
+              </w:rPr>
+            </w:pPr>
+            <w:r>
+              <w:rPr>
+                <w:rFonts w:ascii="Times New Roman" w:hAnsi="Times New Roman" w:cs="Times New Roman"/>
+                <w:szCs w:val="24"/>
+              </w:rPr>
+              <w:t>prediction_service.py</w:t>
+            </w:r>
+          </w:p>
+        </w:tc>
+        <w:tc>
+          <w:tcPr>
+            <w:tcW w:w="2000" w:type="dxa"/>
+          </w:tcPr>
+          <w:p>
+            <w:pPr>
+              <w:spacing w:after="120" w:line="278" w:lineRule="auto"/>
+              <w:rPr>
+                <w:rFonts w:ascii="Times New Roman" w:hAnsi="Times New Roman" w:cs="Times New Roman"/>
+                <w:szCs w:val="24"/>
+              </w:rPr>
+            </w:pPr>
+            <w:r>
+              <w:rPr>
+                <w:rFonts w:ascii="Times New Roman" w:hAnsi="Times New Roman" w:cs="Times New Roman"/>
+                <w:szCs w:val="24"/>
+              </w:rPr>
+              <w:t>Service</w:t>
+            </w:r>
+          </w:p>
+        </w:tc>
+        <w:tc>
+          <w:tcPr>
+            <w:tcW w:w="4160" w:type="dxa"/>
+          </w:tcPr>
+          <w:p>
+            <w:pPr>
+              <w:spacing w:after="120" w:line="278" w:lineRule="auto"/>
+              <w:rPr>
+                <w:rFonts w:ascii="Times New Roman" w:hAnsi="Times New Roman" w:cs="Times New Roman"/>
+                <w:szCs w:val="24"/>
+              </w:rPr>
+            </w:pPr>
+            <w:r>
+              <w:rPr>
+                <w:rFonts w:ascii="Times New Roman" w:hAnsi="Times New Roman" w:cs="Times New Roman"/>
+                <w:szCs w:val="24"/>
+              </w:rPr>
+              <w:t>Linear regression on monthly CO₂ summaries to forecast next month; per-resource trend analysis; weekly average computation</w:t>
+            </w:r>
+          </w:p>
+        </w:tc>
+      </w:tr>
+      <w:tr>
+        <w:tc>
+          <w:tcPr>
+            <w:tcW w:w="3200" w:type="dxa"/>
+          </w:tcPr>
+          <w:p>
+            <w:pPr>
+              <w:spacing w:after="120" w:line="278" w:lineRule="auto"/>
+              <w:rPr>
+                <w:rFonts w:ascii="Times New Roman" w:hAnsi="Times New Roman" w:cs="Times New Roman"/>
+                <w:szCs w:val="24"/>
+              </w:rPr>
+            </w:pPr>
+            <w:r>
+              <w:rPr>
+                <w:rFonts w:ascii="Times New Roman" w:hAnsi="Times New Roman" w:cs="Times New Roman"/>
+                <w:szCs w:val="24"/>
+              </w:rPr>
+              <w:t>badge_service.py</w:t>
+            </w:r>
+          </w:p>
+        </w:tc>
+        <w:tc>
+          <w:tcPr>
+            <w:tcW w:w="2000" w:type="dxa"/>
+          </w:tcPr>
+          <w:p>
+            <w:pPr>
+              <w:spacing w:after="120" w:line="278" w:lineRule="auto"/>
+              <w:rPr>
+                <w:rFonts w:ascii="Times New Roman" w:hAnsi="Times New Roman" w:cs="Times New Roman"/>
+                <w:szCs w:val="24"/>
+              </w:rPr>
+            </w:pPr>
+            <w:r>
+              <w:rPr>
+                <w:rFonts w:ascii="Times New Roman" w:hAnsi="Times New Roman" w:cs="Times New Roman"/>
+                <w:szCs w:val="24"/>
+              </w:rPr>
+              <w:t>Service</w:t>
+            </w:r>
+          </w:p>
+        </w:tc>
+        <w:tc>
+          <w:tcPr>
+            <w:tcW w:w="4160" w:type="dxa"/>
+          </w:tcPr>
+          <w:p>
+            <w:pPr>
+              <w:spacing w:after="120" w:line="278" w:lineRule="auto"/>
+              <w:rPr>
+                <w:rFonts w:ascii="Times New Roman" w:hAnsi="Times New Roman" w:cs="Times New Roman"/>
+                <w:szCs w:val="24"/>
+              </w:rPr>
+            </w:pPr>
+            <w:r>
+              <w:rPr>
+                <w:rFonts w:ascii="Times New Roman" w:hAnsi="Times New Roman" w:cs="Times New Roman"/>
+                <w:szCs w:val="24"/>
+              </w:rPr>
+              <w:t>Defines 10 badge definitions; awards badges based on activity milestones; returns full badge grid with earned status per user</w:t>
+            </w:r>
+          </w:p>
+        </w:tc>
+      </w:tr>
+      <w:tr>
+        <w:tc>
+          <w:tcPr>
+            <w:tcW w:w="3200" w:type="dxa"/>
+          </w:tcPr>
+          <w:p>
+            <w:pPr>
+              <w:spacing w:after="120" w:line="278" w:lineRule="auto"/>
+              <w:rPr>
+                <w:rFonts w:ascii="Times New Roman" w:hAnsi="Times New Roman" w:cs="Times New Roman"/>
+                <w:szCs w:val="24"/>
+              </w:rPr>
+            </w:pPr>
+            <w:r>
+              <w:rPr>
+                <w:rFonts w:ascii="Times New Roman" w:hAnsi="Times New Roman" w:cs="Times New Roman"/>
+                <w:szCs w:val="24"/>
+              </w:rPr>
+              <w:t>notification_service.py</w:t>
+            </w:r>
+          </w:p>
+        </w:tc>
+        <w:tc>
+          <w:tcPr>
+            <w:tcW w:w="2000" w:type="dxa"/>
+          </w:tcPr>
+          <w:p>
+            <w:pPr>
+              <w:spacing w:after="120" w:line="278" w:lineRule="auto"/>
+              <w:rPr>
+                <w:rFonts w:ascii="Times New Roman" w:hAnsi="Times New Roman" w:cs="Times New Roman"/>
+                <w:szCs w:val="24"/>
+              </w:rPr>
+            </w:pPr>
+            <w:r>
+              <w:rPr>
+                <w:rFonts w:ascii="Times New Roman" w:hAnsi="Times New Roman" w:cs="Times New Roman"/>
+                <w:szCs w:val="24"/>
+              </w:rPr>
+              <w:t>Service</w:t>
+            </w:r>
+          </w:p>
+        </w:tc>
+        <w:tc>
+          <w:tcPr>
+            <w:tcW w:w="4160" w:type="dxa"/>
+          </w:tcPr>
+          <w:p>
+            <w:pPr>
+              <w:spacing w:after="120" w:line="278" w:lineRule="auto"/>
+              <w:rPr>
+                <w:rFonts w:ascii="Times New Roman" w:hAnsi="Times New Roman" w:cs="Times New Roman"/>
+                <w:szCs w:val="24"/>
+              </w:rPr>
+            </w:pPr>
+            <w:r>
+              <w:rPr>
+                <w:rFonts w:ascii="Times New Roman" w:hAnsi="Times New Roman" w:cs="Times New Roman"/>
+                <w:szCs w:val="24"/>
+              </w:rPr>
+              <w:t>Creates, stores, and retrieves in-app notifications; triggers for budget exceedance, KPI critical alerts, and badge unlocks</w:t>
+            </w:r>
+          </w:p>
+        </w:tc>
+      </w:tr>
+      <w:tr>
+        <w:tc>
+          <w:tcPr>
+            <w:tcW w:w="3200" w:type="dxa"/>
+          </w:tcPr>
+          <w:p>
+            <w:pPr>
+              <w:spacing w:after="120" w:line="278" w:lineRule="auto"/>
+              <w:rPr>
+                <w:rFonts w:ascii="Times New Roman" w:hAnsi="Times New Roman" w:cs="Times New Roman"/>
+                <w:szCs w:val="24"/>
+              </w:rPr>
+            </w:pPr>
+            <w:r>
+              <w:rPr>
+                <w:rFonts w:ascii="Times New Roman" w:hAnsi="Times New Roman" w:cs="Times New Roman"/>
+                <w:szCs w:val="24"/>
+              </w:rPr>
+              <w:t>recommendation_service.py</w:t>
+            </w:r>
+          </w:p>
+        </w:tc>
+        <w:tc>
+          <w:tcPr>
+            <w:tcW w:w="2000" w:type="dxa"/>
+          </w:tcPr>
+          <w:p>
+            <w:pPr>
+              <w:spacing w:after="120" w:line="278" w:lineRule="auto"/>
+              <w:rPr>
+                <w:rFonts w:ascii="Times New Roman" w:hAnsi="Times New Roman" w:cs="Times New Roman"/>
+                <w:szCs w:val="24"/>
+              </w:rPr>
+            </w:pPr>
+            <w:r>
+              <w:rPr>
+                <w:rFonts w:ascii="Times New Roman" w:hAnsi="Times New Roman" w:cs="Times New Roman"/>
+                <w:szCs w:val="24"/>
+              </w:rPr>
+              <w:t>Service</w:t>
+            </w:r>
+          </w:p>
+        </w:tc>
+        <w:tc>
+          <w:tcPr>
+            <w:tcW w:w="4160" w:type="dxa"/>
+          </w:tcPr>
+          <w:p>
+            <w:pPr>
+              <w:spacing w:after="120" w:line="278" w:lineRule="auto"/>
+              <w:rPr>
+                <w:rFonts w:ascii="Times New Roman" w:hAnsi="Times New Roman" w:cs="Times New Roman"/>
+                <w:szCs w:val="24"/>
+              </w:rPr>
+            </w:pPr>
+            <w:r>
+              <w:rPr>
+                <w:rFonts w:ascii="Times New Roman" w:hAnsi="Times New Roman" w:cs="Times New Roman"/>
+                <w:szCs w:val="24"/>
+              </w:rPr>
+              <w:t xml:space="preserve">Upgraded to hybrid engine: rule-based fallback with optional Anthropic </w:t>
+            </w:r>
+            <w:proofErr w:type="spellStart"/>
+            <w:r>
+              <w:rPr>
+                <w:rFonts w:ascii="Times New Roman" w:hAnsi="Times New Roman" w:cs="Times New Roman"/>
+                <w:szCs w:val="24"/>
+              </w:rPr>
+              <w:t>claude</w:t>
+            </w:r>
+            <w:proofErr w:type="spellEnd"/>
+            <w:r>
+              <w:rPr>
+                <w:rFonts w:ascii="Times New Roman" w:hAnsi="Times New Roman" w:cs="Times New Roman"/>
+                <w:szCs w:val="24"/>
+              </w:rPr>
+              <w:t>-haiku AI-generated contextual recommendations</w:t>
+            </w:r>
+          </w:p>
+        </w:tc>
+      </w:tr>
+      <w:tr>
+        <w:tc>
+          <w:tcPr>
+            <w:tcW w:w="3200" w:type="dxa"/>
+          </w:tcPr>
+          <w:p>
+            <w:pPr>
+              <w:spacing w:after="120" w:line="278" w:lineRule="auto"/>
+              <w:rPr>
+                <w:rFonts w:ascii="Times New Roman" w:hAnsi="Times New Roman" w:cs="Times New Roman"/>
+                <w:szCs w:val="24"/>
+              </w:rPr>
+            </w:pPr>
+            <w:r>
+              <w:rPr>
+                <w:rFonts w:ascii="Times New Roman" w:hAnsi="Times New Roman" w:cs="Times New Roman"/>
+                <w:szCs w:val="24"/>
+              </w:rPr>
+              <w:t>predictions.py</w:t>
+            </w:r>
+          </w:p>
+        </w:tc>
+        <w:tc>
+          <w:tcPr>
+            <w:tcW w:w="2000" w:type="dxa"/>
+          </w:tcPr>
+          <w:p>
+            <w:pPr>
+              <w:spacing w:after="120" w:line="278" w:lineRule="auto"/>
+              <w:rPr>
+                <w:rFonts w:ascii="Times New Roman" w:hAnsi="Times New Roman" w:cs="Times New Roman"/>
+                <w:szCs w:val="24"/>
+              </w:rPr>
+            </w:pPr>
+            <w:r>
+              <w:rPr>
+                <w:rFonts w:ascii="Times New Roman" w:hAnsi="Times New Roman" w:cs="Times New Roman"/>
+                <w:szCs w:val="24"/>
+              </w:rPr>
+              <w:t>Route</w:t>
+            </w:r>
+          </w:p>
+        </w:tc>
+        <w:tc>
+          <w:tcPr>
+            <w:tcW w:w="4160" w:type="dxa"/>
+          </w:tcPr>
+          <w:p>
+            <w:pPr>
+              <w:spacing w:after="120" w:line="278" w:lineRule="auto"/>
+              <w:rPr>
+                <w:rFonts w:ascii="Times New Roman" w:hAnsi="Times New Roman" w:cs="Times New Roman"/>
+                <w:szCs w:val="24"/>
+              </w:rPr>
+            </w:pPr>
+            <w:r>
+              <w:rPr>
+                <w:rFonts w:ascii="Times New Roman" w:hAnsi="Times New Roman" w:cs="Times New Roman"/>
+                <w:szCs w:val="24"/>
+              </w:rPr>
+              <w:t>GET /</w:t>
+            </w:r>
+            <w:proofErr w:type="spellStart"/>
+            <w:r>
+              <w:rPr>
+                <w:rFonts w:ascii="Times New Roman" w:hAnsi="Times New Roman" w:cs="Times New Roman"/>
+                <w:szCs w:val="24"/>
+              </w:rPr>
+              <w:t>api</w:t>
+            </w:r>
+            <w:proofErr w:type="spellEnd"/>
+            <w:r>
+              <w:rPr>
+                <w:rFonts w:ascii="Times New Roman" w:hAnsi="Times New Roman" w:cs="Times New Roman"/>
+                <w:szCs w:val="24"/>
+              </w:rPr>
+              <w:t>/predictions/ — Returns linear regression forecast for authenticated user</w:t>
+            </w:r>
+          </w:p>
+        </w:tc>
+      </w:tr>
+      <w:tr>
+        <w:tc>
+          <w:tcPr>
+            <w:tcW w:w="3200" w:type="dxa"/>
+          </w:tcPr>
+          <w:p>
+            <w:pPr>
+              <w:spacing w:after="120" w:line="278" w:lineRule="auto"/>
+              <w:rPr>
+                <w:rFonts w:ascii="Times New Roman" w:hAnsi="Times New Roman" w:cs="Times New Roman"/>
+                <w:szCs w:val="24"/>
+              </w:rPr>
+            </w:pPr>
+            <w:r>
+              <w:rPr>
+                <w:rFonts w:ascii="Times New Roman" w:hAnsi="Times New Roman" w:cs="Times New Roman"/>
+                <w:szCs w:val="24"/>
+              </w:rPr>
+              <w:t>badges.py</w:t>
+            </w:r>
+          </w:p>
+        </w:tc>
+        <w:tc>
+          <w:tcPr>
+            <w:tcW w:w="2000" w:type="dxa"/>
+          </w:tcPr>
+          <w:p>
+            <w:pPr>
+              <w:spacing w:after="120" w:line="278" w:lineRule="auto"/>
+              <w:rPr>
+                <w:rFonts w:ascii="Times New Roman" w:hAnsi="Times New Roman" w:cs="Times New Roman"/>
+                <w:szCs w:val="24"/>
+              </w:rPr>
+            </w:pPr>
+            <w:r>
+              <w:rPr>
+                <w:rFonts w:ascii="Times New Roman" w:hAnsi="Times New Roman" w:cs="Times New Roman"/>
+                <w:szCs w:val="24"/>
+              </w:rPr>
+              <w:t>Route</w:t>
+            </w:r>
+          </w:p>
+        </w:tc>
+        <w:tc>
+          <w:tcPr>
+            <w:tcW w:w="4160" w:type="dxa"/>
+          </w:tcPr>
+          <w:p>
+            <w:pPr>
+              <w:spacing w:after="120" w:line="278" w:lineRule="auto"/>
+              <w:rPr>
+                <w:rFonts w:ascii="Times New Roman" w:hAnsi="Times New Roman" w:cs="Times New Roman"/>
+                <w:szCs w:val="24"/>
+              </w:rPr>
+            </w:pPr>
+            <w:r>
+              <w:rPr>
+                <w:rFonts w:ascii="Times New Roman" w:hAnsi="Times New Roman" w:cs="Times New Roman"/>
+                <w:szCs w:val="24"/>
+              </w:rPr>
+              <w:t>GET /</w:t>
+            </w:r>
+            <w:proofErr w:type="spellStart"/>
+            <w:r>
+              <w:rPr>
+                <w:rFonts w:ascii="Times New Roman" w:hAnsi="Times New Roman" w:cs="Times New Roman"/>
+                <w:szCs w:val="24"/>
+              </w:rPr>
+              <w:t>api</w:t>
+            </w:r>
+            <w:proofErr w:type="spellEnd"/>
+            <w:r>
+              <w:rPr>
+                <w:rFonts w:ascii="Times New Roman" w:hAnsi="Times New Roman" w:cs="Times New Roman"/>
+                <w:szCs w:val="24"/>
+              </w:rPr>
+              <w:t>/badges/me, POST /</w:t>
+            </w:r>
+            <w:proofErr w:type="spellStart"/>
+            <w:r>
+              <w:rPr>
+                <w:rFonts w:ascii="Times New Roman" w:hAnsi="Times New Roman" w:cs="Times New Roman"/>
+                <w:szCs w:val="24"/>
+              </w:rPr>
+              <w:t>api</w:t>
+            </w:r>
+            <w:proofErr w:type="spellEnd"/>
+            <w:r>
+              <w:rPr>
+                <w:rFonts w:ascii="Times New Roman" w:hAnsi="Times New Roman" w:cs="Times New Roman"/>
+                <w:szCs w:val="24"/>
+              </w:rPr>
+              <w:t>/badges/report-downloaded — Badge retrieval and report badge award</w:t>
+            </w:r>
+          </w:p>
+        </w:tc>
+      </w:tr>
+      <w:tr>
+        <w:tc>
+          <w:tcPr>
+            <w:tcW w:w="3200" w:type="dxa"/>
+          </w:tcPr>
+          <w:p>
+            <w:pPr>
+              <w:spacing w:after="120" w:line="278" w:lineRule="auto"/>
+              <w:rPr>
+                <w:rFonts w:ascii="Times New Roman" w:hAnsi="Times New Roman" w:cs="Times New Roman"/>
+                <w:szCs w:val="24"/>
+              </w:rPr>
+            </w:pPr>
+            <w:r>
+              <w:rPr>
+                <w:rFonts w:ascii="Times New Roman" w:hAnsi="Times New Roman" w:cs="Times New Roman"/>
+                <w:szCs w:val="24"/>
+              </w:rPr>
+              <w:t>notifications.py</w:t>
+            </w:r>
+          </w:p>
+        </w:tc>
+        <w:tc>
+          <w:tcPr>
+            <w:tcW w:w="2000" w:type="dxa"/>
+          </w:tcPr>
+          <w:p>
+            <w:pPr>
+              <w:spacing w:after="120" w:line="278" w:lineRule="auto"/>
+              <w:rPr>
+                <w:rFonts w:ascii="Times New Roman" w:hAnsi="Times New Roman" w:cs="Times New Roman"/>
+                <w:szCs w:val="24"/>
+              </w:rPr>
+            </w:pPr>
+            <w:r>
+              <w:rPr>
+                <w:rFonts w:ascii="Times New Roman" w:hAnsi="Times New Roman" w:cs="Times New Roman"/>
+                <w:szCs w:val="24"/>
+              </w:rPr>
+              <w:t>Route</w:t>
+            </w:r>
+          </w:p>
+        </w:tc>
+        <w:tc>
+          <w:tcPr>
+            <w:tcW w:w="4160" w:type="dxa"/>
+          </w:tcPr>
+          <w:p>
+            <w:pPr>
+              <w:spacing w:after="120" w:line="278" w:lineRule="auto"/>
+              <w:rPr>
+                <w:rFonts w:ascii="Times New Roman" w:hAnsi="Times New Roman" w:cs="Times New Roman"/>
+                <w:szCs w:val="24"/>
+              </w:rPr>
+            </w:pPr>
+            <w:r>
+              <w:rPr>
+                <w:rFonts w:ascii="Times New Roman" w:hAnsi="Times New Roman" w:cs="Times New Roman"/>
+                <w:szCs w:val="24"/>
+              </w:rPr>
+              <w:t>CRUD endpoints for notification listing, unread count, and read/read-all operations</w:t>
+            </w:r>
+          </w:p>
+        </w:tc>
+      </w:tr>
+      <w:tr>
+        <w:tc>
+          <w:tcPr>
+            <w:tcW w:w="3200" w:type="dxa"/>
+          </w:tcPr>
+          <w:p>
+            <w:pPr>
+              <w:spacing w:after="120" w:line="278" w:lineRule="auto"/>
+              <w:rPr>
+                <w:rFonts w:ascii="Times New Roman" w:hAnsi="Times New Roman" w:cs="Times New Roman"/>
+                <w:szCs w:val="24"/>
+              </w:rPr>
+            </w:pPr>
+            <w:r>
+              <w:rPr>
+                <w:rFonts w:ascii="Times New Roman" w:hAnsi="Times New Roman" w:cs="Times New Roman"/>
+                <w:szCs w:val="24"/>
+              </w:rPr>
+              <w:t>admin.py</w:t>
+            </w:r>
+          </w:p>
+        </w:tc>
+        <w:tc>
+          <w:tcPr>
+            <w:tcW w:w="2000" w:type="dxa"/>
+          </w:tcPr>
+          <w:p>
+            <w:pPr>
+              <w:spacing w:after="120" w:line="278" w:lineRule="auto"/>
+              <w:rPr>
+                <w:rFonts w:ascii="Times New Roman" w:hAnsi="Times New Roman" w:cs="Times New Roman"/>
+                <w:szCs w:val="24"/>
+              </w:rPr>
+            </w:pPr>
+            <w:r>
+              <w:rPr>
+                <w:rFonts w:ascii="Times New Roman" w:hAnsi="Times New Roman" w:cs="Times New Roman"/>
+                <w:szCs w:val="24"/>
+              </w:rPr>
+              <w:t>Route</w:t>
+            </w:r>
+          </w:p>
+        </w:tc>
+        <w:tc>
+          <w:tcPr>
+            <w:tcW w:w="4160" w:type="dxa"/>
+          </w:tcPr>
+          <w:p>
+            <w:pPr>
+              <w:spacing w:after="120" w:line="278" w:lineRule="auto"/>
+              <w:rPr>
+                <w:rFonts w:ascii="Times New Roman" w:hAnsi="Times New Roman" w:cs="Times New Roman"/>
+                <w:szCs w:val="24"/>
+              </w:rPr>
+            </w:pPr>
+            <w:r>
+              <w:rPr>
+                <w:rFonts w:ascii="Times New Roman" w:hAnsi="Times New Roman" w:cs="Times New Roman"/>
+                <w:szCs w:val="24"/>
+              </w:rPr>
+              <w:t>Admin-only GET /</w:t>
+            </w:r>
+            <w:proofErr w:type="spellStart"/>
+            <w:r>
+              <w:rPr>
+                <w:rFonts w:ascii="Times New Roman" w:hAnsi="Times New Roman" w:cs="Times New Roman"/>
+                <w:szCs w:val="24"/>
+              </w:rPr>
+              <w:t>api</w:t>
+            </w:r>
+            <w:proofErr w:type="spellEnd"/>
+            <w:r>
+              <w:rPr>
+                <w:rFonts w:ascii="Times New Roman" w:hAnsi="Times New Roman" w:cs="Times New Roman"/>
+                <w:szCs w:val="24"/>
+              </w:rPr>
+              <w:t>/admin/stats, /</w:t>
+            </w:r>
+            <w:proofErr w:type="spellStart"/>
+            <w:r>
+              <w:rPr>
+                <w:rFonts w:ascii="Times New Roman" w:hAnsi="Times New Roman" w:cs="Times New Roman"/>
+                <w:szCs w:val="24"/>
+              </w:rPr>
+              <w:t>api</w:t>
+            </w:r>
+            <w:proofErr w:type="spellEnd"/>
+            <w:r>
+              <w:rPr>
+                <w:rFonts w:ascii="Times New Roman" w:hAnsi="Times New Roman" w:cs="Times New Roman"/>
+                <w:szCs w:val="24"/>
+              </w:rPr>
+              <w:t>/admin/users; POST /</w:t>
+            </w:r>
+            <w:proofErr w:type="spellStart"/>
+            <w:r>
+              <w:rPr>
+                <w:rFonts w:ascii="Times New Roman" w:hAnsi="Times New Roman" w:cs="Times New Roman"/>
+                <w:szCs w:val="24"/>
+              </w:rPr>
+              <w:t>api</w:t>
+            </w:r>
+            <w:proofErr w:type="spellEnd"/>
+            <w:r>
+              <w:rPr>
+                <w:rFonts w:ascii="Times New Roman" w:hAnsi="Times New Roman" w:cs="Times New Roman"/>
+                <w:szCs w:val="24"/>
+              </w:rPr>
+              <w:t>/admin/make-admin, /reset-user-data</w:t>
+            </w:r>
+          </w:p>
+        </w:tc>
+      </w:tr>
+    </w:tbl>
+    <w:p>
+      <w:pPr>
+        <w:spacing w:after="120"/>
+        <w:rPr>
+          <w:rFonts w:ascii="Times New Roman" w:hAnsi="Times New Roman" w:cs="Times New Roman"/>
+          <w:b/>
+          <w:bCs/>
+          <w:szCs w:val="24"/>
+        </w:rPr>
+      </w:pPr>
+    </w:p>
+    <w:p>
+      <w:pPr>
+        <w:spacing w:after="120"/>
+        <w:rPr>
+          <w:rFonts w:ascii="Times New Roman" w:hAnsi="Times New Roman" w:cs="Times New Roman"/>
+          <w:b/>
+          <w:bCs/>
+          <w:szCs w:val="24"/>
+        </w:rPr>
+      </w:pPr>
+      <w:r>
+        <w:rPr>
+          <w:rFonts w:ascii="Times New Roman" w:hAnsi="Times New Roman" w:cs="Times New Roman"/>
+          <w:b/>
+          <w:bCs/>
+          <w:szCs w:val="24"/>
+        </w:rPr>
+        <w:t>3.3 Data Layer (CSV Persistence)</w:t>
+      </w:r>
+    </w:p>
+    <w:p>
+      <w:pPr>
+        <w:spacing w:after="120"/>
+        <w:rPr>
+          <w:rFonts w:ascii="Times New Roman" w:hAnsi="Times New Roman" w:cs="Times New Roman"/>
+          <w:szCs w:val="24"/>
+        </w:rPr>
+      </w:pPr>
+      <w:r>
+        <w:rPr>
+          <w:rFonts w:ascii="Times New Roman" w:hAnsi="Times New Roman" w:cs="Times New Roman"/>
+          <w:szCs w:val="24"/>
+        </w:rPr>
+        <w:t xml:space="preserve">Two new CSV tables were added to the data layer in v3.0, managed by the central </w:t>
+      </w:r>
+      <w:proofErr w:type="spellStart"/>
+      <w:r>
+        <w:rPr>
+          <w:rFonts w:ascii="Times New Roman" w:hAnsi="Times New Roman" w:cs="Times New Roman"/>
+          <w:szCs w:val="24"/>
+        </w:rPr>
+        <w:t>DataStore</w:t>
+      </w:r>
+      <w:proofErr w:type="spellEnd"/>
+      <w:r>
+        <w:rPr>
+          <w:rFonts w:ascii="Times New Roman" w:hAnsi="Times New Roman" w:cs="Times New Roman"/>
+          <w:szCs w:val="24"/>
+        </w:rPr>
+        <w:t xml:space="preserve"> singleton:</w:t>
       </w:r>
     </w:p>
     <w:p>
       <w:pPr>
         <w:numPr>
           <w:ilvl w:val="0"/>
-          <w:numId w:val="3"/>
+          <w:numId w:val="10"/>
         </w:numPr>
-        <w:spacing w:after="0"/>
-        <w:rPr>
-          <w:rFonts w:ascii="Times New Roman" w:hAnsi="Times New Roman" w:cs="Times New Roman"/>
-          <w:szCs w:val="24"/>
-        </w:rPr>
-      </w:pPr>
-      <w:r>
-        <w:rPr>
-          <w:rFonts w:ascii="Times New Roman" w:hAnsi="Times New Roman" w:cs="Times New Roman"/>
-          <w:szCs w:val="24"/>
-        </w:rPr>
-        <w:t>User authentication</w:t>
+        <w:spacing w:after="120"/>
+        <w:rPr>
+          <w:rFonts w:ascii="Times New Roman" w:hAnsi="Times New Roman" w:cs="Times New Roman"/>
+          <w:szCs w:val="24"/>
+        </w:rPr>
+      </w:pPr>
+      <w:r>
+        <w:rPr>
+          <w:rFonts w:ascii="Times New Roman" w:hAnsi="Times New Roman" w:cs="Times New Roman"/>
+          <w:szCs w:val="24"/>
+        </w:rPr>
+        <w:t xml:space="preserve">user_badges.csv: Stores awarded badge records with </w:t>
+      </w:r>
+      <w:proofErr w:type="spellStart"/>
+      <w:r>
+        <w:rPr>
+          <w:rFonts w:ascii="Times New Roman" w:hAnsi="Times New Roman" w:cs="Times New Roman"/>
+          <w:szCs w:val="24"/>
+        </w:rPr>
+        <w:t>badge_id</w:t>
+      </w:r>
+      <w:proofErr w:type="spellEnd"/>
+      <w:r>
+        <w:rPr>
+          <w:rFonts w:ascii="Times New Roman" w:hAnsi="Times New Roman" w:cs="Times New Roman"/>
+          <w:szCs w:val="24"/>
+        </w:rPr>
+        <w:t xml:space="preserve">, </w:t>
+      </w:r>
+      <w:proofErr w:type="spellStart"/>
+      <w:r>
+        <w:rPr>
+          <w:rFonts w:ascii="Times New Roman" w:hAnsi="Times New Roman" w:cs="Times New Roman"/>
+          <w:szCs w:val="24"/>
+        </w:rPr>
+        <w:t>user_id</w:t>
+      </w:r>
+      <w:proofErr w:type="spellEnd"/>
+      <w:r>
+        <w:rPr>
+          <w:rFonts w:ascii="Times New Roman" w:hAnsi="Times New Roman" w:cs="Times New Roman"/>
+          <w:szCs w:val="24"/>
+        </w:rPr>
+        <w:t xml:space="preserve">, and </w:t>
+      </w:r>
+      <w:proofErr w:type="spellStart"/>
+      <w:r>
+        <w:rPr>
+          <w:rFonts w:ascii="Times New Roman" w:hAnsi="Times New Roman" w:cs="Times New Roman"/>
+          <w:szCs w:val="24"/>
+        </w:rPr>
+        <w:t>awarded_at</w:t>
+      </w:r>
+      <w:proofErr w:type="spellEnd"/>
+      <w:r>
+        <w:rPr>
+          <w:rFonts w:ascii="Times New Roman" w:hAnsi="Times New Roman" w:cs="Times New Roman"/>
+          <w:szCs w:val="24"/>
+        </w:rPr>
+        <w:t xml:space="preserve"> timestamp</w:t>
       </w:r>
     </w:p>
     <w:p>
       <w:pPr>
         <w:numPr>
           <w:ilvl w:val="0"/>
-          <w:numId w:val="3"/>
+          <w:numId w:val="10"/>
         </w:numPr>
-        <w:spacing w:after="0"/>
-        <w:rPr>
-          <w:rFonts w:ascii="Times New Roman" w:hAnsi="Times New Roman" w:cs="Times New Roman"/>
-          <w:szCs w:val="24"/>
-        </w:rPr>
-      </w:pPr>
-      <w:r>
-        <w:rPr>
-          <w:rFonts w:ascii="Times New Roman" w:hAnsi="Times New Roman" w:cs="Times New Roman"/>
-          <w:szCs w:val="24"/>
-        </w:rPr>
-        <w:t>Carbon emission calculation</w:t>
+        <w:spacing w:after="120"/>
+        <w:rPr>
+          <w:rFonts w:ascii="Times New Roman" w:hAnsi="Times New Roman" w:cs="Times New Roman"/>
+          <w:szCs w:val="24"/>
+        </w:rPr>
+      </w:pPr>
+      <w:r>
+        <w:rPr>
+          <w:rFonts w:ascii="Times New Roman" w:hAnsi="Times New Roman" w:cs="Times New Roman"/>
+          <w:szCs w:val="24"/>
+        </w:rPr>
+        <w:t xml:space="preserve">notifications.csv: Stores system notifications with type, severity, title, message, </w:t>
+      </w:r>
+      <w:proofErr w:type="spellStart"/>
+      <w:r>
+        <w:rPr>
+          <w:rFonts w:ascii="Times New Roman" w:hAnsi="Times New Roman" w:cs="Times New Roman"/>
+          <w:szCs w:val="24"/>
+        </w:rPr>
+        <w:t>is_read</w:t>
+      </w:r>
+      <w:proofErr w:type="spellEnd"/>
+      <w:r>
+        <w:rPr>
+          <w:rFonts w:ascii="Times New Roman" w:hAnsi="Times New Roman" w:cs="Times New Roman"/>
+          <w:szCs w:val="24"/>
+        </w:rPr>
+        <w:t xml:space="preserve"> flag, and </w:t>
+      </w:r>
+      <w:proofErr w:type="spellStart"/>
+      <w:r>
+        <w:rPr>
+          <w:rFonts w:ascii="Times New Roman" w:hAnsi="Times New Roman" w:cs="Times New Roman"/>
+          <w:szCs w:val="24"/>
+        </w:rPr>
+        <w:t>created_at</w:t>
+      </w:r>
+      <w:proofErr w:type="spellEnd"/>
+    </w:p>
+    <w:p>
+      <w:pPr>
+        <w:spacing w:after="120"/>
+        <w:rPr>
+          <w:rFonts w:ascii="Times New Roman" w:hAnsi="Times New Roman" w:cs="Times New Roman"/>
+          <w:szCs w:val="24"/>
+        </w:rPr>
+      </w:pPr>
+      <w:r>
+        <w:rPr>
+          <w:rFonts w:ascii="Times New Roman" w:hAnsi="Times New Roman" w:cs="Times New Roman"/>
+          <w:szCs w:val="24"/>
+        </w:rPr>
+        <w:lastRenderedPageBreak/>
+        <w:t xml:space="preserve">The </w:t>
+      </w:r>
+      <w:proofErr w:type="spellStart"/>
+      <w:r>
+        <w:rPr>
+          <w:rFonts w:ascii="Times New Roman" w:hAnsi="Times New Roman" w:cs="Times New Roman"/>
+          <w:szCs w:val="24"/>
+        </w:rPr>
+        <w:t>DataStore</w:t>
+      </w:r>
+      <w:proofErr w:type="spellEnd"/>
+      <w:r>
+        <w:rPr>
+          <w:rFonts w:ascii="Times New Roman" w:hAnsi="Times New Roman" w:cs="Times New Roman"/>
+          <w:szCs w:val="24"/>
+        </w:rPr>
+        <w:t xml:space="preserve"> class was updated to auto-create these tables on startup if they do not exist, maintaining backward compatibility with existing deployments.</w:t>
+      </w:r>
+    </w:p>
+    <w:p>
+      <w:pPr>
+        <w:spacing w:after="120"/>
+        <w:rPr>
+          <w:rFonts w:ascii="Times New Roman" w:hAnsi="Times New Roman" w:cs="Times New Roman"/>
+          <w:szCs w:val="24"/>
+        </w:rPr>
+      </w:pPr>
+    </w:p>
+    <w:p>
+      <w:pPr>
+        <w:spacing w:after="120"/>
+        <w:rPr>
+          <w:rFonts w:ascii="Times New Roman" w:hAnsi="Times New Roman" w:cs="Times New Roman"/>
+          <w:b/>
+          <w:bCs/>
+          <w:sz w:val="32"/>
+          <w:szCs w:val="32"/>
+        </w:rPr>
+      </w:pPr>
+      <w:r>
+        <w:rPr>
+          <w:rFonts w:ascii="Times New Roman" w:hAnsi="Times New Roman" w:cs="Times New Roman"/>
+          <w:b/>
+          <w:bCs/>
+          <w:sz w:val="32"/>
+          <w:szCs w:val="32"/>
+        </w:rPr>
+        <w:t>4. Implementation Strategy</w:t>
+      </w:r>
+    </w:p>
+    <w:p>
+      <w:pPr>
+        <w:spacing w:after="120"/>
+        <w:rPr>
+          <w:rFonts w:ascii="Times New Roman" w:hAnsi="Times New Roman" w:cs="Times New Roman"/>
+          <w:szCs w:val="24"/>
+        </w:rPr>
+      </w:pPr>
+      <w:r>
+        <w:rPr>
+          <w:rFonts w:ascii="Times New Roman" w:hAnsi="Times New Roman" w:cs="Times New Roman"/>
+          <w:szCs w:val="24"/>
+        </w:rPr>
+        <w:t>The v3.0 implementation extended the existing modular structure with the following new modules, implemented incrementally across two additional sprints:</w:t>
+      </w:r>
+    </w:p>
+    <w:p>
+      <w:pPr>
+        <w:spacing w:after="120"/>
+        <w:rPr>
+          <w:rFonts w:ascii="Times New Roman" w:hAnsi="Times New Roman" w:cs="Times New Roman"/>
+          <w:b/>
+          <w:bCs/>
+          <w:szCs w:val="24"/>
+        </w:rPr>
+      </w:pPr>
+    </w:p>
+    <w:tbl>
+      <w:tblPr>
+        <w:tblStyle w:val="TableGrid"/>
+        <w:tblW w:w="9360" w:type="dxa"/>
+        <w:tblLook w:val="04A0" w:firstRow="1" w:lastRow="0" w:firstColumn="1" w:lastColumn="0" w:noHBand="0" w:noVBand="1"/>
+      </w:tblPr>
+      <w:tblGrid>
+        <w:gridCol w:w="3200"/>
+        <w:gridCol w:w="2200"/>
+        <w:gridCol w:w="3960"/>
+      </w:tblGrid>
+      <w:tr>
+        <w:tc>
+          <w:tcPr>
+            <w:tcW w:w="3200" w:type="dxa"/>
+          </w:tcPr>
+          <w:p>
+            <w:pPr>
+              <w:spacing w:after="120" w:line="278" w:lineRule="auto"/>
+              <w:rPr>
+                <w:rFonts w:ascii="Times New Roman" w:hAnsi="Times New Roman" w:cs="Times New Roman"/>
+                <w:b/>
+                <w:bCs/>
+                <w:szCs w:val="24"/>
+              </w:rPr>
+            </w:pPr>
+            <w:r>
+              <w:rPr>
+                <w:rFonts w:ascii="Times New Roman" w:hAnsi="Times New Roman" w:cs="Times New Roman"/>
+                <w:b/>
+                <w:bCs/>
+                <w:szCs w:val="24"/>
+              </w:rPr>
+              <w:t>Module</w:t>
+            </w:r>
+          </w:p>
+        </w:tc>
+        <w:tc>
+          <w:tcPr>
+            <w:tcW w:w="2200" w:type="dxa"/>
+          </w:tcPr>
+          <w:p>
+            <w:pPr>
+              <w:spacing w:after="120" w:line="278" w:lineRule="auto"/>
+              <w:rPr>
+                <w:rFonts w:ascii="Times New Roman" w:hAnsi="Times New Roman" w:cs="Times New Roman"/>
+                <w:b/>
+                <w:bCs/>
+                <w:szCs w:val="24"/>
+              </w:rPr>
+            </w:pPr>
+            <w:r>
+              <w:rPr>
+                <w:rFonts w:ascii="Times New Roman" w:hAnsi="Times New Roman" w:cs="Times New Roman"/>
+                <w:b/>
+                <w:bCs/>
+                <w:szCs w:val="24"/>
+              </w:rPr>
+              <w:t>Sprint</w:t>
+            </w:r>
+          </w:p>
+        </w:tc>
+        <w:tc>
+          <w:tcPr>
+            <w:tcW w:w="3960" w:type="dxa"/>
+          </w:tcPr>
+          <w:p>
+            <w:pPr>
+              <w:spacing w:after="120" w:line="278" w:lineRule="auto"/>
+              <w:rPr>
+                <w:rFonts w:ascii="Times New Roman" w:hAnsi="Times New Roman" w:cs="Times New Roman"/>
+                <w:b/>
+                <w:bCs/>
+                <w:szCs w:val="24"/>
+              </w:rPr>
+            </w:pPr>
+            <w:r>
+              <w:rPr>
+                <w:rFonts w:ascii="Times New Roman" w:hAnsi="Times New Roman" w:cs="Times New Roman"/>
+                <w:b/>
+                <w:bCs/>
+                <w:szCs w:val="24"/>
+              </w:rPr>
+              <w:t>Key Technologies</w:t>
+            </w:r>
+          </w:p>
+        </w:tc>
+      </w:tr>
+      <w:tr>
+        <w:tc>
+          <w:tcPr>
+            <w:tcW w:w="3200" w:type="dxa"/>
+          </w:tcPr>
+          <w:p>
+            <w:pPr>
+              <w:spacing w:after="120" w:line="278" w:lineRule="auto"/>
+              <w:rPr>
+                <w:rFonts w:ascii="Times New Roman" w:hAnsi="Times New Roman" w:cs="Times New Roman"/>
+                <w:szCs w:val="24"/>
+              </w:rPr>
+            </w:pPr>
+            <w:r>
+              <w:rPr>
+                <w:rFonts w:ascii="Times New Roman" w:hAnsi="Times New Roman" w:cs="Times New Roman"/>
+                <w:szCs w:val="24"/>
+              </w:rPr>
+              <w:t>Authentication &amp; User Profiles</w:t>
+            </w:r>
+          </w:p>
+        </w:tc>
+        <w:tc>
+          <w:tcPr>
+            <w:tcW w:w="2200" w:type="dxa"/>
+          </w:tcPr>
+          <w:p>
+            <w:pPr>
+              <w:spacing w:after="120" w:line="278" w:lineRule="auto"/>
+              <w:rPr>
+                <w:rFonts w:ascii="Times New Roman" w:hAnsi="Times New Roman" w:cs="Times New Roman"/>
+                <w:szCs w:val="24"/>
+              </w:rPr>
+            </w:pPr>
+            <w:r>
+              <w:rPr>
+                <w:rFonts w:ascii="Times New Roman" w:hAnsi="Times New Roman" w:cs="Times New Roman"/>
+                <w:szCs w:val="24"/>
+              </w:rPr>
+              <w:t>Sprint 1 (original)</w:t>
+            </w:r>
+          </w:p>
+        </w:tc>
+        <w:tc>
+          <w:tcPr>
+            <w:tcW w:w="3960" w:type="dxa"/>
+          </w:tcPr>
+          <w:p>
+            <w:pPr>
+              <w:spacing w:after="120" w:line="278" w:lineRule="auto"/>
+              <w:rPr>
+                <w:rFonts w:ascii="Times New Roman" w:hAnsi="Times New Roman" w:cs="Times New Roman"/>
+                <w:szCs w:val="24"/>
+              </w:rPr>
+            </w:pPr>
+            <w:proofErr w:type="spellStart"/>
+            <w:r>
+              <w:rPr>
+                <w:rFonts w:ascii="Times New Roman" w:hAnsi="Times New Roman" w:cs="Times New Roman"/>
+                <w:szCs w:val="24"/>
+              </w:rPr>
+              <w:t>FastAPI</w:t>
+            </w:r>
+            <w:proofErr w:type="spellEnd"/>
+            <w:r>
+              <w:rPr>
+                <w:rFonts w:ascii="Times New Roman" w:hAnsi="Times New Roman" w:cs="Times New Roman"/>
+                <w:szCs w:val="24"/>
+              </w:rPr>
+              <w:t xml:space="preserve"> OAuth2, </w:t>
+            </w:r>
+            <w:proofErr w:type="spellStart"/>
+            <w:r>
+              <w:rPr>
+                <w:rFonts w:ascii="Times New Roman" w:hAnsi="Times New Roman" w:cs="Times New Roman"/>
+                <w:szCs w:val="24"/>
+              </w:rPr>
+              <w:t>bcrypt</w:t>
+            </w:r>
+            <w:proofErr w:type="spellEnd"/>
+            <w:r>
+              <w:rPr>
+                <w:rFonts w:ascii="Times New Roman" w:hAnsi="Times New Roman" w:cs="Times New Roman"/>
+                <w:szCs w:val="24"/>
+              </w:rPr>
+              <w:t>, JWT, CSV</w:t>
+            </w:r>
+          </w:p>
+        </w:tc>
+      </w:tr>
+      <w:tr>
+        <w:tc>
+          <w:tcPr>
+            <w:tcW w:w="3200" w:type="dxa"/>
+          </w:tcPr>
+          <w:p>
+            <w:pPr>
+              <w:spacing w:after="120" w:line="278" w:lineRule="auto"/>
+              <w:rPr>
+                <w:rFonts w:ascii="Times New Roman" w:hAnsi="Times New Roman" w:cs="Times New Roman"/>
+                <w:szCs w:val="24"/>
+              </w:rPr>
+            </w:pPr>
+            <w:r>
+              <w:rPr>
+                <w:rFonts w:ascii="Times New Roman" w:hAnsi="Times New Roman" w:cs="Times New Roman"/>
+                <w:szCs w:val="24"/>
+              </w:rPr>
+              <w:t>Consumption Logging</w:t>
+            </w:r>
+          </w:p>
+        </w:tc>
+        <w:tc>
+          <w:tcPr>
+            <w:tcW w:w="2200" w:type="dxa"/>
+          </w:tcPr>
+          <w:p>
+            <w:pPr>
+              <w:spacing w:after="120" w:line="278" w:lineRule="auto"/>
+              <w:rPr>
+                <w:rFonts w:ascii="Times New Roman" w:hAnsi="Times New Roman" w:cs="Times New Roman"/>
+                <w:szCs w:val="24"/>
+              </w:rPr>
+            </w:pPr>
+            <w:r>
+              <w:rPr>
+                <w:rFonts w:ascii="Times New Roman" w:hAnsi="Times New Roman" w:cs="Times New Roman"/>
+                <w:szCs w:val="24"/>
+              </w:rPr>
+              <w:t>Sprint 1 (original)</w:t>
+            </w:r>
+          </w:p>
+        </w:tc>
+        <w:tc>
+          <w:tcPr>
+            <w:tcW w:w="3960" w:type="dxa"/>
+          </w:tcPr>
+          <w:p>
+            <w:pPr>
+              <w:spacing w:after="120" w:line="278" w:lineRule="auto"/>
+              <w:rPr>
+                <w:rFonts w:ascii="Times New Roman" w:hAnsi="Times New Roman" w:cs="Times New Roman"/>
+                <w:szCs w:val="24"/>
+              </w:rPr>
+            </w:pPr>
+            <w:r>
+              <w:rPr>
+                <w:rFonts w:ascii="Times New Roman" w:hAnsi="Times New Roman" w:cs="Times New Roman"/>
+                <w:szCs w:val="24"/>
+              </w:rPr>
+              <w:t xml:space="preserve">Pandas </w:t>
+            </w:r>
+            <w:proofErr w:type="spellStart"/>
+            <w:r>
+              <w:rPr>
+                <w:rFonts w:ascii="Times New Roman" w:hAnsi="Times New Roman" w:cs="Times New Roman"/>
+                <w:szCs w:val="24"/>
+              </w:rPr>
+              <w:t>DataFrames</w:t>
+            </w:r>
+            <w:proofErr w:type="spellEnd"/>
+            <w:r>
+              <w:rPr>
+                <w:rFonts w:ascii="Times New Roman" w:hAnsi="Times New Roman" w:cs="Times New Roman"/>
+                <w:szCs w:val="24"/>
+              </w:rPr>
+              <w:t xml:space="preserve">, </w:t>
+            </w:r>
+            <w:proofErr w:type="spellStart"/>
+            <w:r>
+              <w:rPr>
+                <w:rFonts w:ascii="Times New Roman" w:hAnsi="Times New Roman" w:cs="Times New Roman"/>
+                <w:szCs w:val="24"/>
+              </w:rPr>
+              <w:t>Pydantic</w:t>
+            </w:r>
+            <w:proofErr w:type="spellEnd"/>
+            <w:r>
+              <w:rPr>
+                <w:rFonts w:ascii="Times New Roman" w:hAnsi="Times New Roman" w:cs="Times New Roman"/>
+                <w:szCs w:val="24"/>
+              </w:rPr>
+              <w:t xml:space="preserve"> validation</w:t>
+            </w:r>
+          </w:p>
+        </w:tc>
+      </w:tr>
+      <w:tr>
+        <w:tc>
+          <w:tcPr>
+            <w:tcW w:w="3200" w:type="dxa"/>
+          </w:tcPr>
+          <w:p>
+            <w:pPr>
+              <w:spacing w:after="120" w:line="278" w:lineRule="auto"/>
+              <w:rPr>
+                <w:rFonts w:ascii="Times New Roman" w:hAnsi="Times New Roman" w:cs="Times New Roman"/>
+                <w:szCs w:val="24"/>
+              </w:rPr>
+            </w:pPr>
+            <w:r>
+              <w:rPr>
+                <w:rFonts w:ascii="Times New Roman" w:hAnsi="Times New Roman" w:cs="Times New Roman"/>
+                <w:szCs w:val="24"/>
+              </w:rPr>
+              <w:t>Emission Calculation &amp; KPI Engine</w:t>
+            </w:r>
+          </w:p>
+        </w:tc>
+        <w:tc>
+          <w:tcPr>
+            <w:tcW w:w="2200" w:type="dxa"/>
+          </w:tcPr>
+          <w:p>
+            <w:pPr>
+              <w:spacing w:after="120" w:line="278" w:lineRule="auto"/>
+              <w:rPr>
+                <w:rFonts w:ascii="Times New Roman" w:hAnsi="Times New Roman" w:cs="Times New Roman"/>
+                <w:szCs w:val="24"/>
+              </w:rPr>
+            </w:pPr>
+            <w:r>
+              <w:rPr>
+                <w:rFonts w:ascii="Times New Roman" w:hAnsi="Times New Roman" w:cs="Times New Roman"/>
+                <w:szCs w:val="24"/>
+              </w:rPr>
+              <w:t>Sprint 2 (original)</w:t>
+            </w:r>
+          </w:p>
+        </w:tc>
+        <w:tc>
+          <w:tcPr>
+            <w:tcW w:w="3960" w:type="dxa"/>
+          </w:tcPr>
+          <w:p>
+            <w:pPr>
+              <w:spacing w:after="120" w:line="278" w:lineRule="auto"/>
+              <w:rPr>
+                <w:rFonts w:ascii="Times New Roman" w:hAnsi="Times New Roman" w:cs="Times New Roman"/>
+                <w:szCs w:val="24"/>
+              </w:rPr>
+            </w:pPr>
+            <w:r>
+              <w:rPr>
+                <w:rFonts w:ascii="Times New Roman" w:hAnsi="Times New Roman" w:cs="Times New Roman"/>
+                <w:szCs w:val="24"/>
+              </w:rPr>
+              <w:t>NumPy emission factors, KPI baseline comparison</w:t>
+            </w:r>
+          </w:p>
+        </w:tc>
+      </w:tr>
+      <w:tr>
+        <w:tc>
+          <w:tcPr>
+            <w:tcW w:w="3200" w:type="dxa"/>
+          </w:tcPr>
+          <w:p>
+            <w:pPr>
+              <w:spacing w:after="120" w:line="278" w:lineRule="auto"/>
+              <w:rPr>
+                <w:rFonts w:ascii="Times New Roman" w:hAnsi="Times New Roman" w:cs="Times New Roman"/>
+                <w:szCs w:val="24"/>
+              </w:rPr>
+            </w:pPr>
+            <w:r>
+              <w:rPr>
+                <w:rFonts w:ascii="Times New Roman" w:hAnsi="Times New Roman" w:cs="Times New Roman"/>
+                <w:szCs w:val="24"/>
+              </w:rPr>
+              <w:t>Dashboard &amp; Visualization</w:t>
+            </w:r>
+          </w:p>
+        </w:tc>
+        <w:tc>
+          <w:tcPr>
+            <w:tcW w:w="2200" w:type="dxa"/>
+          </w:tcPr>
+          <w:p>
+            <w:pPr>
+              <w:spacing w:after="120" w:line="278" w:lineRule="auto"/>
+              <w:rPr>
+                <w:rFonts w:ascii="Times New Roman" w:hAnsi="Times New Roman" w:cs="Times New Roman"/>
+                <w:szCs w:val="24"/>
+              </w:rPr>
+            </w:pPr>
+            <w:r>
+              <w:rPr>
+                <w:rFonts w:ascii="Times New Roman" w:hAnsi="Times New Roman" w:cs="Times New Roman"/>
+                <w:szCs w:val="24"/>
+              </w:rPr>
+              <w:t>Sprint 3 (original)</w:t>
+            </w:r>
+          </w:p>
+        </w:tc>
+        <w:tc>
+          <w:tcPr>
+            <w:tcW w:w="3960" w:type="dxa"/>
+          </w:tcPr>
+          <w:p>
+            <w:pPr>
+              <w:spacing w:after="120" w:line="278" w:lineRule="auto"/>
+              <w:rPr>
+                <w:rFonts w:ascii="Times New Roman" w:hAnsi="Times New Roman" w:cs="Times New Roman"/>
+                <w:szCs w:val="24"/>
+              </w:rPr>
+            </w:pPr>
+            <w:r>
+              <w:rPr>
+                <w:rFonts w:ascii="Times New Roman" w:hAnsi="Times New Roman" w:cs="Times New Roman"/>
+                <w:szCs w:val="24"/>
+              </w:rPr>
+              <w:t xml:space="preserve">ReactJS, Recharts </w:t>
+            </w:r>
+            <w:proofErr w:type="spellStart"/>
+            <w:r>
+              <w:rPr>
+                <w:rFonts w:ascii="Times New Roman" w:hAnsi="Times New Roman" w:cs="Times New Roman"/>
+                <w:szCs w:val="24"/>
+              </w:rPr>
+              <w:t>BarChart</w:t>
+            </w:r>
+            <w:proofErr w:type="spellEnd"/>
+            <w:r>
+              <w:rPr>
+                <w:rFonts w:ascii="Times New Roman" w:hAnsi="Times New Roman" w:cs="Times New Roman"/>
+                <w:szCs w:val="24"/>
+              </w:rPr>
+              <w:t>/</w:t>
+            </w:r>
+            <w:proofErr w:type="spellStart"/>
+            <w:r>
+              <w:rPr>
+                <w:rFonts w:ascii="Times New Roman" w:hAnsi="Times New Roman" w:cs="Times New Roman"/>
+                <w:szCs w:val="24"/>
+              </w:rPr>
+              <w:t>PieChart</w:t>
+            </w:r>
+            <w:proofErr w:type="spellEnd"/>
+          </w:p>
+        </w:tc>
+      </w:tr>
+      <w:tr>
+        <w:tc>
+          <w:tcPr>
+            <w:tcW w:w="3200" w:type="dxa"/>
+          </w:tcPr>
+          <w:p>
+            <w:pPr>
+              <w:spacing w:after="120" w:line="278" w:lineRule="auto"/>
+              <w:rPr>
+                <w:rFonts w:ascii="Times New Roman" w:hAnsi="Times New Roman" w:cs="Times New Roman"/>
+                <w:szCs w:val="24"/>
+              </w:rPr>
+            </w:pPr>
+            <w:r>
+              <w:rPr>
+                <w:rFonts w:ascii="Times New Roman" w:hAnsi="Times New Roman" w:cs="Times New Roman"/>
+                <w:szCs w:val="24"/>
+              </w:rPr>
+              <w:t>Recommendation Engine (Rules)</w:t>
+            </w:r>
+          </w:p>
+        </w:tc>
+        <w:tc>
+          <w:tcPr>
+            <w:tcW w:w="2200" w:type="dxa"/>
+          </w:tcPr>
+          <w:p>
+            <w:pPr>
+              <w:spacing w:after="120" w:line="278" w:lineRule="auto"/>
+              <w:rPr>
+                <w:rFonts w:ascii="Times New Roman" w:hAnsi="Times New Roman" w:cs="Times New Roman"/>
+                <w:szCs w:val="24"/>
+              </w:rPr>
+            </w:pPr>
+            <w:r>
+              <w:rPr>
+                <w:rFonts w:ascii="Times New Roman" w:hAnsi="Times New Roman" w:cs="Times New Roman"/>
+                <w:szCs w:val="24"/>
+              </w:rPr>
+              <w:t>Sprint 3 (original)</w:t>
+            </w:r>
+          </w:p>
+        </w:tc>
+        <w:tc>
+          <w:tcPr>
+            <w:tcW w:w="3960" w:type="dxa"/>
+          </w:tcPr>
+          <w:p>
+            <w:pPr>
+              <w:spacing w:after="120" w:line="278" w:lineRule="auto"/>
+              <w:rPr>
+                <w:rFonts w:ascii="Times New Roman" w:hAnsi="Times New Roman" w:cs="Times New Roman"/>
+                <w:szCs w:val="24"/>
+              </w:rPr>
+            </w:pPr>
+            <w:r>
+              <w:rPr>
+                <w:rFonts w:ascii="Times New Roman" w:hAnsi="Times New Roman" w:cs="Times New Roman"/>
+                <w:szCs w:val="24"/>
+              </w:rPr>
+              <w:t xml:space="preserve">Rule-based Python </w:t>
+            </w:r>
+            <w:proofErr w:type="spellStart"/>
+            <w:r>
+              <w:rPr>
+                <w:rFonts w:ascii="Times New Roman" w:hAnsi="Times New Roman" w:cs="Times New Roman"/>
+                <w:szCs w:val="24"/>
+              </w:rPr>
+              <w:t>dict</w:t>
+            </w:r>
+            <w:proofErr w:type="spellEnd"/>
+            <w:r>
+              <w:rPr>
+                <w:rFonts w:ascii="Times New Roman" w:hAnsi="Times New Roman" w:cs="Times New Roman"/>
+                <w:szCs w:val="24"/>
+              </w:rPr>
+              <w:t xml:space="preserve"> lookup</w:t>
+            </w:r>
+          </w:p>
+        </w:tc>
+      </w:tr>
+      <w:tr>
+        <w:tc>
+          <w:tcPr>
+            <w:tcW w:w="3200" w:type="dxa"/>
+          </w:tcPr>
+          <w:p>
+            <w:pPr>
+              <w:spacing w:after="120" w:line="278" w:lineRule="auto"/>
+              <w:rPr>
+                <w:rFonts w:ascii="Times New Roman" w:hAnsi="Times New Roman" w:cs="Times New Roman"/>
+                <w:szCs w:val="24"/>
+              </w:rPr>
+            </w:pPr>
+            <w:r>
+              <w:rPr>
+                <w:rFonts w:ascii="Times New Roman" w:hAnsi="Times New Roman" w:cs="Times New Roman"/>
+                <w:szCs w:val="24"/>
+              </w:rPr>
+              <w:t>Gamification: Eco-points &amp; Leaderboard</w:t>
+            </w:r>
+          </w:p>
+        </w:tc>
+        <w:tc>
+          <w:tcPr>
+            <w:tcW w:w="2200" w:type="dxa"/>
+          </w:tcPr>
+          <w:p>
+            <w:pPr>
+              <w:spacing w:after="120" w:line="278" w:lineRule="auto"/>
+              <w:rPr>
+                <w:rFonts w:ascii="Times New Roman" w:hAnsi="Times New Roman" w:cs="Times New Roman"/>
+                <w:szCs w:val="24"/>
+              </w:rPr>
+            </w:pPr>
+            <w:r>
+              <w:rPr>
+                <w:rFonts w:ascii="Times New Roman" w:hAnsi="Times New Roman" w:cs="Times New Roman"/>
+                <w:szCs w:val="24"/>
+              </w:rPr>
+              <w:t>Sprint 4 (original)</w:t>
+            </w:r>
+          </w:p>
+        </w:tc>
+        <w:tc>
+          <w:tcPr>
+            <w:tcW w:w="3960" w:type="dxa"/>
+          </w:tcPr>
+          <w:p>
+            <w:pPr>
+              <w:spacing w:after="120" w:line="278" w:lineRule="auto"/>
+              <w:rPr>
+                <w:rFonts w:ascii="Times New Roman" w:hAnsi="Times New Roman" w:cs="Times New Roman"/>
+                <w:szCs w:val="24"/>
+              </w:rPr>
+            </w:pPr>
+            <w:r>
+              <w:rPr>
+                <w:rFonts w:ascii="Times New Roman" w:hAnsi="Times New Roman" w:cs="Times New Roman"/>
+                <w:szCs w:val="24"/>
+              </w:rPr>
+              <w:t>Points awarded per % saved vs baseline; rank refresh</w:t>
+            </w:r>
+          </w:p>
+        </w:tc>
+      </w:tr>
+      <w:tr>
+        <w:tc>
+          <w:tcPr>
+            <w:tcW w:w="3200" w:type="dxa"/>
+          </w:tcPr>
+          <w:p>
+            <w:pPr>
+              <w:spacing w:after="120" w:line="278" w:lineRule="auto"/>
+              <w:rPr>
+                <w:rFonts w:ascii="Times New Roman" w:hAnsi="Times New Roman" w:cs="Times New Roman"/>
+                <w:szCs w:val="24"/>
+              </w:rPr>
+            </w:pPr>
+            <w:r>
+              <w:rPr>
+                <w:rFonts w:ascii="Times New Roman" w:hAnsi="Times New Roman" w:cs="Times New Roman"/>
+                <w:szCs w:val="24"/>
+              </w:rPr>
+              <w:t>PDF Report Generation</w:t>
+            </w:r>
+          </w:p>
+        </w:tc>
+        <w:tc>
+          <w:tcPr>
+            <w:tcW w:w="2200" w:type="dxa"/>
+          </w:tcPr>
+          <w:p>
+            <w:pPr>
+              <w:spacing w:after="120" w:line="278" w:lineRule="auto"/>
+              <w:rPr>
+                <w:rFonts w:ascii="Times New Roman" w:hAnsi="Times New Roman" w:cs="Times New Roman"/>
+                <w:szCs w:val="24"/>
+              </w:rPr>
+            </w:pPr>
+            <w:r>
+              <w:rPr>
+                <w:rFonts w:ascii="Times New Roman" w:hAnsi="Times New Roman" w:cs="Times New Roman"/>
+                <w:szCs w:val="24"/>
+              </w:rPr>
+              <w:t>Sprint 5 (original)</w:t>
+            </w:r>
+          </w:p>
+        </w:tc>
+        <w:tc>
+          <w:tcPr>
+            <w:tcW w:w="3960" w:type="dxa"/>
+          </w:tcPr>
+          <w:p>
+            <w:pPr>
+              <w:spacing w:after="120" w:line="278" w:lineRule="auto"/>
+              <w:rPr>
+                <w:rFonts w:ascii="Times New Roman" w:hAnsi="Times New Roman" w:cs="Times New Roman"/>
+                <w:szCs w:val="24"/>
+              </w:rPr>
+            </w:pPr>
+            <w:proofErr w:type="spellStart"/>
+            <w:r>
+              <w:rPr>
+                <w:rFonts w:ascii="Times New Roman" w:hAnsi="Times New Roman" w:cs="Times New Roman"/>
+                <w:szCs w:val="24"/>
+              </w:rPr>
+              <w:t>ReportLab</w:t>
+            </w:r>
+            <w:proofErr w:type="spellEnd"/>
+            <w:r>
+              <w:rPr>
+                <w:rFonts w:ascii="Times New Roman" w:hAnsi="Times New Roman" w:cs="Times New Roman"/>
+                <w:szCs w:val="24"/>
+              </w:rPr>
+              <w:t xml:space="preserve"> platypus, </w:t>
+            </w:r>
+            <w:proofErr w:type="spellStart"/>
+            <w:r>
+              <w:rPr>
+                <w:rFonts w:ascii="Times New Roman" w:hAnsi="Times New Roman" w:cs="Times New Roman"/>
+                <w:szCs w:val="24"/>
+              </w:rPr>
+              <w:t>StreamingResponse</w:t>
+            </w:r>
+            <w:proofErr w:type="spellEnd"/>
+          </w:p>
+        </w:tc>
+      </w:tr>
+      <w:tr>
+        <w:tc>
+          <w:tcPr>
+            <w:tcW w:w="3200" w:type="dxa"/>
+          </w:tcPr>
+          <w:p>
+            <w:pPr>
+              <w:spacing w:after="120" w:line="278" w:lineRule="auto"/>
+              <w:rPr>
+                <w:rFonts w:ascii="Times New Roman" w:hAnsi="Times New Roman" w:cs="Times New Roman"/>
+                <w:szCs w:val="24"/>
+              </w:rPr>
+            </w:pPr>
+            <w:r>
+              <w:rPr>
+                <w:rFonts w:ascii="Times New Roman" w:hAnsi="Times New Roman" w:cs="Times New Roman"/>
+                <w:szCs w:val="24"/>
+              </w:rPr>
+              <w:t>Predictive Analytics Module</w:t>
+            </w:r>
+          </w:p>
+        </w:tc>
+        <w:tc>
+          <w:tcPr>
+            <w:tcW w:w="2200" w:type="dxa"/>
+          </w:tcPr>
+          <w:p>
+            <w:pPr>
+              <w:spacing w:after="120" w:line="278" w:lineRule="auto"/>
+              <w:rPr>
+                <w:rFonts w:ascii="Times New Roman" w:hAnsi="Times New Roman" w:cs="Times New Roman"/>
+                <w:szCs w:val="24"/>
+              </w:rPr>
+            </w:pPr>
+            <w:r>
+              <w:rPr>
+                <w:rFonts w:ascii="Times New Roman" w:hAnsi="Times New Roman" w:cs="Times New Roman"/>
+                <w:szCs w:val="24"/>
+              </w:rPr>
+              <w:t>Sprint 6 (v3.0)</w:t>
+            </w:r>
+          </w:p>
+        </w:tc>
+        <w:tc>
+          <w:tcPr>
+            <w:tcW w:w="3960" w:type="dxa"/>
+          </w:tcPr>
+          <w:p>
+            <w:pPr>
+              <w:spacing w:after="120" w:line="278" w:lineRule="auto"/>
+              <w:rPr>
+                <w:rFonts w:ascii="Times New Roman" w:hAnsi="Times New Roman" w:cs="Times New Roman"/>
+                <w:szCs w:val="24"/>
+              </w:rPr>
+            </w:pPr>
+            <w:r>
+              <w:rPr>
+                <w:rFonts w:ascii="Times New Roman" w:hAnsi="Times New Roman" w:cs="Times New Roman"/>
+                <w:szCs w:val="24"/>
+              </w:rPr>
+              <w:t xml:space="preserve">NumPy </w:t>
+            </w:r>
+            <w:proofErr w:type="spellStart"/>
+            <w:r>
+              <w:rPr>
+                <w:rFonts w:ascii="Times New Roman" w:hAnsi="Times New Roman" w:cs="Times New Roman"/>
+                <w:szCs w:val="24"/>
+              </w:rPr>
+              <w:t>polyfit</w:t>
+            </w:r>
+            <w:proofErr w:type="spellEnd"/>
+            <w:r>
+              <w:rPr>
+                <w:rFonts w:ascii="Times New Roman" w:hAnsi="Times New Roman" w:cs="Times New Roman"/>
+                <w:szCs w:val="24"/>
+              </w:rPr>
+              <w:t xml:space="preserve"> linear regression, </w:t>
+            </w:r>
+            <w:proofErr w:type="spellStart"/>
+            <w:r>
+              <w:rPr>
+                <w:rFonts w:ascii="Times New Roman" w:hAnsi="Times New Roman" w:cs="Times New Roman"/>
+                <w:szCs w:val="24"/>
+              </w:rPr>
+              <w:t>ComposedChart</w:t>
+            </w:r>
+            <w:proofErr w:type="spellEnd"/>
+          </w:p>
+        </w:tc>
+      </w:tr>
+      <w:tr>
+        <w:tc>
+          <w:tcPr>
+            <w:tcW w:w="3200" w:type="dxa"/>
+          </w:tcPr>
+          <w:p>
+            <w:pPr>
+              <w:spacing w:after="120" w:line="278" w:lineRule="auto"/>
+              <w:rPr>
+                <w:rFonts w:ascii="Times New Roman" w:hAnsi="Times New Roman" w:cs="Times New Roman"/>
+                <w:szCs w:val="24"/>
+              </w:rPr>
+            </w:pPr>
+            <w:r>
+              <w:rPr>
+                <w:rFonts w:ascii="Times New Roman" w:hAnsi="Times New Roman" w:cs="Times New Roman"/>
+                <w:szCs w:val="24"/>
+              </w:rPr>
+              <w:t>Badge &amp; Achievement System</w:t>
+            </w:r>
+          </w:p>
+        </w:tc>
+        <w:tc>
+          <w:tcPr>
+            <w:tcW w:w="2200" w:type="dxa"/>
+          </w:tcPr>
+          <w:p>
+            <w:pPr>
+              <w:spacing w:after="120" w:line="278" w:lineRule="auto"/>
+              <w:rPr>
+                <w:rFonts w:ascii="Times New Roman" w:hAnsi="Times New Roman" w:cs="Times New Roman"/>
+                <w:szCs w:val="24"/>
+              </w:rPr>
+            </w:pPr>
+            <w:r>
+              <w:rPr>
+                <w:rFonts w:ascii="Times New Roman" w:hAnsi="Times New Roman" w:cs="Times New Roman"/>
+                <w:szCs w:val="24"/>
+              </w:rPr>
+              <w:t>Sprint 6 (v3.0)</w:t>
+            </w:r>
+          </w:p>
+        </w:tc>
+        <w:tc>
+          <w:tcPr>
+            <w:tcW w:w="3960" w:type="dxa"/>
+          </w:tcPr>
+          <w:p>
+            <w:pPr>
+              <w:spacing w:after="120" w:line="278" w:lineRule="auto"/>
+              <w:rPr>
+                <w:rFonts w:ascii="Times New Roman" w:hAnsi="Times New Roman" w:cs="Times New Roman"/>
+                <w:szCs w:val="24"/>
+              </w:rPr>
+            </w:pPr>
+            <w:r>
+              <w:rPr>
+                <w:rFonts w:ascii="Times New Roman" w:hAnsi="Times New Roman" w:cs="Times New Roman"/>
+                <w:szCs w:val="24"/>
+              </w:rPr>
+              <w:t>Milestone threshold checking, badge_service.py</w:t>
+            </w:r>
+          </w:p>
+        </w:tc>
+      </w:tr>
+      <w:tr>
+        <w:tc>
+          <w:tcPr>
+            <w:tcW w:w="3200" w:type="dxa"/>
+          </w:tcPr>
+          <w:p>
+            <w:pPr>
+              <w:spacing w:after="120" w:line="278" w:lineRule="auto"/>
+              <w:rPr>
+                <w:rFonts w:ascii="Times New Roman" w:hAnsi="Times New Roman" w:cs="Times New Roman"/>
+                <w:szCs w:val="24"/>
+              </w:rPr>
+            </w:pPr>
+            <w:r>
+              <w:rPr>
+                <w:rFonts w:ascii="Times New Roman" w:hAnsi="Times New Roman" w:cs="Times New Roman"/>
+                <w:szCs w:val="24"/>
+              </w:rPr>
+              <w:t>Notification System</w:t>
+            </w:r>
+          </w:p>
+        </w:tc>
+        <w:tc>
+          <w:tcPr>
+            <w:tcW w:w="2200" w:type="dxa"/>
+          </w:tcPr>
+          <w:p>
+            <w:pPr>
+              <w:spacing w:after="120" w:line="278" w:lineRule="auto"/>
+              <w:rPr>
+                <w:rFonts w:ascii="Times New Roman" w:hAnsi="Times New Roman" w:cs="Times New Roman"/>
+                <w:szCs w:val="24"/>
+              </w:rPr>
+            </w:pPr>
+            <w:r>
+              <w:rPr>
+                <w:rFonts w:ascii="Times New Roman" w:hAnsi="Times New Roman" w:cs="Times New Roman"/>
+                <w:szCs w:val="24"/>
+              </w:rPr>
+              <w:t>Sprint 6 (v3.0)</w:t>
+            </w:r>
+          </w:p>
+        </w:tc>
+        <w:tc>
+          <w:tcPr>
+            <w:tcW w:w="3960" w:type="dxa"/>
+          </w:tcPr>
+          <w:p>
+            <w:pPr>
+              <w:spacing w:after="120" w:line="278" w:lineRule="auto"/>
+              <w:rPr>
+                <w:rFonts w:ascii="Times New Roman" w:hAnsi="Times New Roman" w:cs="Times New Roman"/>
+                <w:szCs w:val="24"/>
+              </w:rPr>
+            </w:pPr>
+            <w:r>
+              <w:rPr>
+                <w:rFonts w:ascii="Times New Roman" w:hAnsi="Times New Roman" w:cs="Times New Roman"/>
+                <w:szCs w:val="24"/>
+              </w:rPr>
+              <w:t>In-memory CSV store, REST CRUD, badge toast</w:t>
+            </w:r>
+          </w:p>
+        </w:tc>
+      </w:tr>
+      <w:tr>
+        <w:tc>
+          <w:tcPr>
+            <w:tcW w:w="3200" w:type="dxa"/>
+          </w:tcPr>
+          <w:p>
+            <w:pPr>
+              <w:spacing w:after="120" w:line="278" w:lineRule="auto"/>
+              <w:rPr>
+                <w:rFonts w:ascii="Times New Roman" w:hAnsi="Times New Roman" w:cs="Times New Roman"/>
+                <w:szCs w:val="24"/>
+              </w:rPr>
+            </w:pPr>
+            <w:r>
+              <w:rPr>
+                <w:rFonts w:ascii="Times New Roman" w:hAnsi="Times New Roman" w:cs="Times New Roman"/>
+                <w:szCs w:val="24"/>
+              </w:rPr>
+              <w:t>AI Recommendation Engine</w:t>
+            </w:r>
+          </w:p>
+        </w:tc>
+        <w:tc>
+          <w:tcPr>
+            <w:tcW w:w="2200" w:type="dxa"/>
+          </w:tcPr>
+          <w:p>
+            <w:pPr>
+              <w:spacing w:after="120" w:line="278" w:lineRule="auto"/>
+              <w:rPr>
+                <w:rFonts w:ascii="Times New Roman" w:hAnsi="Times New Roman" w:cs="Times New Roman"/>
+                <w:szCs w:val="24"/>
+              </w:rPr>
+            </w:pPr>
+            <w:r>
+              <w:rPr>
+                <w:rFonts w:ascii="Times New Roman" w:hAnsi="Times New Roman" w:cs="Times New Roman"/>
+                <w:szCs w:val="24"/>
+              </w:rPr>
+              <w:t>Sprint 7 (v3.0)</w:t>
+            </w:r>
+          </w:p>
+        </w:tc>
+        <w:tc>
+          <w:tcPr>
+            <w:tcW w:w="3960" w:type="dxa"/>
+          </w:tcPr>
+          <w:p>
+            <w:pPr>
+              <w:spacing w:after="120" w:line="278" w:lineRule="auto"/>
+              <w:rPr>
+                <w:rFonts w:ascii="Times New Roman" w:hAnsi="Times New Roman" w:cs="Times New Roman"/>
+                <w:szCs w:val="24"/>
+              </w:rPr>
+            </w:pPr>
+            <w:r>
+              <w:rPr>
+                <w:rFonts w:ascii="Times New Roman" w:hAnsi="Times New Roman" w:cs="Times New Roman"/>
+                <w:szCs w:val="24"/>
+              </w:rPr>
+              <w:t xml:space="preserve">Anthropic </w:t>
+            </w:r>
+            <w:proofErr w:type="spellStart"/>
+            <w:r>
+              <w:rPr>
+                <w:rFonts w:ascii="Times New Roman" w:hAnsi="Times New Roman" w:cs="Times New Roman"/>
+                <w:szCs w:val="24"/>
+              </w:rPr>
+              <w:t>claude</w:t>
+            </w:r>
+            <w:proofErr w:type="spellEnd"/>
+            <w:r>
+              <w:rPr>
+                <w:rFonts w:ascii="Times New Roman" w:hAnsi="Times New Roman" w:cs="Times New Roman"/>
+                <w:szCs w:val="24"/>
+              </w:rPr>
+              <w:t>-haiku API (optional), rule fallback</w:t>
+            </w:r>
+          </w:p>
+        </w:tc>
+      </w:tr>
+      <w:tr>
+        <w:tc>
+          <w:tcPr>
+            <w:tcW w:w="3200" w:type="dxa"/>
+          </w:tcPr>
+          <w:p>
+            <w:pPr>
+              <w:spacing w:after="120" w:line="278" w:lineRule="auto"/>
+              <w:rPr>
+                <w:rFonts w:ascii="Times New Roman" w:hAnsi="Times New Roman" w:cs="Times New Roman"/>
+                <w:szCs w:val="24"/>
+              </w:rPr>
+            </w:pPr>
+            <w:r>
+              <w:rPr>
+                <w:rFonts w:ascii="Times New Roman" w:hAnsi="Times New Roman" w:cs="Times New Roman"/>
+                <w:szCs w:val="24"/>
+              </w:rPr>
+              <w:t>Admin Dashboard</w:t>
+            </w:r>
+          </w:p>
+        </w:tc>
+        <w:tc>
+          <w:tcPr>
+            <w:tcW w:w="2200" w:type="dxa"/>
+          </w:tcPr>
+          <w:p>
+            <w:pPr>
+              <w:spacing w:after="120" w:line="278" w:lineRule="auto"/>
+              <w:rPr>
+                <w:rFonts w:ascii="Times New Roman" w:hAnsi="Times New Roman" w:cs="Times New Roman"/>
+                <w:szCs w:val="24"/>
+              </w:rPr>
+            </w:pPr>
+            <w:r>
+              <w:rPr>
+                <w:rFonts w:ascii="Times New Roman" w:hAnsi="Times New Roman" w:cs="Times New Roman"/>
+                <w:szCs w:val="24"/>
+              </w:rPr>
+              <w:t>Sprint 7 (v3.0)</w:t>
+            </w:r>
+          </w:p>
+        </w:tc>
+        <w:tc>
+          <w:tcPr>
+            <w:tcW w:w="3960" w:type="dxa"/>
+          </w:tcPr>
+          <w:p>
+            <w:pPr>
+              <w:spacing w:after="120" w:line="278" w:lineRule="auto"/>
+              <w:rPr>
+                <w:rFonts w:ascii="Times New Roman" w:hAnsi="Times New Roman" w:cs="Times New Roman"/>
+                <w:szCs w:val="24"/>
+              </w:rPr>
+            </w:pPr>
+            <w:r>
+              <w:rPr>
+                <w:rFonts w:ascii="Times New Roman" w:hAnsi="Times New Roman" w:cs="Times New Roman"/>
+                <w:szCs w:val="24"/>
+              </w:rPr>
+              <w:t xml:space="preserve">Role-gated API, </w:t>
+            </w:r>
+            <w:proofErr w:type="spellStart"/>
+            <w:r>
+              <w:rPr>
+                <w:rFonts w:ascii="Times New Roman" w:hAnsi="Times New Roman" w:cs="Times New Roman"/>
+                <w:szCs w:val="24"/>
+              </w:rPr>
+              <w:t>BarChart</w:t>
+            </w:r>
+            <w:proofErr w:type="spellEnd"/>
+            <w:r>
+              <w:rPr>
+                <w:rFonts w:ascii="Times New Roman" w:hAnsi="Times New Roman" w:cs="Times New Roman"/>
+                <w:szCs w:val="24"/>
+              </w:rPr>
+              <w:t xml:space="preserve"> system analytics</w:t>
+            </w:r>
+          </w:p>
+        </w:tc>
+      </w:tr>
+      <w:tr>
+        <w:tc>
+          <w:tcPr>
+            <w:tcW w:w="3200" w:type="dxa"/>
+          </w:tcPr>
+          <w:p>
+            <w:pPr>
+              <w:spacing w:after="120" w:line="278" w:lineRule="auto"/>
+              <w:rPr>
+                <w:rFonts w:ascii="Times New Roman" w:hAnsi="Times New Roman" w:cs="Times New Roman"/>
+                <w:szCs w:val="24"/>
+              </w:rPr>
+            </w:pPr>
+            <w:r>
+              <w:rPr>
+                <w:rFonts w:ascii="Times New Roman" w:hAnsi="Times New Roman" w:cs="Times New Roman"/>
+                <w:szCs w:val="24"/>
+              </w:rPr>
+              <w:t>History Comparison Views</w:t>
+            </w:r>
+          </w:p>
+        </w:tc>
+        <w:tc>
+          <w:tcPr>
+            <w:tcW w:w="2200" w:type="dxa"/>
+          </w:tcPr>
+          <w:p>
+            <w:pPr>
+              <w:spacing w:after="120" w:line="278" w:lineRule="auto"/>
+              <w:rPr>
+                <w:rFonts w:ascii="Times New Roman" w:hAnsi="Times New Roman" w:cs="Times New Roman"/>
+                <w:szCs w:val="24"/>
+              </w:rPr>
+            </w:pPr>
+            <w:r>
+              <w:rPr>
+                <w:rFonts w:ascii="Times New Roman" w:hAnsi="Times New Roman" w:cs="Times New Roman"/>
+                <w:szCs w:val="24"/>
+              </w:rPr>
+              <w:t>Sprint 7 (v3.0)</w:t>
+            </w:r>
+          </w:p>
+        </w:tc>
+        <w:tc>
+          <w:tcPr>
+            <w:tcW w:w="3960" w:type="dxa"/>
+          </w:tcPr>
+          <w:p>
+            <w:pPr>
+              <w:spacing w:after="120" w:line="278" w:lineRule="auto"/>
+              <w:rPr>
+                <w:rFonts w:ascii="Times New Roman" w:hAnsi="Times New Roman" w:cs="Times New Roman"/>
+                <w:szCs w:val="24"/>
+              </w:rPr>
+            </w:pPr>
+            <w:r>
+              <w:rPr>
+                <w:rFonts w:ascii="Times New Roman" w:hAnsi="Times New Roman" w:cs="Times New Roman"/>
+                <w:szCs w:val="24"/>
+              </w:rPr>
+              <w:t xml:space="preserve">Month-over-month delta </w:t>
+            </w:r>
+            <w:proofErr w:type="spellStart"/>
+            <w:r>
+              <w:rPr>
+                <w:rFonts w:ascii="Times New Roman" w:hAnsi="Times New Roman" w:cs="Times New Roman"/>
+                <w:szCs w:val="24"/>
+              </w:rPr>
+              <w:t>BarChart</w:t>
+            </w:r>
+            <w:proofErr w:type="spellEnd"/>
+            <w:r>
+              <w:rPr>
+                <w:rFonts w:ascii="Times New Roman" w:hAnsi="Times New Roman" w:cs="Times New Roman"/>
+                <w:szCs w:val="24"/>
+              </w:rPr>
+              <w:t>, best/worst callout</w:t>
+            </w:r>
+          </w:p>
+        </w:tc>
+      </w:tr>
+    </w:tbl>
+    <w:p>
+      <w:pPr>
+        <w:spacing w:after="120"/>
+        <w:rPr>
+          <w:rFonts w:ascii="Times New Roman" w:hAnsi="Times New Roman" w:cs="Times New Roman"/>
+          <w:b/>
+          <w:bCs/>
+          <w:szCs w:val="24"/>
+        </w:rPr>
+      </w:pPr>
+    </w:p>
+    <w:p>
+      <w:pPr>
+        <w:spacing w:after="120"/>
+        <w:rPr>
+          <w:rFonts w:ascii="Times New Roman" w:hAnsi="Times New Roman" w:cs="Times New Roman"/>
+          <w:b/>
+          <w:bCs/>
+          <w:szCs w:val="24"/>
+        </w:rPr>
+      </w:pPr>
+    </w:p>
+    <w:p>
+      <w:pPr>
+        <w:spacing w:after="120"/>
+        <w:rPr>
+          <w:rFonts w:ascii="Times New Roman" w:hAnsi="Times New Roman" w:cs="Times New Roman"/>
+          <w:b/>
+          <w:bCs/>
+          <w:sz w:val="32"/>
+          <w:szCs w:val="32"/>
+        </w:rPr>
+      </w:pPr>
+      <w:r>
+        <w:rPr>
+          <w:rFonts w:ascii="Times New Roman" w:hAnsi="Times New Roman" w:cs="Times New Roman"/>
+          <w:b/>
+          <w:bCs/>
+          <w:sz w:val="32"/>
+          <w:szCs w:val="32"/>
+        </w:rPr>
+        <w:lastRenderedPageBreak/>
+        <w:t>5. Data Processing Approach</w:t>
+      </w:r>
+    </w:p>
+    <w:p>
+      <w:pPr>
+        <w:spacing w:after="120"/>
+        <w:rPr>
+          <w:rFonts w:ascii="Times New Roman" w:hAnsi="Times New Roman" w:cs="Times New Roman"/>
+          <w:szCs w:val="24"/>
+        </w:rPr>
+      </w:pPr>
+      <w:r>
+        <w:rPr>
+          <w:rFonts w:ascii="Times New Roman" w:hAnsi="Times New Roman" w:cs="Times New Roman"/>
+          <w:szCs w:val="24"/>
+        </w:rPr>
+        <w:t>Household resource consumption values entered by users are converted into CO₂ emissions using region-appropriate emission factors. The backend performs the following processing pipeline:</w:t>
+      </w:r>
+    </w:p>
+    <w:p>
+      <w:pPr>
+        <w:spacing w:after="120"/>
+        <w:rPr>
+          <w:rFonts w:ascii="Times New Roman" w:hAnsi="Times New Roman" w:cs="Times New Roman"/>
+          <w:b/>
+          <w:bCs/>
+          <w:szCs w:val="24"/>
+        </w:rPr>
+      </w:pPr>
+    </w:p>
+    <w:p>
+      <w:pPr>
+        <w:spacing w:after="120"/>
+        <w:rPr>
+          <w:rFonts w:ascii="Times New Roman" w:hAnsi="Times New Roman" w:cs="Times New Roman"/>
+          <w:b/>
+          <w:bCs/>
+          <w:szCs w:val="24"/>
+        </w:rPr>
+      </w:pPr>
+      <w:r>
+        <w:rPr>
+          <w:rFonts w:ascii="Times New Roman" w:hAnsi="Times New Roman" w:cs="Times New Roman"/>
+          <w:b/>
+          <w:bCs/>
+          <w:szCs w:val="24"/>
+        </w:rPr>
+        <w:t>5.1 Emission Calculation</w:t>
+      </w:r>
+    </w:p>
+    <w:p>
+      <w:pPr>
+        <w:spacing w:after="120"/>
+        <w:rPr>
+          <w:rFonts w:ascii="Times New Roman" w:hAnsi="Times New Roman" w:cs="Times New Roman"/>
+          <w:szCs w:val="24"/>
+        </w:rPr>
+      </w:pPr>
+      <w:r>
+        <w:rPr>
+          <w:rFonts w:ascii="Times New Roman" w:hAnsi="Times New Roman" w:cs="Times New Roman"/>
+          <w:szCs w:val="24"/>
+        </w:rPr>
+        <w:t>Each consumption record is multiplied by a predefined emission factor (kg CO₂ per unit) sourced from Indian grid and transport data:</w:t>
+      </w:r>
+    </w:p>
+    <w:p>
+      <w:pPr>
+        <w:spacing w:after="120"/>
+        <w:rPr>
+          <w:rFonts w:ascii="Times New Roman" w:hAnsi="Times New Roman" w:cs="Times New Roman"/>
+          <w:b/>
+          <w:bCs/>
+          <w:szCs w:val="24"/>
+        </w:rPr>
+      </w:pPr>
+    </w:p>
+    <w:tbl>
+      <w:tblPr>
+        <w:tblStyle w:val="TableGrid"/>
+        <w:tblW w:w="9360" w:type="dxa"/>
+        <w:tblLook w:val="04A0" w:firstRow="1" w:lastRow="0" w:firstColumn="1" w:lastColumn="0" w:noHBand="0" w:noVBand="1"/>
+      </w:tblPr>
+      <w:tblGrid>
+        <w:gridCol w:w="3500"/>
+        <w:gridCol w:w="2000"/>
+        <w:gridCol w:w="3860"/>
+      </w:tblGrid>
+      <w:tr>
+        <w:tc>
+          <w:tcPr>
+            <w:tcW w:w="3500" w:type="dxa"/>
+          </w:tcPr>
+          <w:p>
+            <w:pPr>
+              <w:spacing w:after="120" w:line="278" w:lineRule="auto"/>
+              <w:rPr>
+                <w:rFonts w:ascii="Times New Roman" w:hAnsi="Times New Roman" w:cs="Times New Roman"/>
+                <w:b/>
+                <w:bCs/>
+                <w:szCs w:val="24"/>
+              </w:rPr>
+            </w:pPr>
+            <w:r>
+              <w:rPr>
+                <w:rFonts w:ascii="Times New Roman" w:hAnsi="Times New Roman" w:cs="Times New Roman"/>
+                <w:b/>
+                <w:bCs/>
+                <w:szCs w:val="24"/>
+              </w:rPr>
+              <w:t>Resource</w:t>
+            </w:r>
+          </w:p>
+        </w:tc>
+        <w:tc>
+          <w:tcPr>
+            <w:tcW w:w="2000" w:type="dxa"/>
+          </w:tcPr>
+          <w:p>
+            <w:pPr>
+              <w:spacing w:after="120" w:line="278" w:lineRule="auto"/>
+              <w:rPr>
+                <w:rFonts w:ascii="Times New Roman" w:hAnsi="Times New Roman" w:cs="Times New Roman"/>
+                <w:b/>
+                <w:bCs/>
+                <w:szCs w:val="24"/>
+              </w:rPr>
+            </w:pPr>
+            <w:r>
+              <w:rPr>
+                <w:rFonts w:ascii="Times New Roman" w:hAnsi="Times New Roman" w:cs="Times New Roman"/>
+                <w:b/>
+                <w:bCs/>
+                <w:szCs w:val="24"/>
+              </w:rPr>
+              <w:t>Unit</w:t>
+            </w:r>
+          </w:p>
+        </w:tc>
+        <w:tc>
+          <w:tcPr>
+            <w:tcW w:w="3860" w:type="dxa"/>
+          </w:tcPr>
+          <w:p>
+            <w:pPr>
+              <w:spacing w:after="120" w:line="278" w:lineRule="auto"/>
+              <w:rPr>
+                <w:rFonts w:ascii="Times New Roman" w:hAnsi="Times New Roman" w:cs="Times New Roman"/>
+                <w:b/>
+                <w:bCs/>
+                <w:szCs w:val="24"/>
+              </w:rPr>
+            </w:pPr>
+            <w:r>
+              <w:rPr>
+                <w:rFonts w:ascii="Times New Roman" w:hAnsi="Times New Roman" w:cs="Times New Roman"/>
+                <w:b/>
+                <w:bCs/>
+                <w:szCs w:val="24"/>
+              </w:rPr>
+              <w:t>Emission Factor (kg CO₂/unit)</w:t>
+            </w:r>
+          </w:p>
+        </w:tc>
+      </w:tr>
+      <w:tr>
+        <w:tc>
+          <w:tcPr>
+            <w:tcW w:w="3500" w:type="dxa"/>
+          </w:tcPr>
+          <w:p>
+            <w:pPr>
+              <w:spacing w:after="120" w:line="278" w:lineRule="auto"/>
+              <w:rPr>
+                <w:rFonts w:ascii="Times New Roman" w:hAnsi="Times New Roman" w:cs="Times New Roman"/>
+                <w:szCs w:val="24"/>
+              </w:rPr>
+            </w:pPr>
+            <w:r>
+              <w:rPr>
+                <w:rFonts w:ascii="Times New Roman" w:hAnsi="Times New Roman" w:cs="Times New Roman"/>
+                <w:szCs w:val="24"/>
+              </w:rPr>
+              <w:t>Electricity</w:t>
+            </w:r>
+          </w:p>
+        </w:tc>
+        <w:tc>
+          <w:tcPr>
+            <w:tcW w:w="2000" w:type="dxa"/>
+          </w:tcPr>
+          <w:p>
+            <w:pPr>
+              <w:spacing w:after="120" w:line="278" w:lineRule="auto"/>
+              <w:rPr>
+                <w:rFonts w:ascii="Times New Roman" w:hAnsi="Times New Roman" w:cs="Times New Roman"/>
+                <w:szCs w:val="24"/>
+              </w:rPr>
+            </w:pPr>
+            <w:r>
+              <w:rPr>
+                <w:rFonts w:ascii="Times New Roman" w:hAnsi="Times New Roman" w:cs="Times New Roman"/>
+                <w:szCs w:val="24"/>
+              </w:rPr>
+              <w:t>kWh</w:t>
+            </w:r>
+          </w:p>
+        </w:tc>
+        <w:tc>
+          <w:tcPr>
+            <w:tcW w:w="3860" w:type="dxa"/>
+          </w:tcPr>
+          <w:p>
+            <w:pPr>
+              <w:spacing w:after="120" w:line="278" w:lineRule="auto"/>
+              <w:rPr>
+                <w:rFonts w:ascii="Times New Roman" w:hAnsi="Times New Roman" w:cs="Times New Roman"/>
+                <w:szCs w:val="24"/>
+              </w:rPr>
+            </w:pPr>
+            <w:r>
+              <w:rPr>
+                <w:rFonts w:ascii="Times New Roman" w:hAnsi="Times New Roman" w:cs="Times New Roman"/>
+                <w:szCs w:val="24"/>
+              </w:rPr>
+              <w:t>0.82</w:t>
+            </w:r>
+          </w:p>
+        </w:tc>
+      </w:tr>
+      <w:tr>
+        <w:tc>
+          <w:tcPr>
+            <w:tcW w:w="3500" w:type="dxa"/>
+          </w:tcPr>
+          <w:p>
+            <w:pPr>
+              <w:spacing w:after="120" w:line="278" w:lineRule="auto"/>
+              <w:rPr>
+                <w:rFonts w:ascii="Times New Roman" w:hAnsi="Times New Roman" w:cs="Times New Roman"/>
+                <w:szCs w:val="24"/>
+              </w:rPr>
+            </w:pPr>
+            <w:r>
+              <w:rPr>
+                <w:rFonts w:ascii="Times New Roman" w:hAnsi="Times New Roman" w:cs="Times New Roman"/>
+                <w:szCs w:val="24"/>
+              </w:rPr>
+              <w:t>LPG Gas</w:t>
+            </w:r>
+          </w:p>
+        </w:tc>
+        <w:tc>
+          <w:tcPr>
+            <w:tcW w:w="2000" w:type="dxa"/>
+          </w:tcPr>
+          <w:p>
+            <w:pPr>
+              <w:spacing w:after="120" w:line="278" w:lineRule="auto"/>
+              <w:rPr>
+                <w:rFonts w:ascii="Times New Roman" w:hAnsi="Times New Roman" w:cs="Times New Roman"/>
+                <w:szCs w:val="24"/>
+              </w:rPr>
+            </w:pPr>
+            <w:r>
+              <w:rPr>
+                <w:rFonts w:ascii="Times New Roman" w:hAnsi="Times New Roman" w:cs="Times New Roman"/>
+                <w:szCs w:val="24"/>
+              </w:rPr>
+              <w:t>kg</w:t>
+            </w:r>
+          </w:p>
+        </w:tc>
+        <w:tc>
+          <w:tcPr>
+            <w:tcW w:w="3860" w:type="dxa"/>
+          </w:tcPr>
+          <w:p>
+            <w:pPr>
+              <w:spacing w:after="120" w:line="278" w:lineRule="auto"/>
+              <w:rPr>
+                <w:rFonts w:ascii="Times New Roman" w:hAnsi="Times New Roman" w:cs="Times New Roman"/>
+                <w:szCs w:val="24"/>
+              </w:rPr>
+            </w:pPr>
+            <w:r>
+              <w:rPr>
+                <w:rFonts w:ascii="Times New Roman" w:hAnsi="Times New Roman" w:cs="Times New Roman"/>
+                <w:szCs w:val="24"/>
+              </w:rPr>
+              <w:t>2.98</w:t>
+            </w:r>
+          </w:p>
+        </w:tc>
+      </w:tr>
+      <w:tr>
+        <w:tc>
+          <w:tcPr>
+            <w:tcW w:w="3500" w:type="dxa"/>
+          </w:tcPr>
+          <w:p>
+            <w:pPr>
+              <w:spacing w:after="120" w:line="278" w:lineRule="auto"/>
+              <w:rPr>
+                <w:rFonts w:ascii="Times New Roman" w:hAnsi="Times New Roman" w:cs="Times New Roman"/>
+                <w:szCs w:val="24"/>
+              </w:rPr>
+            </w:pPr>
+            <w:r>
+              <w:rPr>
+                <w:rFonts w:ascii="Times New Roman" w:hAnsi="Times New Roman" w:cs="Times New Roman"/>
+                <w:szCs w:val="24"/>
+              </w:rPr>
+              <w:t>PNG Gas</w:t>
+            </w:r>
+          </w:p>
+        </w:tc>
+        <w:tc>
+          <w:tcPr>
+            <w:tcW w:w="2000" w:type="dxa"/>
+          </w:tcPr>
+          <w:p>
+            <w:pPr>
+              <w:spacing w:after="120" w:line="278" w:lineRule="auto"/>
+              <w:rPr>
+                <w:rFonts w:ascii="Times New Roman" w:hAnsi="Times New Roman" w:cs="Times New Roman"/>
+                <w:szCs w:val="24"/>
+              </w:rPr>
+            </w:pPr>
+            <w:r>
+              <w:rPr>
+                <w:rFonts w:ascii="Times New Roman" w:hAnsi="Times New Roman" w:cs="Times New Roman"/>
+                <w:szCs w:val="24"/>
+              </w:rPr>
+              <w:t>kg</w:t>
+            </w:r>
+          </w:p>
+        </w:tc>
+        <w:tc>
+          <w:tcPr>
+            <w:tcW w:w="3860" w:type="dxa"/>
+          </w:tcPr>
+          <w:p>
+            <w:pPr>
+              <w:spacing w:after="120" w:line="278" w:lineRule="auto"/>
+              <w:rPr>
+                <w:rFonts w:ascii="Times New Roman" w:hAnsi="Times New Roman" w:cs="Times New Roman"/>
+                <w:szCs w:val="24"/>
+              </w:rPr>
+            </w:pPr>
+            <w:r>
+              <w:rPr>
+                <w:rFonts w:ascii="Times New Roman" w:hAnsi="Times New Roman" w:cs="Times New Roman"/>
+                <w:szCs w:val="24"/>
+              </w:rPr>
+              <w:t>2.20</w:t>
+            </w:r>
+          </w:p>
+        </w:tc>
+      </w:tr>
+      <w:tr>
+        <w:tc>
+          <w:tcPr>
+            <w:tcW w:w="3500" w:type="dxa"/>
+          </w:tcPr>
+          <w:p>
+            <w:pPr>
+              <w:spacing w:after="120" w:line="278" w:lineRule="auto"/>
+              <w:rPr>
+                <w:rFonts w:ascii="Times New Roman" w:hAnsi="Times New Roman" w:cs="Times New Roman"/>
+                <w:szCs w:val="24"/>
+              </w:rPr>
+            </w:pPr>
+            <w:r>
+              <w:rPr>
+                <w:rFonts w:ascii="Times New Roman" w:hAnsi="Times New Roman" w:cs="Times New Roman"/>
+                <w:szCs w:val="24"/>
+              </w:rPr>
+              <w:t>Petrol</w:t>
+            </w:r>
+          </w:p>
+        </w:tc>
+        <w:tc>
+          <w:tcPr>
+            <w:tcW w:w="2000" w:type="dxa"/>
+          </w:tcPr>
+          <w:p>
+            <w:pPr>
+              <w:spacing w:after="120" w:line="278" w:lineRule="auto"/>
+              <w:rPr>
+                <w:rFonts w:ascii="Times New Roman" w:hAnsi="Times New Roman" w:cs="Times New Roman"/>
+                <w:szCs w:val="24"/>
+              </w:rPr>
+            </w:pPr>
+            <w:r>
+              <w:rPr>
+                <w:rFonts w:ascii="Times New Roman" w:hAnsi="Times New Roman" w:cs="Times New Roman"/>
+                <w:szCs w:val="24"/>
+              </w:rPr>
+              <w:t>litres</w:t>
+            </w:r>
+          </w:p>
+        </w:tc>
+        <w:tc>
+          <w:tcPr>
+            <w:tcW w:w="3860" w:type="dxa"/>
+          </w:tcPr>
+          <w:p>
+            <w:pPr>
+              <w:spacing w:after="120" w:line="278" w:lineRule="auto"/>
+              <w:rPr>
+                <w:rFonts w:ascii="Times New Roman" w:hAnsi="Times New Roman" w:cs="Times New Roman"/>
+                <w:szCs w:val="24"/>
+              </w:rPr>
+            </w:pPr>
+            <w:r>
+              <w:rPr>
+                <w:rFonts w:ascii="Times New Roman" w:hAnsi="Times New Roman" w:cs="Times New Roman"/>
+                <w:szCs w:val="24"/>
+              </w:rPr>
+              <w:t>2.31</w:t>
+            </w:r>
+          </w:p>
+        </w:tc>
+      </w:tr>
+      <w:tr>
+        <w:tc>
+          <w:tcPr>
+            <w:tcW w:w="3500" w:type="dxa"/>
+          </w:tcPr>
+          <w:p>
+            <w:pPr>
+              <w:spacing w:after="120" w:line="278" w:lineRule="auto"/>
+              <w:rPr>
+                <w:rFonts w:ascii="Times New Roman" w:hAnsi="Times New Roman" w:cs="Times New Roman"/>
+                <w:szCs w:val="24"/>
+              </w:rPr>
+            </w:pPr>
+            <w:r>
+              <w:rPr>
+                <w:rFonts w:ascii="Times New Roman" w:hAnsi="Times New Roman" w:cs="Times New Roman"/>
+                <w:szCs w:val="24"/>
+              </w:rPr>
+              <w:t>Diesel</w:t>
+            </w:r>
+          </w:p>
+        </w:tc>
+        <w:tc>
+          <w:tcPr>
+            <w:tcW w:w="2000" w:type="dxa"/>
+          </w:tcPr>
+          <w:p>
+            <w:pPr>
+              <w:spacing w:after="120" w:line="278" w:lineRule="auto"/>
+              <w:rPr>
+                <w:rFonts w:ascii="Times New Roman" w:hAnsi="Times New Roman" w:cs="Times New Roman"/>
+                <w:szCs w:val="24"/>
+              </w:rPr>
+            </w:pPr>
+            <w:r>
+              <w:rPr>
+                <w:rFonts w:ascii="Times New Roman" w:hAnsi="Times New Roman" w:cs="Times New Roman"/>
+                <w:szCs w:val="24"/>
+              </w:rPr>
+              <w:t>litres</w:t>
+            </w:r>
+          </w:p>
+        </w:tc>
+        <w:tc>
+          <w:tcPr>
+            <w:tcW w:w="3860" w:type="dxa"/>
+          </w:tcPr>
+          <w:p>
+            <w:pPr>
+              <w:spacing w:after="120" w:line="278" w:lineRule="auto"/>
+              <w:rPr>
+                <w:rFonts w:ascii="Times New Roman" w:hAnsi="Times New Roman" w:cs="Times New Roman"/>
+                <w:szCs w:val="24"/>
+              </w:rPr>
+            </w:pPr>
+            <w:r>
+              <w:rPr>
+                <w:rFonts w:ascii="Times New Roman" w:hAnsi="Times New Roman" w:cs="Times New Roman"/>
+                <w:szCs w:val="24"/>
+              </w:rPr>
+              <w:t>2.68</w:t>
+            </w:r>
+          </w:p>
+        </w:tc>
+      </w:tr>
+      <w:tr>
+        <w:tc>
+          <w:tcPr>
+            <w:tcW w:w="3500" w:type="dxa"/>
+          </w:tcPr>
+          <w:p>
+            <w:pPr>
+              <w:spacing w:after="120" w:line="278" w:lineRule="auto"/>
+              <w:rPr>
+                <w:rFonts w:ascii="Times New Roman" w:hAnsi="Times New Roman" w:cs="Times New Roman"/>
+                <w:szCs w:val="24"/>
+              </w:rPr>
+            </w:pPr>
+            <w:r>
+              <w:rPr>
+                <w:rFonts w:ascii="Times New Roman" w:hAnsi="Times New Roman" w:cs="Times New Roman"/>
+                <w:szCs w:val="24"/>
+              </w:rPr>
+              <w:t>CNG</w:t>
+            </w:r>
+          </w:p>
+        </w:tc>
+        <w:tc>
+          <w:tcPr>
+            <w:tcW w:w="2000" w:type="dxa"/>
+          </w:tcPr>
+          <w:p>
+            <w:pPr>
+              <w:spacing w:after="120" w:line="278" w:lineRule="auto"/>
+              <w:rPr>
+                <w:rFonts w:ascii="Times New Roman" w:hAnsi="Times New Roman" w:cs="Times New Roman"/>
+                <w:szCs w:val="24"/>
+              </w:rPr>
+            </w:pPr>
+            <w:r>
+              <w:rPr>
+                <w:rFonts w:ascii="Times New Roman" w:hAnsi="Times New Roman" w:cs="Times New Roman"/>
+                <w:szCs w:val="24"/>
+              </w:rPr>
+              <w:t>litres</w:t>
+            </w:r>
+          </w:p>
+        </w:tc>
+        <w:tc>
+          <w:tcPr>
+            <w:tcW w:w="3860" w:type="dxa"/>
+          </w:tcPr>
+          <w:p>
+            <w:pPr>
+              <w:spacing w:after="120" w:line="278" w:lineRule="auto"/>
+              <w:rPr>
+                <w:rFonts w:ascii="Times New Roman" w:hAnsi="Times New Roman" w:cs="Times New Roman"/>
+                <w:szCs w:val="24"/>
+              </w:rPr>
+            </w:pPr>
+            <w:r>
+              <w:rPr>
+                <w:rFonts w:ascii="Times New Roman" w:hAnsi="Times New Roman" w:cs="Times New Roman"/>
+                <w:szCs w:val="24"/>
+              </w:rPr>
+              <w:t>1.96</w:t>
+            </w:r>
+          </w:p>
+        </w:tc>
+      </w:tr>
+      <w:tr>
+        <w:tc>
+          <w:tcPr>
+            <w:tcW w:w="3500" w:type="dxa"/>
+          </w:tcPr>
+          <w:p>
+            <w:pPr>
+              <w:spacing w:after="120" w:line="278" w:lineRule="auto"/>
+              <w:rPr>
+                <w:rFonts w:ascii="Times New Roman" w:hAnsi="Times New Roman" w:cs="Times New Roman"/>
+                <w:szCs w:val="24"/>
+              </w:rPr>
+            </w:pPr>
+            <w:r>
+              <w:rPr>
+                <w:rFonts w:ascii="Times New Roman" w:hAnsi="Times New Roman" w:cs="Times New Roman"/>
+                <w:szCs w:val="24"/>
+              </w:rPr>
+              <w:t>Water</w:t>
+            </w:r>
+          </w:p>
+        </w:tc>
+        <w:tc>
+          <w:tcPr>
+            <w:tcW w:w="2000" w:type="dxa"/>
+          </w:tcPr>
+          <w:p>
+            <w:pPr>
+              <w:spacing w:after="120" w:line="278" w:lineRule="auto"/>
+              <w:rPr>
+                <w:rFonts w:ascii="Times New Roman" w:hAnsi="Times New Roman" w:cs="Times New Roman"/>
+                <w:szCs w:val="24"/>
+              </w:rPr>
+            </w:pPr>
+            <w:r>
+              <w:rPr>
+                <w:rFonts w:ascii="Times New Roman" w:hAnsi="Times New Roman" w:cs="Times New Roman"/>
+                <w:szCs w:val="24"/>
+              </w:rPr>
+              <w:t>litres</w:t>
+            </w:r>
+          </w:p>
+        </w:tc>
+        <w:tc>
+          <w:tcPr>
+            <w:tcW w:w="3860" w:type="dxa"/>
+          </w:tcPr>
+          <w:p>
+            <w:pPr>
+              <w:spacing w:after="120" w:line="278" w:lineRule="auto"/>
+              <w:rPr>
+                <w:rFonts w:ascii="Times New Roman" w:hAnsi="Times New Roman" w:cs="Times New Roman"/>
+                <w:szCs w:val="24"/>
+              </w:rPr>
+            </w:pPr>
+            <w:r>
+              <w:rPr>
+                <w:rFonts w:ascii="Times New Roman" w:hAnsi="Times New Roman" w:cs="Times New Roman"/>
+                <w:szCs w:val="24"/>
+              </w:rPr>
+              <w:t>0.0003</w:t>
+            </w:r>
+          </w:p>
+        </w:tc>
+      </w:tr>
+    </w:tbl>
+    <w:p>
+      <w:pPr>
+        <w:spacing w:after="120"/>
+        <w:rPr>
+          <w:rFonts w:ascii="Times New Roman" w:hAnsi="Times New Roman" w:cs="Times New Roman"/>
+          <w:b/>
+          <w:bCs/>
+          <w:szCs w:val="24"/>
+        </w:rPr>
+      </w:pPr>
+    </w:p>
+    <w:p>
+      <w:pPr>
+        <w:spacing w:after="120"/>
+        <w:rPr>
+          <w:rFonts w:ascii="Times New Roman" w:hAnsi="Times New Roman" w:cs="Times New Roman"/>
+          <w:b/>
+          <w:bCs/>
+          <w:szCs w:val="24"/>
+        </w:rPr>
+      </w:pPr>
+      <w:r>
+        <w:rPr>
+          <w:rFonts w:ascii="Times New Roman" w:hAnsi="Times New Roman" w:cs="Times New Roman"/>
+          <w:b/>
+          <w:bCs/>
+          <w:szCs w:val="24"/>
+        </w:rPr>
+        <w:t>5.2 Predictive Analytics (v3.0)</w:t>
+      </w:r>
+    </w:p>
+    <w:p>
+      <w:pPr>
+        <w:spacing w:after="120"/>
+        <w:rPr>
+          <w:rFonts w:ascii="Times New Roman" w:hAnsi="Times New Roman" w:cs="Times New Roman"/>
+          <w:szCs w:val="24"/>
+        </w:rPr>
+      </w:pPr>
+      <w:r>
+        <w:rPr>
+          <w:rFonts w:ascii="Times New Roman" w:hAnsi="Times New Roman" w:cs="Times New Roman"/>
+          <w:szCs w:val="24"/>
+        </w:rPr>
+        <w:t xml:space="preserve">The Prediction Service implements a least-squares linear regression model using NumPy’s </w:t>
+      </w:r>
+      <w:proofErr w:type="spellStart"/>
+      <w:r>
+        <w:rPr>
+          <w:rFonts w:ascii="Times New Roman" w:hAnsi="Times New Roman" w:cs="Times New Roman"/>
+          <w:szCs w:val="24"/>
+        </w:rPr>
+        <w:t>polyfit</w:t>
+      </w:r>
+      <w:proofErr w:type="spellEnd"/>
+      <w:r>
+        <w:rPr>
+          <w:rFonts w:ascii="Times New Roman" w:hAnsi="Times New Roman" w:cs="Times New Roman"/>
+          <w:szCs w:val="24"/>
+        </w:rPr>
+        <w:t xml:space="preserve"> function applied to the user’s monthly CO₂ summary history. The algorithm:</w:t>
       </w:r>
     </w:p>
     <w:p>
       <w:pPr>
         <w:numPr>
           <w:ilvl w:val="0"/>
-          <w:numId w:val="3"/>
+          <w:numId w:val="10"/>
         </w:numPr>
-        <w:spacing w:after="0"/>
-        <w:rPr>
-          <w:rFonts w:ascii="Times New Roman" w:hAnsi="Times New Roman" w:cs="Times New Roman"/>
-          <w:szCs w:val="24"/>
-        </w:rPr>
-      </w:pPr>
-      <w:r>
-        <w:rPr>
-          <w:rFonts w:ascii="Times New Roman" w:hAnsi="Times New Roman" w:cs="Times New Roman"/>
-          <w:szCs w:val="24"/>
-        </w:rPr>
-        <w:t>KPI analysis</w:t>
+        <w:spacing w:after="120"/>
+        <w:rPr>
+          <w:rFonts w:ascii="Times New Roman" w:hAnsi="Times New Roman" w:cs="Times New Roman"/>
+          <w:szCs w:val="24"/>
+        </w:rPr>
+      </w:pPr>
+      <w:r>
+        <w:rPr>
+          <w:rFonts w:ascii="Times New Roman" w:hAnsi="Times New Roman" w:cs="Times New Roman"/>
+          <w:szCs w:val="24"/>
+        </w:rPr>
+        <w:t>Constructs an integer index array x = [0, 1, 2, …, n-1] representing sequential months</w:t>
       </w:r>
     </w:p>
     <w:p>
       <w:pPr>
         <w:numPr>
           <w:ilvl w:val="0"/>
-          <w:numId w:val="3"/>
+          <w:numId w:val="10"/>
         </w:numPr>
-        <w:spacing w:after="0"/>
-        <w:rPr>
-          <w:rFonts w:ascii="Times New Roman" w:hAnsi="Times New Roman" w:cs="Times New Roman"/>
-          <w:szCs w:val="24"/>
-        </w:rPr>
-      </w:pPr>
-      <w:r>
-        <w:rPr>
-          <w:rFonts w:ascii="Times New Roman" w:hAnsi="Times New Roman" w:cs="Times New Roman"/>
-          <w:szCs w:val="24"/>
-        </w:rPr>
-        <w:t>Monthly summary computation</w:t>
+        <w:spacing w:after="120"/>
+        <w:rPr>
+          <w:rFonts w:ascii="Times New Roman" w:hAnsi="Times New Roman" w:cs="Times New Roman"/>
+          <w:szCs w:val="24"/>
+        </w:rPr>
+      </w:pPr>
+      <w:r>
+        <w:rPr>
+          <w:rFonts w:ascii="Times New Roman" w:hAnsi="Times New Roman" w:cs="Times New Roman"/>
+          <w:szCs w:val="24"/>
+        </w:rPr>
+        <w:t>Fits a degree-1 polynomial (y = slope × x + intercept) to the historical total_co2 values</w:t>
       </w:r>
     </w:p>
     <w:p>
       <w:pPr>
         <w:numPr>
           <w:ilvl w:val="0"/>
-          <w:numId w:val="3"/>
+          <w:numId w:val="10"/>
         </w:numPr>
-        <w:spacing w:after="0"/>
-        <w:rPr>
-          <w:rFonts w:ascii="Times New Roman" w:hAnsi="Times New Roman" w:cs="Times New Roman"/>
-          <w:szCs w:val="24"/>
-        </w:rPr>
-      </w:pPr>
-      <w:r>
-        <w:rPr>
-          <w:rFonts w:ascii="Times New Roman" w:hAnsi="Times New Roman" w:cs="Times New Roman"/>
-          <w:szCs w:val="24"/>
-        </w:rPr>
-        <w:t>Recommendation generation</w:t>
+        <w:spacing w:after="120"/>
+        <w:rPr>
+          <w:rFonts w:ascii="Times New Roman" w:hAnsi="Times New Roman" w:cs="Times New Roman"/>
+          <w:szCs w:val="24"/>
+        </w:rPr>
+      </w:pPr>
+      <w:r>
+        <w:rPr>
+          <w:rFonts w:ascii="Times New Roman" w:hAnsi="Times New Roman" w:cs="Times New Roman"/>
+          <w:szCs w:val="24"/>
+        </w:rPr>
+        <w:t>Evaluates the polynomial at position n to obtain the predicted value for the next month</w:t>
       </w:r>
     </w:p>
     <w:p>
       <w:pPr>
         <w:numPr>
           <w:ilvl w:val="0"/>
-          <w:numId w:val="3"/>
+          <w:numId w:val="10"/>
         </w:numPr>
-        <w:spacing w:after="0"/>
-        <w:rPr>
-          <w:rFonts w:ascii="Times New Roman" w:hAnsi="Times New Roman" w:cs="Times New Roman"/>
-          <w:szCs w:val="24"/>
-        </w:rPr>
-      </w:pPr>
-      <w:r>
-        <w:rPr>
-          <w:rFonts w:ascii="Times New Roman" w:hAnsi="Times New Roman" w:cs="Times New Roman"/>
-          <w:szCs w:val="24"/>
-        </w:rPr>
-        <w:t>Incentive scoring</w:t>
-      </w:r>
-    </w:p>
-    <w:p>
-      <w:pPr>
-        <w:spacing w:after="0"/>
-        <w:rPr>
-          <w:rFonts w:ascii="Times New Roman" w:hAnsi="Times New Roman" w:cs="Times New Roman"/>
-          <w:szCs w:val="24"/>
-        </w:rPr>
-      </w:pPr>
-      <w:r>
-        <w:rPr>
-          <w:rFonts w:ascii="Times New Roman" w:hAnsi="Times New Roman" w:cs="Times New Roman"/>
-          <w:szCs w:val="24"/>
-        </w:rPr>
-        <w:t>This layer processes raw consumption data and internally aggregates domain-specific fuel types such as petrol and diesel into standardized emission categories for visualization.</w:t>
-      </w:r>
-    </w:p>
-    <w:p>
-      <w:pPr>
-        <w:spacing w:after="120"/>
-        <w:rPr>
-          <w:rFonts w:ascii="Times New Roman" w:hAnsi="Times New Roman" w:cs="Times New Roman"/>
-          <w:szCs w:val="24"/>
-        </w:rPr>
-      </w:pPr>
+        <w:spacing w:after="120"/>
+        <w:rPr>
+          <w:rFonts w:ascii="Times New Roman" w:hAnsi="Times New Roman" w:cs="Times New Roman"/>
+          <w:szCs w:val="24"/>
+        </w:rPr>
+      </w:pPr>
+      <w:r>
+        <w:rPr>
+          <w:rFonts w:ascii="Times New Roman" w:hAnsi="Times New Roman" w:cs="Times New Roman"/>
+          <w:szCs w:val="24"/>
+        </w:rPr>
+        <w:t>Calculates percentage change relative to the most recent month to determine trend direction</w:t>
+      </w:r>
+    </w:p>
+    <w:p>
+      <w:pPr>
+        <w:numPr>
+          <w:ilvl w:val="0"/>
+          <w:numId w:val="10"/>
+        </w:numPr>
+        <w:spacing w:after="120"/>
+        <w:rPr>
+          <w:rFonts w:ascii="Times New Roman" w:hAnsi="Times New Roman" w:cs="Times New Roman"/>
+          <w:szCs w:val="24"/>
+        </w:rPr>
+      </w:pPr>
+      <w:r>
+        <w:rPr>
+          <w:rFonts w:ascii="Times New Roman" w:hAnsi="Times New Roman" w:cs="Times New Roman"/>
+          <w:szCs w:val="24"/>
+        </w:rPr>
+        <w:t>Assigns confidence levels: High (≥5 months), Medium (≥3 months), Low (&lt;3 months)</w:t>
+      </w:r>
+    </w:p>
+    <w:p>
+      <w:pPr>
+        <w:numPr>
+          <w:ilvl w:val="0"/>
+          <w:numId w:val="10"/>
+        </w:numPr>
+        <w:spacing w:after="120"/>
+        <w:rPr>
+          <w:rFonts w:ascii="Times New Roman" w:hAnsi="Times New Roman" w:cs="Times New Roman"/>
+          <w:szCs w:val="24"/>
+        </w:rPr>
+      </w:pPr>
+      <w:r>
+        <w:rPr>
+          <w:rFonts w:ascii="Times New Roman" w:hAnsi="Times New Roman" w:cs="Times New Roman"/>
+          <w:szCs w:val="24"/>
+        </w:rPr>
+        <w:t>Runs the same regression per resource category (Electricity, Gas, Fuel, Water) independently</w:t>
+      </w:r>
+    </w:p>
+    <w:p>
+      <w:pPr>
+        <w:spacing w:after="120"/>
+        <w:rPr>
+          <w:rFonts w:ascii="Times New Roman" w:hAnsi="Times New Roman" w:cs="Times New Roman"/>
+          <w:szCs w:val="24"/>
+        </w:rPr>
+      </w:pPr>
+      <w:r>
+        <w:rPr>
+          <w:rFonts w:ascii="Times New Roman" w:hAnsi="Times New Roman" w:cs="Times New Roman"/>
+          <w:szCs w:val="24"/>
+        </w:rPr>
+        <w:t>The minimum data requirement is two months of historical records. Users with fewer months receive an ‘</w:t>
+      </w:r>
+      <w:proofErr w:type="spellStart"/>
+      <w:r>
+        <w:rPr>
+          <w:rFonts w:ascii="Times New Roman" w:hAnsi="Times New Roman" w:cs="Times New Roman"/>
+          <w:szCs w:val="24"/>
+        </w:rPr>
+        <w:t>insufficient_data</w:t>
+      </w:r>
+      <w:proofErr w:type="spellEnd"/>
+      <w:r>
+        <w:rPr>
+          <w:rFonts w:ascii="Times New Roman" w:hAnsi="Times New Roman" w:cs="Times New Roman"/>
+          <w:szCs w:val="24"/>
+        </w:rPr>
+        <w:t>’ response with a prompt to log more consumption entries.</w:t>
+      </w:r>
     </w:p>
     <w:p>
       <w:pPr>
@@ -821,1176 +3892,2850 @@
           <w:szCs w:val="24"/>
         </w:rPr>
       </w:pPr>
-      <w:r>
+    </w:p>
+    <w:p>
+      <w:pPr>
+        <w:spacing w:after="120"/>
         <w:rPr>
           <w:rFonts w:ascii="Times New Roman" w:hAnsi="Times New Roman" w:cs="Times New Roman"/>
           <w:b/>
           <w:bCs/>
           <w:szCs w:val="24"/>
         </w:rPr>
-        <w:t>3.3 Data Layer</w:t>
-      </w:r>
-    </w:p>
-    <w:p>
-      <w:pPr>
-        <w:spacing w:after="0"/>
-        <w:rPr>
-          <w:rFonts w:ascii="Times New Roman" w:hAnsi="Times New Roman" w:cs="Times New Roman"/>
-          <w:szCs w:val="24"/>
-        </w:rPr>
-      </w:pPr>
-      <w:r>
-        <w:rPr>
-          <w:rFonts w:ascii="Times New Roman" w:hAnsi="Times New Roman" w:cs="Times New Roman"/>
-          <w:szCs w:val="24"/>
-        </w:rPr>
-        <w:t>The Data Layer utilizes CSV-based datasets for persistent storage of system information including:</w:t>
+      </w:pPr>
+      <w:r>
+        <w:rPr>
+          <w:rFonts w:ascii="Times New Roman" w:hAnsi="Times New Roman" w:cs="Times New Roman"/>
+          <w:b/>
+          <w:bCs/>
+          <w:szCs w:val="24"/>
+        </w:rPr>
+        <w:t>5.3 KPI Analysis</w:t>
+      </w:r>
+    </w:p>
+    <w:p>
+      <w:pPr>
+        <w:spacing w:after="120"/>
+        <w:rPr>
+          <w:rFonts w:ascii="Times New Roman" w:hAnsi="Times New Roman" w:cs="Times New Roman"/>
+          <w:szCs w:val="24"/>
+        </w:rPr>
+      </w:pPr>
+      <w:r>
+        <w:rPr>
+          <w:rFonts w:ascii="Times New Roman" w:hAnsi="Times New Roman" w:cs="Times New Roman"/>
+          <w:szCs w:val="24"/>
+        </w:rPr>
+        <w:t>Monthly consumption totals are compared against per-person household baselines to calculate excess usage and status:</w:t>
+      </w:r>
+    </w:p>
+    <w:tbl>
+      <w:tblPr>
+        <w:tblStyle w:val="TableGrid"/>
+        <w:tblW w:w="9360" w:type="dxa"/>
+        <w:tblLook w:val="04A0" w:firstRow="1" w:lastRow="0" w:firstColumn="1" w:lastColumn="0" w:noHBand="0" w:noVBand="1"/>
+      </w:tblPr>
+      <w:tblGrid>
+        <w:gridCol w:w="2800"/>
+        <w:gridCol w:w="2800"/>
+        <w:gridCol w:w="3760"/>
+      </w:tblGrid>
+      <w:tr>
+        <w:tc>
+          <w:tcPr>
+            <w:tcW w:w="2800" w:type="dxa"/>
+          </w:tcPr>
+          <w:p>
+            <w:pPr>
+              <w:spacing w:after="120" w:line="278" w:lineRule="auto"/>
+              <w:rPr>
+                <w:rFonts w:ascii="Times New Roman" w:hAnsi="Times New Roman" w:cs="Times New Roman"/>
+                <w:b/>
+                <w:bCs/>
+                <w:szCs w:val="24"/>
+              </w:rPr>
+            </w:pPr>
+            <w:r>
+              <w:rPr>
+                <w:rFonts w:ascii="Times New Roman" w:hAnsi="Times New Roman" w:cs="Times New Roman"/>
+                <w:b/>
+                <w:bCs/>
+                <w:szCs w:val="24"/>
+              </w:rPr>
+              <w:lastRenderedPageBreak/>
+              <w:t>Resource</w:t>
+            </w:r>
+          </w:p>
+        </w:tc>
+        <w:tc>
+          <w:tcPr>
+            <w:tcW w:w="2800" w:type="dxa"/>
+          </w:tcPr>
+          <w:p>
+            <w:pPr>
+              <w:spacing w:after="120" w:line="278" w:lineRule="auto"/>
+              <w:rPr>
+                <w:rFonts w:ascii="Times New Roman" w:hAnsi="Times New Roman" w:cs="Times New Roman"/>
+                <w:b/>
+                <w:bCs/>
+                <w:szCs w:val="24"/>
+              </w:rPr>
+            </w:pPr>
+            <w:r>
+              <w:rPr>
+                <w:rFonts w:ascii="Times New Roman" w:hAnsi="Times New Roman" w:cs="Times New Roman"/>
+                <w:b/>
+                <w:bCs/>
+                <w:szCs w:val="24"/>
+              </w:rPr>
+              <w:t>Monthly Baseline (per person)</w:t>
+            </w:r>
+          </w:p>
+        </w:tc>
+        <w:tc>
+          <w:tcPr>
+            <w:tcW w:w="3760" w:type="dxa"/>
+          </w:tcPr>
+          <w:p>
+            <w:pPr>
+              <w:spacing w:after="120" w:line="278" w:lineRule="auto"/>
+              <w:rPr>
+                <w:rFonts w:ascii="Times New Roman" w:hAnsi="Times New Roman" w:cs="Times New Roman"/>
+                <w:b/>
+                <w:bCs/>
+                <w:szCs w:val="24"/>
+              </w:rPr>
+            </w:pPr>
+            <w:r>
+              <w:rPr>
+                <w:rFonts w:ascii="Times New Roman" w:hAnsi="Times New Roman" w:cs="Times New Roman"/>
+                <w:b/>
+                <w:bCs/>
+                <w:szCs w:val="24"/>
+              </w:rPr>
+              <w:t>Status Thresholds</w:t>
+            </w:r>
+          </w:p>
+        </w:tc>
+      </w:tr>
+      <w:tr>
+        <w:tc>
+          <w:tcPr>
+            <w:tcW w:w="2800" w:type="dxa"/>
+          </w:tcPr>
+          <w:p>
+            <w:pPr>
+              <w:spacing w:after="120" w:line="278" w:lineRule="auto"/>
+              <w:rPr>
+                <w:rFonts w:ascii="Times New Roman" w:hAnsi="Times New Roman" w:cs="Times New Roman"/>
+                <w:szCs w:val="24"/>
+              </w:rPr>
+            </w:pPr>
+            <w:r>
+              <w:rPr>
+                <w:rFonts w:ascii="Times New Roman" w:hAnsi="Times New Roman" w:cs="Times New Roman"/>
+                <w:szCs w:val="24"/>
+              </w:rPr>
+              <w:t>Electricity</w:t>
+            </w:r>
+          </w:p>
+        </w:tc>
+        <w:tc>
+          <w:tcPr>
+            <w:tcW w:w="2800" w:type="dxa"/>
+          </w:tcPr>
+          <w:p>
+            <w:pPr>
+              <w:spacing w:after="120" w:line="278" w:lineRule="auto"/>
+              <w:rPr>
+                <w:rFonts w:ascii="Times New Roman" w:hAnsi="Times New Roman" w:cs="Times New Roman"/>
+                <w:szCs w:val="24"/>
+              </w:rPr>
+            </w:pPr>
+            <w:r>
+              <w:rPr>
+                <w:rFonts w:ascii="Times New Roman" w:hAnsi="Times New Roman" w:cs="Times New Roman"/>
+                <w:szCs w:val="24"/>
+              </w:rPr>
+              <w:t>60 kWh</w:t>
+            </w:r>
+          </w:p>
+        </w:tc>
+        <w:tc>
+          <w:tcPr>
+            <w:tcW w:w="3760" w:type="dxa"/>
+          </w:tcPr>
+          <w:p>
+            <w:pPr>
+              <w:spacing w:after="120" w:line="278" w:lineRule="auto"/>
+              <w:rPr>
+                <w:rFonts w:ascii="Times New Roman" w:hAnsi="Times New Roman" w:cs="Times New Roman"/>
+                <w:szCs w:val="24"/>
+              </w:rPr>
+            </w:pPr>
+            <w:r>
+              <w:rPr>
+                <w:rFonts w:ascii="Times New Roman" w:hAnsi="Times New Roman" w:cs="Times New Roman"/>
+                <w:szCs w:val="24"/>
+              </w:rPr>
+              <w:t>ok: 0% excess | warning: 1–30% | critical: &gt;30%</w:t>
+            </w:r>
+          </w:p>
+        </w:tc>
+      </w:tr>
+      <w:tr>
+        <w:tc>
+          <w:tcPr>
+            <w:tcW w:w="2800" w:type="dxa"/>
+          </w:tcPr>
+          <w:p>
+            <w:pPr>
+              <w:spacing w:after="120" w:line="278" w:lineRule="auto"/>
+              <w:rPr>
+                <w:rFonts w:ascii="Times New Roman" w:hAnsi="Times New Roman" w:cs="Times New Roman"/>
+                <w:szCs w:val="24"/>
+              </w:rPr>
+            </w:pPr>
+            <w:r>
+              <w:rPr>
+                <w:rFonts w:ascii="Times New Roman" w:hAnsi="Times New Roman" w:cs="Times New Roman"/>
+                <w:szCs w:val="24"/>
+              </w:rPr>
+              <w:t>Water</w:t>
+            </w:r>
+          </w:p>
+        </w:tc>
+        <w:tc>
+          <w:tcPr>
+            <w:tcW w:w="2800" w:type="dxa"/>
+          </w:tcPr>
+          <w:p>
+            <w:pPr>
+              <w:spacing w:after="120" w:line="278" w:lineRule="auto"/>
+              <w:rPr>
+                <w:rFonts w:ascii="Times New Roman" w:hAnsi="Times New Roman" w:cs="Times New Roman"/>
+                <w:szCs w:val="24"/>
+              </w:rPr>
+            </w:pPr>
+            <w:r>
+              <w:rPr>
+                <w:rFonts w:ascii="Times New Roman" w:hAnsi="Times New Roman" w:cs="Times New Roman"/>
+                <w:szCs w:val="24"/>
+              </w:rPr>
+              <w:t>3,000 L</w:t>
+            </w:r>
+          </w:p>
+        </w:tc>
+        <w:tc>
+          <w:tcPr>
+            <w:tcW w:w="3760" w:type="dxa"/>
+          </w:tcPr>
+          <w:p>
+            <w:pPr>
+              <w:spacing w:after="120" w:line="278" w:lineRule="auto"/>
+              <w:rPr>
+                <w:rFonts w:ascii="Times New Roman" w:hAnsi="Times New Roman" w:cs="Times New Roman"/>
+                <w:szCs w:val="24"/>
+              </w:rPr>
+            </w:pPr>
+            <w:r>
+              <w:rPr>
+                <w:rFonts w:ascii="Times New Roman" w:hAnsi="Times New Roman" w:cs="Times New Roman"/>
+                <w:szCs w:val="24"/>
+              </w:rPr>
+              <w:t>ok: 0% excess | warning: 1–30% | critical: &gt;30%</w:t>
+            </w:r>
+          </w:p>
+        </w:tc>
+      </w:tr>
+      <w:tr>
+        <w:tc>
+          <w:tcPr>
+            <w:tcW w:w="2800" w:type="dxa"/>
+          </w:tcPr>
+          <w:p>
+            <w:pPr>
+              <w:spacing w:after="120" w:line="278" w:lineRule="auto"/>
+              <w:rPr>
+                <w:rFonts w:ascii="Times New Roman" w:hAnsi="Times New Roman" w:cs="Times New Roman"/>
+                <w:szCs w:val="24"/>
+              </w:rPr>
+            </w:pPr>
+            <w:r>
+              <w:rPr>
+                <w:rFonts w:ascii="Times New Roman" w:hAnsi="Times New Roman" w:cs="Times New Roman"/>
+                <w:szCs w:val="24"/>
+              </w:rPr>
+              <w:t>Fuel</w:t>
+            </w:r>
+          </w:p>
+        </w:tc>
+        <w:tc>
+          <w:tcPr>
+            <w:tcW w:w="2800" w:type="dxa"/>
+          </w:tcPr>
+          <w:p>
+            <w:pPr>
+              <w:spacing w:after="120" w:line="278" w:lineRule="auto"/>
+              <w:rPr>
+                <w:rFonts w:ascii="Times New Roman" w:hAnsi="Times New Roman" w:cs="Times New Roman"/>
+                <w:szCs w:val="24"/>
+              </w:rPr>
+            </w:pPr>
+            <w:r>
+              <w:rPr>
+                <w:rFonts w:ascii="Times New Roman" w:hAnsi="Times New Roman" w:cs="Times New Roman"/>
+                <w:szCs w:val="24"/>
+              </w:rPr>
+              <w:t>15 L</w:t>
+            </w:r>
+          </w:p>
+        </w:tc>
+        <w:tc>
+          <w:tcPr>
+            <w:tcW w:w="3760" w:type="dxa"/>
+          </w:tcPr>
+          <w:p>
+            <w:pPr>
+              <w:spacing w:after="120" w:line="278" w:lineRule="auto"/>
+              <w:rPr>
+                <w:rFonts w:ascii="Times New Roman" w:hAnsi="Times New Roman" w:cs="Times New Roman"/>
+                <w:szCs w:val="24"/>
+              </w:rPr>
+            </w:pPr>
+            <w:r>
+              <w:rPr>
+                <w:rFonts w:ascii="Times New Roman" w:hAnsi="Times New Roman" w:cs="Times New Roman"/>
+                <w:szCs w:val="24"/>
+              </w:rPr>
+              <w:t>ok: 0% excess | warning: 1–30% | critical: &gt;30%</w:t>
+            </w:r>
+          </w:p>
+        </w:tc>
+      </w:tr>
+      <w:tr>
+        <w:tc>
+          <w:tcPr>
+            <w:tcW w:w="2800" w:type="dxa"/>
+          </w:tcPr>
+          <w:p>
+            <w:pPr>
+              <w:spacing w:after="120" w:line="278" w:lineRule="auto"/>
+              <w:rPr>
+                <w:rFonts w:ascii="Times New Roman" w:hAnsi="Times New Roman" w:cs="Times New Roman"/>
+                <w:szCs w:val="24"/>
+              </w:rPr>
+            </w:pPr>
+            <w:r>
+              <w:rPr>
+                <w:rFonts w:ascii="Times New Roman" w:hAnsi="Times New Roman" w:cs="Times New Roman"/>
+                <w:szCs w:val="24"/>
+              </w:rPr>
+              <w:t>Gas (LPG)</w:t>
+            </w:r>
+          </w:p>
+        </w:tc>
+        <w:tc>
+          <w:tcPr>
+            <w:tcW w:w="2800" w:type="dxa"/>
+          </w:tcPr>
+          <w:p>
+            <w:pPr>
+              <w:spacing w:after="120" w:line="278" w:lineRule="auto"/>
+              <w:rPr>
+                <w:rFonts w:ascii="Times New Roman" w:hAnsi="Times New Roman" w:cs="Times New Roman"/>
+                <w:szCs w:val="24"/>
+              </w:rPr>
+            </w:pPr>
+            <w:r>
+              <w:rPr>
+                <w:rFonts w:ascii="Times New Roman" w:hAnsi="Times New Roman" w:cs="Times New Roman"/>
+                <w:szCs w:val="24"/>
+              </w:rPr>
+              <w:t>5 kg</w:t>
+            </w:r>
+          </w:p>
+        </w:tc>
+        <w:tc>
+          <w:tcPr>
+            <w:tcW w:w="3760" w:type="dxa"/>
+          </w:tcPr>
+          <w:p>
+            <w:pPr>
+              <w:spacing w:after="120" w:line="278" w:lineRule="auto"/>
+              <w:rPr>
+                <w:rFonts w:ascii="Times New Roman" w:hAnsi="Times New Roman" w:cs="Times New Roman"/>
+                <w:szCs w:val="24"/>
+              </w:rPr>
+            </w:pPr>
+            <w:r>
+              <w:rPr>
+                <w:rFonts w:ascii="Times New Roman" w:hAnsi="Times New Roman" w:cs="Times New Roman"/>
+                <w:szCs w:val="24"/>
+              </w:rPr>
+              <w:t>ok: 0% excess | warning: 1–30% | critical: &gt;30%</w:t>
+            </w:r>
+          </w:p>
+        </w:tc>
+      </w:tr>
+    </w:tbl>
+    <w:p>
+      <w:pPr>
+        <w:spacing w:after="120"/>
+        <w:rPr>
+          <w:rFonts w:ascii="Times New Roman" w:hAnsi="Times New Roman" w:cs="Times New Roman"/>
+          <w:b/>
+          <w:bCs/>
+          <w:szCs w:val="24"/>
+        </w:rPr>
+      </w:pPr>
+    </w:p>
+    <w:p>
+      <w:pPr>
+        <w:spacing w:after="120"/>
+        <w:rPr>
+          <w:rFonts w:ascii="Times New Roman" w:hAnsi="Times New Roman" w:cs="Times New Roman"/>
+          <w:b/>
+          <w:bCs/>
+          <w:szCs w:val="24"/>
+        </w:rPr>
+      </w:pPr>
+    </w:p>
+    <w:p>
+      <w:pPr>
+        <w:spacing w:after="120"/>
+        <w:rPr>
+          <w:rFonts w:ascii="Times New Roman" w:hAnsi="Times New Roman" w:cs="Times New Roman"/>
+          <w:b/>
+          <w:bCs/>
+          <w:sz w:val="32"/>
+          <w:szCs w:val="32"/>
+        </w:rPr>
+      </w:pPr>
+      <w:r>
+        <w:rPr>
+          <w:rFonts w:ascii="Times New Roman" w:hAnsi="Times New Roman" w:cs="Times New Roman"/>
+          <w:b/>
+          <w:bCs/>
+          <w:sz w:val="32"/>
+          <w:szCs w:val="32"/>
+        </w:rPr>
+        <w:t>6. Recommendation and Decision Support</w:t>
+      </w:r>
+    </w:p>
+    <w:p>
+      <w:pPr>
+        <w:spacing w:after="120"/>
+        <w:rPr>
+          <w:rFonts w:ascii="Times New Roman" w:hAnsi="Times New Roman" w:cs="Times New Roman"/>
+          <w:szCs w:val="24"/>
+        </w:rPr>
+      </w:pPr>
+      <w:r>
+        <w:rPr>
+          <w:rFonts w:ascii="Times New Roman" w:hAnsi="Times New Roman" w:cs="Times New Roman"/>
+          <w:szCs w:val="24"/>
+        </w:rPr>
+        <w:t>The recommendation engine was upgraded in v3.0 from a simple rule-based lookup to a hybrid architecture:</w:t>
+      </w:r>
+    </w:p>
+    <w:p>
+      <w:pPr>
+        <w:spacing w:after="120"/>
+        <w:rPr>
+          <w:rFonts w:ascii="Times New Roman" w:hAnsi="Times New Roman" w:cs="Times New Roman"/>
+          <w:b/>
+          <w:bCs/>
+          <w:szCs w:val="24"/>
+        </w:rPr>
+      </w:pPr>
+    </w:p>
+    <w:p>
+      <w:pPr>
+        <w:spacing w:after="120"/>
+        <w:rPr>
+          <w:rFonts w:ascii="Times New Roman" w:hAnsi="Times New Roman" w:cs="Times New Roman"/>
+          <w:b/>
+          <w:bCs/>
+          <w:szCs w:val="24"/>
+        </w:rPr>
+      </w:pPr>
+      <w:r>
+        <w:rPr>
+          <w:rFonts w:ascii="Times New Roman" w:hAnsi="Times New Roman" w:cs="Times New Roman"/>
+          <w:b/>
+          <w:bCs/>
+          <w:szCs w:val="24"/>
+        </w:rPr>
+        <w:t>6.1 Rule-Based Engine (Default)</w:t>
+      </w:r>
+    </w:p>
+    <w:p>
+      <w:pPr>
+        <w:spacing w:after="120"/>
+        <w:rPr>
+          <w:rFonts w:ascii="Times New Roman" w:hAnsi="Times New Roman" w:cs="Times New Roman"/>
+          <w:szCs w:val="24"/>
+        </w:rPr>
+      </w:pPr>
+      <w:r>
+        <w:rPr>
+          <w:rFonts w:ascii="Times New Roman" w:hAnsi="Times New Roman" w:cs="Times New Roman"/>
+          <w:szCs w:val="24"/>
+        </w:rPr>
+        <w:t>For each KPI category exceeding its baseline, the engine selects a pre-defined recommendation message based on severity (warning or critical). Messages are stored in a Python dictionary and cover actionable advice for all four resource categories.</w:t>
+      </w:r>
+    </w:p>
+    <w:p>
+      <w:pPr>
+        <w:spacing w:after="120"/>
+        <w:rPr>
+          <w:rFonts w:ascii="Times New Roman" w:hAnsi="Times New Roman" w:cs="Times New Roman"/>
+          <w:szCs w:val="24"/>
+        </w:rPr>
+      </w:pPr>
+    </w:p>
+    <w:p>
+      <w:pPr>
+        <w:spacing w:after="120"/>
+        <w:rPr>
+          <w:rFonts w:ascii="Times New Roman" w:hAnsi="Times New Roman" w:cs="Times New Roman"/>
+          <w:b/>
+          <w:bCs/>
+          <w:szCs w:val="24"/>
+        </w:rPr>
+      </w:pPr>
+      <w:r>
+        <w:rPr>
+          <w:rFonts w:ascii="Times New Roman" w:hAnsi="Times New Roman" w:cs="Times New Roman"/>
+          <w:b/>
+          <w:bCs/>
+          <w:szCs w:val="24"/>
+        </w:rPr>
+        <w:t>6.2 Enhanced Rule Fallback</w:t>
+      </w:r>
+    </w:p>
+    <w:p>
+      <w:pPr>
+        <w:spacing w:after="120"/>
+        <w:rPr>
+          <w:rFonts w:ascii="Times New Roman" w:hAnsi="Times New Roman" w:cs="Times New Roman"/>
+          <w:szCs w:val="24"/>
+        </w:rPr>
+      </w:pPr>
+      <w:r>
+        <w:rPr>
+          <w:rFonts w:ascii="Times New Roman" w:hAnsi="Times New Roman" w:cs="Times New Roman"/>
+          <w:szCs w:val="24"/>
+        </w:rPr>
+        <w:t xml:space="preserve">When AI is unavailable, the system falls back to an extended rules table containing </w:t>
+      </w:r>
+      <w:proofErr w:type="gramStart"/>
+      <w:r>
+        <w:rPr>
+          <w:rFonts w:ascii="Times New Roman" w:hAnsi="Times New Roman" w:cs="Times New Roman"/>
+          <w:szCs w:val="24"/>
+        </w:rPr>
+        <w:t>three tiered</w:t>
+      </w:r>
+      <w:proofErr w:type="gramEnd"/>
+      <w:r>
+        <w:rPr>
+          <w:rFonts w:ascii="Times New Roman" w:hAnsi="Times New Roman" w:cs="Times New Roman"/>
+          <w:szCs w:val="24"/>
+        </w:rPr>
+        <w:t xml:space="preserve"> actions per resource with quantified CO₂ impact estimates (e.g., “Switch all bulbs to LED — saves ~9 kg CO₂/month for a 3-person household”). The number of tips displayed scales with severity.</w:t>
+      </w:r>
+    </w:p>
+    <w:p>
+      <w:pPr>
+        <w:spacing w:after="120"/>
+        <w:rPr>
+          <w:rFonts w:ascii="Times New Roman" w:hAnsi="Times New Roman" w:cs="Times New Roman"/>
+          <w:b/>
+          <w:bCs/>
+          <w:szCs w:val="24"/>
+        </w:rPr>
+      </w:pPr>
+    </w:p>
+    <w:p>
+      <w:pPr>
+        <w:spacing w:after="120"/>
+        <w:rPr>
+          <w:rFonts w:ascii="Times New Roman" w:hAnsi="Times New Roman" w:cs="Times New Roman"/>
+          <w:b/>
+          <w:bCs/>
+          <w:szCs w:val="24"/>
+        </w:rPr>
+      </w:pPr>
+      <w:r>
+        <w:rPr>
+          <w:rFonts w:ascii="Times New Roman" w:hAnsi="Times New Roman" w:cs="Times New Roman"/>
+          <w:b/>
+          <w:bCs/>
+          <w:szCs w:val="24"/>
+        </w:rPr>
+        <w:t>6.3 AI-Enhanced Recommendations (Optional)</w:t>
+      </w:r>
+    </w:p>
+    <w:p>
+      <w:pPr>
+        <w:spacing w:after="120"/>
+        <w:rPr>
+          <w:rFonts w:ascii="Times New Roman" w:hAnsi="Times New Roman" w:cs="Times New Roman"/>
+          <w:szCs w:val="24"/>
+        </w:rPr>
+      </w:pPr>
+      <w:r>
+        <w:rPr>
+          <w:rFonts w:ascii="Times New Roman" w:hAnsi="Times New Roman" w:cs="Times New Roman"/>
+          <w:szCs w:val="24"/>
+        </w:rPr>
+        <w:t>When an Anthropic API key is configured in the environment, the system invokes the claude-haiku-4-5 model with a structured prompt containing the user’s city, household size, and full KPI summary. The model returns 3–4 personalized, context-aware recommendations in structured JSON format. The system gracefully degrades to the enhanced rule fallback if the API is unreachable or the key is absent.</w:t>
+      </w:r>
+    </w:p>
+    <w:p>
+      <w:pPr>
+        <w:spacing w:after="120"/>
+        <w:rPr>
+          <w:rFonts w:ascii="Times New Roman" w:hAnsi="Times New Roman" w:cs="Times New Roman"/>
+          <w:b/>
+          <w:bCs/>
+          <w:szCs w:val="24"/>
+        </w:rPr>
+      </w:pPr>
+    </w:p>
+    <w:p>
+      <w:pPr>
+        <w:spacing w:after="120"/>
+        <w:rPr>
+          <w:rFonts w:ascii="Times New Roman" w:hAnsi="Times New Roman" w:cs="Times New Roman"/>
+          <w:b/>
+          <w:bCs/>
+          <w:szCs w:val="24"/>
+        </w:rPr>
+      </w:pPr>
+    </w:p>
+    <w:p>
+      <w:pPr>
+        <w:spacing w:after="120"/>
+        <w:rPr>
+          <w:rFonts w:ascii="Times New Roman" w:hAnsi="Times New Roman" w:cs="Times New Roman"/>
+          <w:b/>
+          <w:bCs/>
+          <w:szCs w:val="24"/>
+        </w:rPr>
+      </w:pPr>
+    </w:p>
+    <w:p>
+      <w:pPr>
+        <w:spacing w:after="120"/>
+        <w:rPr>
+          <w:rFonts w:ascii="Times New Roman" w:hAnsi="Times New Roman" w:cs="Times New Roman"/>
+          <w:b/>
+          <w:bCs/>
+          <w:sz w:val="32"/>
+          <w:szCs w:val="32"/>
+        </w:rPr>
+      </w:pPr>
+      <w:r>
+        <w:rPr>
+          <w:rFonts w:ascii="Times New Roman" w:hAnsi="Times New Roman" w:cs="Times New Roman"/>
+          <w:b/>
+          <w:bCs/>
+          <w:sz w:val="32"/>
+          <w:szCs w:val="32"/>
+        </w:rPr>
+        <w:lastRenderedPageBreak/>
+        <w:t>7. Gamification and Engagement (v3.0)</w:t>
+      </w:r>
+    </w:p>
+    <w:p>
+      <w:pPr>
+        <w:spacing w:after="120"/>
+        <w:rPr>
+          <w:rFonts w:ascii="Times New Roman" w:hAnsi="Times New Roman" w:cs="Times New Roman"/>
+          <w:szCs w:val="24"/>
+        </w:rPr>
+      </w:pPr>
+      <w:proofErr w:type="spellStart"/>
+      <w:r>
+        <w:rPr>
+          <w:rFonts w:ascii="Times New Roman" w:hAnsi="Times New Roman" w:cs="Times New Roman"/>
+          <w:szCs w:val="24"/>
+        </w:rPr>
+        <w:t>CarbonTrack</w:t>
+      </w:r>
+      <w:proofErr w:type="spellEnd"/>
+      <w:r>
+        <w:rPr>
+          <w:rFonts w:ascii="Times New Roman" w:hAnsi="Times New Roman" w:cs="Times New Roman"/>
+          <w:szCs w:val="24"/>
+        </w:rPr>
+        <w:t xml:space="preserve"> v3.0 significantly expands the gamification layer beyond eco-points and leaderboards:</w:t>
+      </w:r>
+    </w:p>
+    <w:p>
+      <w:pPr>
+        <w:spacing w:after="120"/>
+        <w:rPr>
+          <w:rFonts w:ascii="Times New Roman" w:hAnsi="Times New Roman" w:cs="Times New Roman"/>
+          <w:b/>
+          <w:bCs/>
+          <w:szCs w:val="24"/>
+        </w:rPr>
+      </w:pPr>
+    </w:p>
+    <w:p>
+      <w:pPr>
+        <w:spacing w:after="120"/>
+        <w:rPr>
+          <w:rFonts w:ascii="Times New Roman" w:hAnsi="Times New Roman" w:cs="Times New Roman"/>
+          <w:b/>
+          <w:bCs/>
+          <w:szCs w:val="24"/>
+        </w:rPr>
+      </w:pPr>
+      <w:r>
+        <w:rPr>
+          <w:rFonts w:ascii="Times New Roman" w:hAnsi="Times New Roman" w:cs="Times New Roman"/>
+          <w:b/>
+          <w:bCs/>
+          <w:szCs w:val="24"/>
+        </w:rPr>
+        <w:t>7.1 Badge Achievement System</w:t>
+      </w:r>
+    </w:p>
+    <w:p>
+      <w:pPr>
+        <w:spacing w:after="120"/>
+        <w:rPr>
+          <w:rFonts w:ascii="Times New Roman" w:hAnsi="Times New Roman" w:cs="Times New Roman"/>
+          <w:szCs w:val="24"/>
+        </w:rPr>
+      </w:pPr>
+      <w:r>
+        <w:rPr>
+          <w:rFonts w:ascii="Times New Roman" w:hAnsi="Times New Roman" w:cs="Times New Roman"/>
+          <w:szCs w:val="24"/>
+        </w:rPr>
+        <w:t>Ten achievement badges are defined in badge_service.py, each tied to a specific user milestone. Badges are awarded automatically on each dashboard load:</w:t>
+      </w:r>
+    </w:p>
+    <w:p>
+      <w:pPr>
+        <w:spacing w:after="120"/>
+        <w:rPr>
+          <w:rFonts w:ascii="Times New Roman" w:hAnsi="Times New Roman" w:cs="Times New Roman"/>
+          <w:b/>
+          <w:bCs/>
+          <w:szCs w:val="24"/>
+        </w:rPr>
+      </w:pPr>
+    </w:p>
+    <w:p>
+      <w:pPr>
+        <w:spacing w:after="120"/>
+        <w:rPr>
+          <w:rFonts w:ascii="Times New Roman" w:hAnsi="Times New Roman" w:cs="Times New Roman"/>
+          <w:b/>
+          <w:bCs/>
+          <w:szCs w:val="24"/>
+        </w:rPr>
+      </w:pPr>
+      <w:r>
+        <w:rPr>
+          <w:rFonts w:ascii="Times New Roman" w:hAnsi="Times New Roman" w:cs="Times New Roman"/>
+          <w:b/>
+          <w:bCs/>
+          <w:szCs w:val="24"/>
+        </w:rPr>
+        <w:t>7.2 Notification System</w:t>
+      </w:r>
+    </w:p>
+    <w:p>
+      <w:pPr>
+        <w:spacing w:after="120"/>
+        <w:rPr>
+          <w:rFonts w:ascii="Times New Roman" w:hAnsi="Times New Roman" w:cs="Times New Roman"/>
+          <w:szCs w:val="24"/>
+        </w:rPr>
+      </w:pPr>
+      <w:r>
+        <w:rPr>
+          <w:rFonts w:ascii="Times New Roman" w:hAnsi="Times New Roman" w:cs="Times New Roman"/>
+          <w:szCs w:val="24"/>
+        </w:rPr>
+        <w:t>The notification system generates in-app alerts stored in the notifications CSV table. Notifications are triggered by three event types:</w:t>
       </w:r>
     </w:p>
     <w:p>
       <w:pPr>
         <w:numPr>
           <w:ilvl w:val="0"/>
-          <w:numId w:val="4"/>
+          <w:numId w:val="10"/>
         </w:numPr>
-        <w:spacing w:after="0"/>
-        <w:rPr>
-          <w:rFonts w:ascii="Times New Roman" w:hAnsi="Times New Roman" w:cs="Times New Roman"/>
-          <w:szCs w:val="24"/>
-        </w:rPr>
-      </w:pPr>
-      <w:r>
-        <w:rPr>
-          <w:rFonts w:ascii="Times New Roman" w:hAnsi="Times New Roman" w:cs="Times New Roman"/>
-          <w:szCs w:val="24"/>
-        </w:rPr>
-        <w:t>User profiles</w:t>
+        <w:spacing w:after="120"/>
+        <w:rPr>
+          <w:rFonts w:ascii="Times New Roman" w:hAnsi="Times New Roman" w:cs="Times New Roman"/>
+          <w:szCs w:val="24"/>
+        </w:rPr>
+      </w:pPr>
+      <w:r>
+        <w:rPr>
+          <w:rFonts w:ascii="Times New Roman" w:hAnsi="Times New Roman" w:cs="Times New Roman"/>
+          <w:szCs w:val="24"/>
+        </w:rPr>
+        <w:t>Budget Alerts: Generated when monthly CO₂ exceeds 80% (warning) or 100% (critical) of the user’s set budget</w:t>
       </w:r>
     </w:p>
     <w:p>
       <w:pPr>
         <w:numPr>
           <w:ilvl w:val="0"/>
-          <w:numId w:val="4"/>
+          <w:numId w:val="10"/>
         </w:numPr>
-        <w:spacing w:after="0"/>
-        <w:rPr>
-          <w:rFonts w:ascii="Times New Roman" w:hAnsi="Times New Roman" w:cs="Times New Roman"/>
-          <w:szCs w:val="24"/>
-        </w:rPr>
-      </w:pPr>
-      <w:r>
-        <w:rPr>
-          <w:rFonts w:ascii="Times New Roman" w:hAnsi="Times New Roman" w:cs="Times New Roman"/>
-          <w:szCs w:val="24"/>
-        </w:rPr>
-        <w:t>Daily consumption data</w:t>
+        <w:spacing w:after="120"/>
+        <w:rPr>
+          <w:rFonts w:ascii="Times New Roman" w:hAnsi="Times New Roman" w:cs="Times New Roman"/>
+          <w:szCs w:val="24"/>
+        </w:rPr>
+      </w:pPr>
+      <w:r>
+        <w:rPr>
+          <w:rFonts w:ascii="Times New Roman" w:hAnsi="Times New Roman" w:cs="Times New Roman"/>
+          <w:szCs w:val="24"/>
+        </w:rPr>
+        <w:t>High Usage Alerts: Generated for any KPI with a ‘critical’ status, specifying the excess percentage and CO₂ value</w:t>
       </w:r>
     </w:p>
     <w:p>
       <w:pPr>
         <w:numPr>
           <w:ilvl w:val="0"/>
-          <w:numId w:val="4"/>
+          <w:numId w:val="10"/>
         </w:numPr>
-        <w:spacing w:after="0"/>
-        <w:rPr>
-          <w:rFonts w:ascii="Times New Roman" w:hAnsi="Times New Roman" w:cs="Times New Roman"/>
-          <w:szCs w:val="24"/>
-        </w:rPr>
-      </w:pPr>
-      <w:r>
-        <w:rPr>
-          <w:rFonts w:ascii="Times New Roman" w:hAnsi="Times New Roman" w:cs="Times New Roman"/>
-          <w:szCs w:val="24"/>
-        </w:rPr>
-        <w:t>Carbon footprint summaries</w:t>
+        <w:spacing w:after="120"/>
+        <w:rPr>
+          <w:rFonts w:ascii="Times New Roman" w:hAnsi="Times New Roman" w:cs="Times New Roman"/>
+          <w:szCs w:val="24"/>
+        </w:rPr>
+      </w:pPr>
+      <w:r>
+        <w:rPr>
+          <w:rFonts w:ascii="Times New Roman" w:hAnsi="Times New Roman" w:cs="Times New Roman"/>
+          <w:szCs w:val="24"/>
+        </w:rPr>
+        <w:t>Badge Unlocks: Generated when a new badge is awarded, prompting a toast on the dashboard and an entry in the Notifications page</w:t>
+      </w:r>
+    </w:p>
+    <w:p>
+      <w:pPr>
+        <w:spacing w:after="120"/>
+        <w:rPr>
+          <w:rFonts w:ascii="Times New Roman" w:hAnsi="Times New Roman" w:cs="Times New Roman"/>
+          <w:szCs w:val="24"/>
+        </w:rPr>
+      </w:pPr>
+      <w:r>
+        <w:rPr>
+          <w:rFonts w:ascii="Times New Roman" w:hAnsi="Times New Roman" w:cs="Times New Roman"/>
+          <w:szCs w:val="24"/>
+        </w:rPr>
+        <w:t>Users can view all notifications with severity color-coding (red/orange/green/blue), filter by unread, and mark individual or all notifications as read. The notification bell in the navbar displays a live unread count badge.</w:t>
+      </w:r>
+    </w:p>
+    <w:p>
+      <w:pPr>
+        <w:spacing w:after="120"/>
+        <w:rPr>
+          <w:rFonts w:ascii="Times New Roman" w:hAnsi="Times New Roman" w:cs="Times New Roman"/>
+          <w:b/>
+          <w:bCs/>
+          <w:szCs w:val="24"/>
+        </w:rPr>
+      </w:pPr>
+    </w:p>
+    <w:p>
+      <w:pPr>
+        <w:spacing w:after="120"/>
+        <w:rPr>
+          <w:rFonts w:ascii="Times New Roman" w:hAnsi="Times New Roman" w:cs="Times New Roman"/>
+          <w:b/>
+          <w:bCs/>
+          <w:szCs w:val="24"/>
+        </w:rPr>
+      </w:pPr>
+    </w:p>
+    <w:p>
+      <w:pPr>
+        <w:spacing w:after="120"/>
+        <w:rPr>
+          <w:rFonts w:ascii="Times New Roman" w:hAnsi="Times New Roman" w:cs="Times New Roman"/>
+          <w:b/>
+          <w:bCs/>
+          <w:sz w:val="32"/>
+          <w:szCs w:val="32"/>
+        </w:rPr>
+      </w:pPr>
+      <w:r>
+        <w:rPr>
+          <w:rFonts w:ascii="Times New Roman" w:hAnsi="Times New Roman" w:cs="Times New Roman"/>
+          <w:b/>
+          <w:bCs/>
+          <w:sz w:val="32"/>
+          <w:szCs w:val="32"/>
+        </w:rPr>
+        <w:t>8. Testing and Validation</w:t>
+      </w:r>
+    </w:p>
+    <w:p>
+      <w:pPr>
+        <w:spacing w:after="120"/>
+        <w:rPr>
+          <w:rFonts w:ascii="Times New Roman" w:hAnsi="Times New Roman" w:cs="Times New Roman"/>
+          <w:szCs w:val="24"/>
+        </w:rPr>
+      </w:pPr>
+      <w:r>
+        <w:rPr>
+          <w:rFonts w:ascii="Times New Roman" w:hAnsi="Times New Roman" w:cs="Times New Roman"/>
+          <w:szCs w:val="24"/>
+        </w:rPr>
+        <w:t>The system underwent unit and integration testing across all modules to validate functional correctness. Testing scope for v3.0 included both the original and new modules:</w:t>
+      </w:r>
+    </w:p>
+    <w:p>
+      <w:pPr>
+        <w:spacing w:after="120"/>
+        <w:rPr>
+          <w:rFonts w:ascii="Times New Roman" w:hAnsi="Times New Roman" w:cs="Times New Roman"/>
+          <w:szCs w:val="24"/>
+        </w:rPr>
+      </w:pPr>
+    </w:p>
+    <w:tbl>
+      <w:tblPr>
+        <w:tblStyle w:val="TableGrid"/>
+        <w:tblW w:w="9360" w:type="dxa"/>
+        <w:tblLook w:val="04A0" w:firstRow="1" w:lastRow="0" w:firstColumn="1" w:lastColumn="0" w:noHBand="0" w:noVBand="1"/>
+      </w:tblPr>
+      <w:tblGrid>
+        <w:gridCol w:w="3000"/>
+        <w:gridCol w:w="3200"/>
+        <w:gridCol w:w="3160"/>
+      </w:tblGrid>
+      <w:tr>
+        <w:tc>
+          <w:tcPr>
+            <w:tcW w:w="3000" w:type="dxa"/>
+          </w:tcPr>
+          <w:p>
+            <w:pPr>
+              <w:spacing w:after="120" w:line="278" w:lineRule="auto"/>
+              <w:rPr>
+                <w:rFonts w:ascii="Times New Roman" w:hAnsi="Times New Roman" w:cs="Times New Roman"/>
+                <w:b/>
+                <w:bCs/>
+                <w:szCs w:val="24"/>
+              </w:rPr>
+            </w:pPr>
+            <w:r>
+              <w:rPr>
+                <w:rFonts w:ascii="Times New Roman" w:hAnsi="Times New Roman" w:cs="Times New Roman"/>
+                <w:b/>
+                <w:bCs/>
+                <w:szCs w:val="24"/>
+              </w:rPr>
+              <w:t>Test Area</w:t>
+            </w:r>
+          </w:p>
+        </w:tc>
+        <w:tc>
+          <w:tcPr>
+            <w:tcW w:w="3200" w:type="dxa"/>
+          </w:tcPr>
+          <w:p>
+            <w:pPr>
+              <w:spacing w:after="120" w:line="278" w:lineRule="auto"/>
+              <w:rPr>
+                <w:rFonts w:ascii="Times New Roman" w:hAnsi="Times New Roman" w:cs="Times New Roman"/>
+                <w:b/>
+                <w:bCs/>
+                <w:szCs w:val="24"/>
+              </w:rPr>
+            </w:pPr>
+            <w:r>
+              <w:rPr>
+                <w:rFonts w:ascii="Times New Roman" w:hAnsi="Times New Roman" w:cs="Times New Roman"/>
+                <w:b/>
+                <w:bCs/>
+                <w:szCs w:val="24"/>
+              </w:rPr>
+              <w:t>Validation Method</w:t>
+            </w:r>
+          </w:p>
+        </w:tc>
+        <w:tc>
+          <w:tcPr>
+            <w:tcW w:w="3160" w:type="dxa"/>
+          </w:tcPr>
+          <w:p>
+            <w:pPr>
+              <w:spacing w:after="120" w:line="278" w:lineRule="auto"/>
+              <w:rPr>
+                <w:rFonts w:ascii="Times New Roman" w:hAnsi="Times New Roman" w:cs="Times New Roman"/>
+                <w:b/>
+                <w:bCs/>
+                <w:szCs w:val="24"/>
+              </w:rPr>
+            </w:pPr>
+            <w:r>
+              <w:rPr>
+                <w:rFonts w:ascii="Times New Roman" w:hAnsi="Times New Roman" w:cs="Times New Roman"/>
+                <w:b/>
+                <w:bCs/>
+                <w:szCs w:val="24"/>
+              </w:rPr>
+              <w:t>Outcome</w:t>
+            </w:r>
+          </w:p>
+        </w:tc>
+      </w:tr>
+      <w:tr>
+        <w:tc>
+          <w:tcPr>
+            <w:tcW w:w="3000" w:type="dxa"/>
+          </w:tcPr>
+          <w:p>
+            <w:pPr>
+              <w:spacing w:after="120" w:line="278" w:lineRule="auto"/>
+              <w:rPr>
+                <w:rFonts w:ascii="Times New Roman" w:hAnsi="Times New Roman" w:cs="Times New Roman"/>
+                <w:szCs w:val="24"/>
+              </w:rPr>
+            </w:pPr>
+            <w:r>
+              <w:rPr>
+                <w:rFonts w:ascii="Times New Roman" w:hAnsi="Times New Roman" w:cs="Times New Roman"/>
+                <w:szCs w:val="24"/>
+              </w:rPr>
+              <w:t>Authentication (JWT)</w:t>
+            </w:r>
+          </w:p>
+        </w:tc>
+        <w:tc>
+          <w:tcPr>
+            <w:tcW w:w="3200" w:type="dxa"/>
+          </w:tcPr>
+          <w:p>
+            <w:pPr>
+              <w:spacing w:after="120" w:line="278" w:lineRule="auto"/>
+              <w:rPr>
+                <w:rFonts w:ascii="Times New Roman" w:hAnsi="Times New Roman" w:cs="Times New Roman"/>
+                <w:szCs w:val="24"/>
+              </w:rPr>
+            </w:pPr>
+            <w:r>
+              <w:rPr>
+                <w:rFonts w:ascii="Times New Roman" w:hAnsi="Times New Roman" w:cs="Times New Roman"/>
+                <w:szCs w:val="24"/>
+              </w:rPr>
+              <w:t>Multi-user login with token expiry simulation</w:t>
+            </w:r>
+          </w:p>
+        </w:tc>
+        <w:tc>
+          <w:tcPr>
+            <w:tcW w:w="3160" w:type="dxa"/>
+          </w:tcPr>
+          <w:p>
+            <w:pPr>
+              <w:spacing w:after="120" w:line="278" w:lineRule="auto"/>
+              <w:rPr>
+                <w:rFonts w:ascii="Times New Roman" w:hAnsi="Times New Roman" w:cs="Times New Roman"/>
+                <w:szCs w:val="24"/>
+              </w:rPr>
+            </w:pPr>
+            <w:r>
+              <w:rPr>
+                <w:rFonts w:ascii="Times New Roman" w:hAnsi="Times New Roman" w:cs="Times New Roman"/>
+                <w:szCs w:val="24"/>
+              </w:rPr>
+              <w:t>Pass — tokens expire and reject correctly</w:t>
+            </w:r>
+          </w:p>
+        </w:tc>
+      </w:tr>
+      <w:tr>
+        <w:tc>
+          <w:tcPr>
+            <w:tcW w:w="3000" w:type="dxa"/>
+          </w:tcPr>
+          <w:p>
+            <w:pPr>
+              <w:spacing w:after="120" w:line="278" w:lineRule="auto"/>
+              <w:rPr>
+                <w:rFonts w:ascii="Times New Roman" w:hAnsi="Times New Roman" w:cs="Times New Roman"/>
+                <w:szCs w:val="24"/>
+              </w:rPr>
+            </w:pPr>
+            <w:r>
+              <w:rPr>
+                <w:rFonts w:ascii="Times New Roman" w:hAnsi="Times New Roman" w:cs="Times New Roman"/>
+                <w:szCs w:val="24"/>
+              </w:rPr>
+              <w:t>Emission Calculation</w:t>
+            </w:r>
+          </w:p>
+        </w:tc>
+        <w:tc>
+          <w:tcPr>
+            <w:tcW w:w="3200" w:type="dxa"/>
+          </w:tcPr>
+          <w:p>
+            <w:pPr>
+              <w:spacing w:after="120" w:line="278" w:lineRule="auto"/>
+              <w:rPr>
+                <w:rFonts w:ascii="Times New Roman" w:hAnsi="Times New Roman" w:cs="Times New Roman"/>
+                <w:szCs w:val="24"/>
+              </w:rPr>
+            </w:pPr>
+            <w:r>
+              <w:rPr>
+                <w:rFonts w:ascii="Times New Roman" w:hAnsi="Times New Roman" w:cs="Times New Roman"/>
+                <w:szCs w:val="24"/>
+              </w:rPr>
+              <w:t>Manual factor multiplication cross-check</w:t>
+            </w:r>
+          </w:p>
+        </w:tc>
+        <w:tc>
+          <w:tcPr>
+            <w:tcW w:w="3160" w:type="dxa"/>
+          </w:tcPr>
+          <w:p>
+            <w:pPr>
+              <w:spacing w:after="120" w:line="278" w:lineRule="auto"/>
+              <w:rPr>
+                <w:rFonts w:ascii="Times New Roman" w:hAnsi="Times New Roman" w:cs="Times New Roman"/>
+                <w:szCs w:val="24"/>
+              </w:rPr>
+            </w:pPr>
+            <w:r>
+              <w:rPr>
+                <w:rFonts w:ascii="Times New Roman" w:hAnsi="Times New Roman" w:cs="Times New Roman"/>
+                <w:szCs w:val="24"/>
+              </w:rPr>
+              <w:t>Pass — CO₂ values match expected outputs</w:t>
+            </w:r>
+          </w:p>
+        </w:tc>
+      </w:tr>
+      <w:tr>
+        <w:tc>
+          <w:tcPr>
+            <w:tcW w:w="3000" w:type="dxa"/>
+          </w:tcPr>
+          <w:p>
+            <w:pPr>
+              <w:spacing w:after="120" w:line="278" w:lineRule="auto"/>
+              <w:rPr>
+                <w:rFonts w:ascii="Times New Roman" w:hAnsi="Times New Roman" w:cs="Times New Roman"/>
+                <w:szCs w:val="24"/>
+              </w:rPr>
+            </w:pPr>
+            <w:r>
+              <w:rPr>
+                <w:rFonts w:ascii="Times New Roman" w:hAnsi="Times New Roman" w:cs="Times New Roman"/>
+                <w:szCs w:val="24"/>
+              </w:rPr>
+              <w:t>KPI Baseline Comparison</w:t>
+            </w:r>
+          </w:p>
+        </w:tc>
+        <w:tc>
+          <w:tcPr>
+            <w:tcW w:w="3200" w:type="dxa"/>
+          </w:tcPr>
+          <w:p>
+            <w:pPr>
+              <w:spacing w:after="120" w:line="278" w:lineRule="auto"/>
+              <w:rPr>
+                <w:rFonts w:ascii="Times New Roman" w:hAnsi="Times New Roman" w:cs="Times New Roman"/>
+                <w:szCs w:val="24"/>
+              </w:rPr>
+            </w:pPr>
+            <w:r>
+              <w:rPr>
+                <w:rFonts w:ascii="Times New Roman" w:hAnsi="Times New Roman" w:cs="Times New Roman"/>
+                <w:szCs w:val="24"/>
+              </w:rPr>
+              <w:t>Varied household sizes and consumption values</w:t>
+            </w:r>
+          </w:p>
+        </w:tc>
+        <w:tc>
+          <w:tcPr>
+            <w:tcW w:w="3160" w:type="dxa"/>
+          </w:tcPr>
+          <w:p>
+            <w:pPr>
+              <w:spacing w:after="120" w:line="278" w:lineRule="auto"/>
+              <w:rPr>
+                <w:rFonts w:ascii="Times New Roman" w:hAnsi="Times New Roman" w:cs="Times New Roman"/>
+                <w:szCs w:val="24"/>
+              </w:rPr>
+            </w:pPr>
+            <w:r>
+              <w:rPr>
+                <w:rFonts w:ascii="Times New Roman" w:hAnsi="Times New Roman" w:cs="Times New Roman"/>
+                <w:szCs w:val="24"/>
+              </w:rPr>
+              <w:t>Pass — thresholds scale with household size</w:t>
+            </w:r>
+          </w:p>
+        </w:tc>
+      </w:tr>
+      <w:tr>
+        <w:tc>
+          <w:tcPr>
+            <w:tcW w:w="3000" w:type="dxa"/>
+          </w:tcPr>
+          <w:p>
+            <w:pPr>
+              <w:spacing w:after="120" w:line="278" w:lineRule="auto"/>
+              <w:rPr>
+                <w:rFonts w:ascii="Times New Roman" w:hAnsi="Times New Roman" w:cs="Times New Roman"/>
+                <w:szCs w:val="24"/>
+              </w:rPr>
+            </w:pPr>
+            <w:r>
+              <w:rPr>
+                <w:rFonts w:ascii="Times New Roman" w:hAnsi="Times New Roman" w:cs="Times New Roman"/>
+                <w:szCs w:val="24"/>
+              </w:rPr>
+              <w:t>Prediction Service</w:t>
+            </w:r>
+          </w:p>
+        </w:tc>
+        <w:tc>
+          <w:tcPr>
+            <w:tcW w:w="3200" w:type="dxa"/>
+          </w:tcPr>
+          <w:p>
+            <w:pPr>
+              <w:spacing w:after="120" w:line="278" w:lineRule="auto"/>
+              <w:rPr>
+                <w:rFonts w:ascii="Times New Roman" w:hAnsi="Times New Roman" w:cs="Times New Roman"/>
+                <w:szCs w:val="24"/>
+              </w:rPr>
+            </w:pPr>
+            <w:r>
+              <w:rPr>
+                <w:rFonts w:ascii="Times New Roman" w:hAnsi="Times New Roman" w:cs="Times New Roman"/>
+                <w:szCs w:val="24"/>
+              </w:rPr>
+              <w:t xml:space="preserve">Regression output compared to manual </w:t>
+            </w:r>
+            <w:proofErr w:type="spellStart"/>
+            <w:r>
+              <w:rPr>
+                <w:rFonts w:ascii="Times New Roman" w:hAnsi="Times New Roman" w:cs="Times New Roman"/>
+                <w:szCs w:val="24"/>
+              </w:rPr>
+              <w:t>polyfit</w:t>
+            </w:r>
+            <w:proofErr w:type="spellEnd"/>
+          </w:p>
+        </w:tc>
+        <w:tc>
+          <w:tcPr>
+            <w:tcW w:w="3160" w:type="dxa"/>
+          </w:tcPr>
+          <w:p>
+            <w:pPr>
+              <w:spacing w:after="120" w:line="278" w:lineRule="auto"/>
+              <w:rPr>
+                <w:rFonts w:ascii="Times New Roman" w:hAnsi="Times New Roman" w:cs="Times New Roman"/>
+                <w:szCs w:val="24"/>
+              </w:rPr>
+            </w:pPr>
+            <w:r>
+              <w:rPr>
+                <w:rFonts w:ascii="Times New Roman" w:hAnsi="Times New Roman" w:cs="Times New Roman"/>
+                <w:szCs w:val="24"/>
+              </w:rPr>
+              <w:t>Pass — predicted values within acceptable margin</w:t>
+            </w:r>
+          </w:p>
+        </w:tc>
+      </w:tr>
+      <w:tr>
+        <w:tc>
+          <w:tcPr>
+            <w:tcW w:w="3000" w:type="dxa"/>
+          </w:tcPr>
+          <w:p>
+            <w:pPr>
+              <w:spacing w:after="120" w:line="278" w:lineRule="auto"/>
+              <w:rPr>
+                <w:rFonts w:ascii="Times New Roman" w:hAnsi="Times New Roman" w:cs="Times New Roman"/>
+                <w:szCs w:val="24"/>
+              </w:rPr>
+            </w:pPr>
+            <w:r>
+              <w:rPr>
+                <w:rFonts w:ascii="Times New Roman" w:hAnsi="Times New Roman" w:cs="Times New Roman"/>
+                <w:szCs w:val="24"/>
+              </w:rPr>
+              <w:lastRenderedPageBreak/>
+              <w:t>Badge Award Logic</w:t>
+            </w:r>
+          </w:p>
+        </w:tc>
+        <w:tc>
+          <w:tcPr>
+            <w:tcW w:w="3200" w:type="dxa"/>
+          </w:tcPr>
+          <w:p>
+            <w:pPr>
+              <w:spacing w:after="120" w:line="278" w:lineRule="auto"/>
+              <w:rPr>
+                <w:rFonts w:ascii="Times New Roman" w:hAnsi="Times New Roman" w:cs="Times New Roman"/>
+                <w:szCs w:val="24"/>
+              </w:rPr>
+            </w:pPr>
+            <w:r>
+              <w:rPr>
+                <w:rFonts w:ascii="Times New Roman" w:hAnsi="Times New Roman" w:cs="Times New Roman"/>
+                <w:szCs w:val="24"/>
+              </w:rPr>
+              <w:t>Triggered each condition programmatically</w:t>
+            </w:r>
+          </w:p>
+        </w:tc>
+        <w:tc>
+          <w:tcPr>
+            <w:tcW w:w="3160" w:type="dxa"/>
+          </w:tcPr>
+          <w:p>
+            <w:pPr>
+              <w:spacing w:after="120" w:line="278" w:lineRule="auto"/>
+              <w:rPr>
+                <w:rFonts w:ascii="Times New Roman" w:hAnsi="Times New Roman" w:cs="Times New Roman"/>
+                <w:szCs w:val="24"/>
+              </w:rPr>
+            </w:pPr>
+            <w:r>
+              <w:rPr>
+                <w:rFonts w:ascii="Times New Roman" w:hAnsi="Times New Roman" w:cs="Times New Roman"/>
+                <w:szCs w:val="24"/>
+              </w:rPr>
+              <w:t>Pass — all 10 badges awarded correctly</w:t>
+            </w:r>
+          </w:p>
+        </w:tc>
+      </w:tr>
+      <w:tr>
+        <w:tc>
+          <w:tcPr>
+            <w:tcW w:w="3000" w:type="dxa"/>
+          </w:tcPr>
+          <w:p>
+            <w:pPr>
+              <w:spacing w:after="120" w:line="278" w:lineRule="auto"/>
+              <w:rPr>
+                <w:rFonts w:ascii="Times New Roman" w:hAnsi="Times New Roman" w:cs="Times New Roman"/>
+                <w:szCs w:val="24"/>
+              </w:rPr>
+            </w:pPr>
+            <w:r>
+              <w:rPr>
+                <w:rFonts w:ascii="Times New Roman" w:hAnsi="Times New Roman" w:cs="Times New Roman"/>
+                <w:szCs w:val="24"/>
+              </w:rPr>
+              <w:t>Notification Generation</w:t>
+            </w:r>
+          </w:p>
+        </w:tc>
+        <w:tc>
+          <w:tcPr>
+            <w:tcW w:w="3200" w:type="dxa"/>
+          </w:tcPr>
+          <w:p>
+            <w:pPr>
+              <w:spacing w:after="120" w:line="278" w:lineRule="auto"/>
+              <w:rPr>
+                <w:rFonts w:ascii="Times New Roman" w:hAnsi="Times New Roman" w:cs="Times New Roman"/>
+                <w:szCs w:val="24"/>
+              </w:rPr>
+            </w:pPr>
+            <w:r>
+              <w:rPr>
+                <w:rFonts w:ascii="Times New Roman" w:hAnsi="Times New Roman" w:cs="Times New Roman"/>
+                <w:szCs w:val="24"/>
+              </w:rPr>
+              <w:t>Simulated critical KPI and budget exceedance</w:t>
+            </w:r>
+          </w:p>
+        </w:tc>
+        <w:tc>
+          <w:tcPr>
+            <w:tcW w:w="3160" w:type="dxa"/>
+          </w:tcPr>
+          <w:p>
+            <w:pPr>
+              <w:spacing w:after="120" w:line="278" w:lineRule="auto"/>
+              <w:rPr>
+                <w:rFonts w:ascii="Times New Roman" w:hAnsi="Times New Roman" w:cs="Times New Roman"/>
+                <w:szCs w:val="24"/>
+              </w:rPr>
+            </w:pPr>
+            <w:r>
+              <w:rPr>
+                <w:rFonts w:ascii="Times New Roman" w:hAnsi="Times New Roman" w:cs="Times New Roman"/>
+                <w:szCs w:val="24"/>
+              </w:rPr>
+              <w:t>Pass — correct severity and message generated</w:t>
+            </w:r>
+          </w:p>
+        </w:tc>
+      </w:tr>
+      <w:tr>
+        <w:tc>
+          <w:tcPr>
+            <w:tcW w:w="3000" w:type="dxa"/>
+          </w:tcPr>
+          <w:p>
+            <w:pPr>
+              <w:spacing w:after="120" w:line="278" w:lineRule="auto"/>
+              <w:rPr>
+                <w:rFonts w:ascii="Times New Roman" w:hAnsi="Times New Roman" w:cs="Times New Roman"/>
+                <w:szCs w:val="24"/>
+              </w:rPr>
+            </w:pPr>
+            <w:r>
+              <w:rPr>
+                <w:rFonts w:ascii="Times New Roman" w:hAnsi="Times New Roman" w:cs="Times New Roman"/>
+                <w:szCs w:val="24"/>
+              </w:rPr>
+              <w:t>Admin Role Restriction</w:t>
+            </w:r>
+          </w:p>
+        </w:tc>
+        <w:tc>
+          <w:tcPr>
+            <w:tcW w:w="3200" w:type="dxa"/>
+          </w:tcPr>
+          <w:p>
+            <w:pPr>
+              <w:spacing w:after="120" w:line="278" w:lineRule="auto"/>
+              <w:rPr>
+                <w:rFonts w:ascii="Times New Roman" w:hAnsi="Times New Roman" w:cs="Times New Roman"/>
+                <w:szCs w:val="24"/>
+              </w:rPr>
+            </w:pPr>
+            <w:r>
+              <w:rPr>
+                <w:rFonts w:ascii="Times New Roman" w:hAnsi="Times New Roman" w:cs="Times New Roman"/>
+                <w:szCs w:val="24"/>
+              </w:rPr>
+              <w:t>Accessed admin endpoints with non-admin token</w:t>
+            </w:r>
+          </w:p>
+        </w:tc>
+        <w:tc>
+          <w:tcPr>
+            <w:tcW w:w="3160" w:type="dxa"/>
+          </w:tcPr>
+          <w:p>
+            <w:pPr>
+              <w:spacing w:after="120" w:line="278" w:lineRule="auto"/>
+              <w:rPr>
+                <w:rFonts w:ascii="Times New Roman" w:hAnsi="Times New Roman" w:cs="Times New Roman"/>
+                <w:szCs w:val="24"/>
+              </w:rPr>
+            </w:pPr>
+            <w:r>
+              <w:rPr>
+                <w:rFonts w:ascii="Times New Roman" w:hAnsi="Times New Roman" w:cs="Times New Roman"/>
+                <w:szCs w:val="24"/>
+              </w:rPr>
+              <w:t>Pass — 403 Forbidden returned correctly</w:t>
+            </w:r>
+          </w:p>
+        </w:tc>
+      </w:tr>
+      <w:tr>
+        <w:tc>
+          <w:tcPr>
+            <w:tcW w:w="3000" w:type="dxa"/>
+          </w:tcPr>
+          <w:p>
+            <w:pPr>
+              <w:spacing w:after="120" w:line="278" w:lineRule="auto"/>
+              <w:rPr>
+                <w:rFonts w:ascii="Times New Roman" w:hAnsi="Times New Roman" w:cs="Times New Roman"/>
+                <w:szCs w:val="24"/>
+              </w:rPr>
+            </w:pPr>
+            <w:r>
+              <w:rPr>
+                <w:rFonts w:ascii="Times New Roman" w:hAnsi="Times New Roman" w:cs="Times New Roman"/>
+                <w:szCs w:val="24"/>
+              </w:rPr>
+              <w:t>Recommendation Engine Fallback</w:t>
+            </w:r>
+          </w:p>
+        </w:tc>
+        <w:tc>
+          <w:tcPr>
+            <w:tcW w:w="3200" w:type="dxa"/>
+          </w:tcPr>
+          <w:p>
+            <w:pPr>
+              <w:spacing w:after="120" w:line="278" w:lineRule="auto"/>
+              <w:rPr>
+                <w:rFonts w:ascii="Times New Roman" w:hAnsi="Times New Roman" w:cs="Times New Roman"/>
+                <w:szCs w:val="24"/>
+              </w:rPr>
+            </w:pPr>
+            <w:r>
+              <w:rPr>
+                <w:rFonts w:ascii="Times New Roman" w:hAnsi="Times New Roman" w:cs="Times New Roman"/>
+                <w:szCs w:val="24"/>
+              </w:rPr>
+              <w:t>Called /</w:t>
+            </w:r>
+            <w:proofErr w:type="spellStart"/>
+            <w:r>
+              <w:rPr>
+                <w:rFonts w:ascii="Times New Roman" w:hAnsi="Times New Roman" w:cs="Times New Roman"/>
+                <w:szCs w:val="24"/>
+              </w:rPr>
+              <w:t>api</w:t>
+            </w:r>
+            <w:proofErr w:type="spellEnd"/>
+            <w:r>
+              <w:rPr>
+                <w:rFonts w:ascii="Times New Roman" w:hAnsi="Times New Roman" w:cs="Times New Roman"/>
+                <w:szCs w:val="24"/>
+              </w:rPr>
+              <w:t>/recommendations/ai without API key</w:t>
+            </w:r>
+          </w:p>
+        </w:tc>
+        <w:tc>
+          <w:tcPr>
+            <w:tcW w:w="3160" w:type="dxa"/>
+          </w:tcPr>
+          <w:p>
+            <w:pPr>
+              <w:spacing w:after="120" w:line="278" w:lineRule="auto"/>
+              <w:rPr>
+                <w:rFonts w:ascii="Times New Roman" w:hAnsi="Times New Roman" w:cs="Times New Roman"/>
+                <w:szCs w:val="24"/>
+              </w:rPr>
+            </w:pPr>
+            <w:r>
+              <w:rPr>
+                <w:rFonts w:ascii="Times New Roman" w:hAnsi="Times New Roman" w:cs="Times New Roman"/>
+                <w:szCs w:val="24"/>
+              </w:rPr>
+              <w:t>Pass — enhanced rules returned seamlessly</w:t>
+            </w:r>
+          </w:p>
+        </w:tc>
+      </w:tr>
+      <w:tr>
+        <w:tc>
+          <w:tcPr>
+            <w:tcW w:w="3000" w:type="dxa"/>
+          </w:tcPr>
+          <w:p>
+            <w:pPr>
+              <w:spacing w:after="120" w:line="278" w:lineRule="auto"/>
+              <w:rPr>
+                <w:rFonts w:ascii="Times New Roman" w:hAnsi="Times New Roman" w:cs="Times New Roman"/>
+                <w:szCs w:val="24"/>
+              </w:rPr>
+            </w:pPr>
+            <w:r>
+              <w:rPr>
+                <w:rFonts w:ascii="Times New Roman" w:hAnsi="Times New Roman" w:cs="Times New Roman"/>
+                <w:szCs w:val="24"/>
+              </w:rPr>
+              <w:t>PDF Report Generation</w:t>
+            </w:r>
+          </w:p>
+        </w:tc>
+        <w:tc>
+          <w:tcPr>
+            <w:tcW w:w="3200" w:type="dxa"/>
+          </w:tcPr>
+          <w:p>
+            <w:pPr>
+              <w:spacing w:after="120" w:line="278" w:lineRule="auto"/>
+              <w:rPr>
+                <w:rFonts w:ascii="Times New Roman" w:hAnsi="Times New Roman" w:cs="Times New Roman"/>
+                <w:szCs w:val="24"/>
+              </w:rPr>
+            </w:pPr>
+            <w:r>
+              <w:rPr>
+                <w:rFonts w:ascii="Times New Roman" w:hAnsi="Times New Roman" w:cs="Times New Roman"/>
+                <w:szCs w:val="24"/>
+              </w:rPr>
+              <w:t>Downloaded report with full and empty emission data</w:t>
+            </w:r>
+          </w:p>
+        </w:tc>
+        <w:tc>
+          <w:tcPr>
+            <w:tcW w:w="3160" w:type="dxa"/>
+          </w:tcPr>
+          <w:p>
+            <w:pPr>
+              <w:spacing w:after="120" w:line="278" w:lineRule="auto"/>
+              <w:rPr>
+                <w:rFonts w:ascii="Times New Roman" w:hAnsi="Times New Roman" w:cs="Times New Roman"/>
+                <w:szCs w:val="24"/>
+              </w:rPr>
+            </w:pPr>
+            <w:r>
+              <w:rPr>
+                <w:rFonts w:ascii="Times New Roman" w:hAnsi="Times New Roman" w:cs="Times New Roman"/>
+                <w:szCs w:val="24"/>
+              </w:rPr>
+              <w:t>Pass — report renders correctly in both states</w:t>
+            </w:r>
+          </w:p>
+        </w:tc>
+      </w:tr>
+      <w:tr>
+        <w:tc>
+          <w:tcPr>
+            <w:tcW w:w="3000" w:type="dxa"/>
+          </w:tcPr>
+          <w:p>
+            <w:pPr>
+              <w:spacing w:after="120" w:line="278" w:lineRule="auto"/>
+              <w:rPr>
+                <w:rFonts w:ascii="Times New Roman" w:hAnsi="Times New Roman" w:cs="Times New Roman"/>
+                <w:szCs w:val="24"/>
+              </w:rPr>
+            </w:pPr>
+            <w:r>
+              <w:rPr>
+                <w:rFonts w:ascii="Times New Roman" w:hAnsi="Times New Roman" w:cs="Times New Roman"/>
+                <w:szCs w:val="24"/>
+              </w:rPr>
+              <w:t>Dashboard Auto-Polling</w:t>
+            </w:r>
+          </w:p>
+        </w:tc>
+        <w:tc>
+          <w:tcPr>
+            <w:tcW w:w="3200" w:type="dxa"/>
+          </w:tcPr>
+          <w:p>
+            <w:pPr>
+              <w:spacing w:after="120" w:line="278" w:lineRule="auto"/>
+              <w:rPr>
+                <w:rFonts w:ascii="Times New Roman" w:hAnsi="Times New Roman" w:cs="Times New Roman"/>
+                <w:szCs w:val="24"/>
+              </w:rPr>
+            </w:pPr>
+            <w:r>
+              <w:rPr>
+                <w:rFonts w:ascii="Times New Roman" w:hAnsi="Times New Roman" w:cs="Times New Roman"/>
+                <w:szCs w:val="24"/>
+              </w:rPr>
+              <w:t>Observed 60-second refresh cycle in browser console</w:t>
+            </w:r>
+          </w:p>
+        </w:tc>
+        <w:tc>
+          <w:tcPr>
+            <w:tcW w:w="3160" w:type="dxa"/>
+          </w:tcPr>
+          <w:p>
+            <w:pPr>
+              <w:spacing w:after="120" w:line="278" w:lineRule="auto"/>
+              <w:rPr>
+                <w:rFonts w:ascii="Times New Roman" w:hAnsi="Times New Roman" w:cs="Times New Roman"/>
+                <w:szCs w:val="24"/>
+              </w:rPr>
+            </w:pPr>
+            <w:r>
+              <w:rPr>
+                <w:rFonts w:ascii="Times New Roman" w:hAnsi="Times New Roman" w:cs="Times New Roman"/>
+                <w:szCs w:val="24"/>
+              </w:rPr>
+              <w:t>Pass — data updates without page reload</w:t>
+            </w:r>
+          </w:p>
+        </w:tc>
+      </w:tr>
+    </w:tbl>
+    <w:p>
+      <w:pPr>
+        <w:spacing w:after="120"/>
+        <w:rPr>
+          <w:rFonts w:ascii="Times New Roman" w:hAnsi="Times New Roman" w:cs="Times New Roman"/>
+          <w:szCs w:val="24"/>
+        </w:rPr>
+      </w:pPr>
+    </w:p>
+    <w:p>
+      <w:pPr>
+        <w:spacing w:after="120"/>
+        <w:rPr>
+          <w:rFonts w:ascii="Times New Roman" w:hAnsi="Times New Roman" w:cs="Times New Roman"/>
+          <w:b/>
+          <w:bCs/>
+          <w:sz w:val="32"/>
+          <w:szCs w:val="32"/>
+        </w:rPr>
+      </w:pPr>
+    </w:p>
+    <w:p>
+      <w:pPr>
+        <w:spacing w:after="120"/>
+        <w:rPr>
+          <w:rFonts w:ascii="Times New Roman" w:hAnsi="Times New Roman" w:cs="Times New Roman"/>
+          <w:b/>
+          <w:bCs/>
+          <w:sz w:val="32"/>
+          <w:szCs w:val="32"/>
+        </w:rPr>
+      </w:pPr>
+      <w:r>
+        <w:rPr>
+          <w:rFonts w:ascii="Times New Roman" w:hAnsi="Times New Roman" w:cs="Times New Roman"/>
+          <w:b/>
+          <w:bCs/>
+          <w:sz w:val="32"/>
+          <w:szCs w:val="32"/>
+        </w:rPr>
+        <w:t>9. Deployment Approach</w:t>
+      </w:r>
+    </w:p>
+    <w:p>
+      <w:pPr>
+        <w:spacing w:after="120"/>
+        <w:rPr>
+          <w:rFonts w:ascii="Times New Roman" w:hAnsi="Times New Roman" w:cs="Times New Roman"/>
+          <w:szCs w:val="24"/>
+        </w:rPr>
+      </w:pPr>
+      <w:r>
+        <w:rPr>
+          <w:rFonts w:ascii="Times New Roman" w:hAnsi="Times New Roman" w:cs="Times New Roman"/>
+          <w:szCs w:val="24"/>
+        </w:rPr>
+        <w:t xml:space="preserve">The </w:t>
+      </w:r>
+      <w:proofErr w:type="spellStart"/>
+      <w:r>
+        <w:rPr>
+          <w:rFonts w:ascii="Times New Roman" w:hAnsi="Times New Roman" w:cs="Times New Roman"/>
+          <w:szCs w:val="24"/>
+        </w:rPr>
+        <w:t>CarbonTrack</w:t>
+      </w:r>
+      <w:proofErr w:type="spellEnd"/>
+      <w:r>
+        <w:rPr>
+          <w:rFonts w:ascii="Times New Roman" w:hAnsi="Times New Roman" w:cs="Times New Roman"/>
+          <w:szCs w:val="24"/>
+        </w:rPr>
+        <w:t xml:space="preserve"> system follows a lightweight, dependency-minimal deployment strategy designed for academic and demonstration environments, requiring no cloud infrastructure or database server.</w:t>
+      </w:r>
+    </w:p>
+    <w:p>
+      <w:pPr>
+        <w:spacing w:after="120"/>
+        <w:rPr>
+          <w:rFonts w:ascii="Times New Roman" w:hAnsi="Times New Roman" w:cs="Times New Roman"/>
+          <w:szCs w:val="24"/>
+        </w:rPr>
+      </w:pPr>
+    </w:p>
+    <w:p>
+      <w:pPr>
+        <w:spacing w:after="120"/>
+        <w:rPr>
+          <w:rFonts w:ascii="Times New Roman" w:hAnsi="Times New Roman" w:cs="Times New Roman"/>
+          <w:szCs w:val="24"/>
+        </w:rPr>
+      </w:pPr>
+      <w:r>
+        <w:rPr>
+          <w:rFonts w:ascii="Times New Roman" w:hAnsi="Times New Roman" w:cs="Times New Roman"/>
+          <w:szCs w:val="24"/>
+        </w:rPr>
+        <w:t>9.1 Backend Deployment</w:t>
+      </w:r>
+    </w:p>
+    <w:p>
+      <w:pPr>
+        <w:spacing w:after="120"/>
+        <w:rPr>
+          <w:rFonts w:ascii="Times New Roman" w:hAnsi="Times New Roman" w:cs="Times New Roman"/>
+          <w:szCs w:val="24"/>
+        </w:rPr>
+      </w:pPr>
+      <w:r>
+        <w:rPr>
+          <w:rFonts w:ascii="Times New Roman" w:hAnsi="Times New Roman" w:cs="Times New Roman"/>
+          <w:szCs w:val="24"/>
+        </w:rPr>
+        <w:t xml:space="preserve">The </w:t>
+      </w:r>
+      <w:proofErr w:type="spellStart"/>
+      <w:r>
+        <w:rPr>
+          <w:rFonts w:ascii="Times New Roman" w:hAnsi="Times New Roman" w:cs="Times New Roman"/>
+          <w:szCs w:val="24"/>
+        </w:rPr>
+        <w:t>FastAPI</w:t>
+      </w:r>
+      <w:proofErr w:type="spellEnd"/>
+      <w:r>
+        <w:rPr>
+          <w:rFonts w:ascii="Times New Roman" w:hAnsi="Times New Roman" w:cs="Times New Roman"/>
+          <w:szCs w:val="24"/>
+        </w:rPr>
+        <w:t xml:space="preserve"> backend is served using </w:t>
+      </w:r>
+      <w:proofErr w:type="spellStart"/>
+      <w:r>
+        <w:rPr>
+          <w:rFonts w:ascii="Times New Roman" w:hAnsi="Times New Roman" w:cs="Times New Roman"/>
+          <w:szCs w:val="24"/>
+        </w:rPr>
+        <w:t>Uvicorn</w:t>
+      </w:r>
+      <w:proofErr w:type="spellEnd"/>
+      <w:r>
+        <w:rPr>
+          <w:rFonts w:ascii="Times New Roman" w:hAnsi="Times New Roman" w:cs="Times New Roman"/>
+          <w:szCs w:val="24"/>
+        </w:rPr>
+        <w:t xml:space="preserve"> (ASGI server) and can be started from the carbon-backend directory. The application reads all environment configuration from a .env file:</w:t>
+      </w:r>
+    </w:p>
+    <w:p>
+      <w:pPr>
+        <w:spacing w:after="120"/>
+        <w:rPr>
+          <w:rFonts w:ascii="Times New Roman" w:hAnsi="Times New Roman" w:cs="Times New Roman"/>
+          <w:szCs w:val="24"/>
+        </w:rPr>
+      </w:pPr>
+      <w:proofErr w:type="spellStart"/>
+      <w:r>
+        <w:rPr>
+          <w:rFonts w:ascii="Times New Roman" w:hAnsi="Times New Roman" w:cs="Times New Roman"/>
+          <w:szCs w:val="24"/>
+        </w:rPr>
+        <w:t>uvicorn</w:t>
+      </w:r>
+      <w:proofErr w:type="spellEnd"/>
+      <w:r>
+        <w:rPr>
+          <w:rFonts w:ascii="Times New Roman" w:hAnsi="Times New Roman" w:cs="Times New Roman"/>
+          <w:szCs w:val="24"/>
+        </w:rPr>
+        <w:t xml:space="preserve"> </w:t>
+      </w:r>
+      <w:proofErr w:type="spellStart"/>
+      <w:r>
+        <w:rPr>
+          <w:rFonts w:ascii="Times New Roman" w:hAnsi="Times New Roman" w:cs="Times New Roman"/>
+          <w:szCs w:val="24"/>
+        </w:rPr>
+        <w:t>main:app</w:t>
+      </w:r>
+      <w:proofErr w:type="spellEnd"/>
+      <w:r>
+        <w:rPr>
+          <w:rFonts w:ascii="Times New Roman" w:hAnsi="Times New Roman" w:cs="Times New Roman"/>
+          <w:szCs w:val="24"/>
+        </w:rPr>
+        <w:t xml:space="preserve"> --host 0.0.0.0 --port 8000 --reload</w:t>
+      </w:r>
+    </w:p>
+    <w:p>
+      <w:pPr>
+        <w:spacing w:after="120"/>
+        <w:rPr>
+          <w:rFonts w:ascii="Times New Roman" w:hAnsi="Times New Roman" w:cs="Times New Roman"/>
+          <w:szCs w:val="24"/>
+        </w:rPr>
+      </w:pPr>
+      <w:proofErr w:type="gramStart"/>
+      <w:r>
+        <w:rPr>
+          <w:rFonts w:ascii="Times New Roman" w:hAnsi="Times New Roman" w:cs="Times New Roman"/>
+          <w:szCs w:val="24"/>
+        </w:rPr>
+        <w:t>A .</w:t>
+      </w:r>
+      <w:proofErr w:type="spellStart"/>
+      <w:r>
+        <w:rPr>
+          <w:rFonts w:ascii="Times New Roman" w:hAnsi="Times New Roman" w:cs="Times New Roman"/>
+          <w:szCs w:val="24"/>
+        </w:rPr>
+        <w:t>env</w:t>
+      </w:r>
+      <w:proofErr w:type="gramEnd"/>
+      <w:r>
+        <w:rPr>
+          <w:rFonts w:ascii="Times New Roman" w:hAnsi="Times New Roman" w:cs="Times New Roman"/>
+          <w:szCs w:val="24"/>
+        </w:rPr>
+        <w:t>.example</w:t>
+      </w:r>
+      <w:proofErr w:type="spellEnd"/>
+      <w:r>
+        <w:rPr>
+          <w:rFonts w:ascii="Times New Roman" w:hAnsi="Times New Roman" w:cs="Times New Roman"/>
+          <w:szCs w:val="24"/>
+        </w:rPr>
+        <w:t xml:space="preserve"> file is provided with all required keys. The ANTHROPIC_API_KEY is optional — omitting it causes the recommendation engine to use the enhanced rule fallback automatically.</w:t>
+      </w:r>
+    </w:p>
+    <w:p>
+      <w:pPr>
+        <w:spacing w:after="120"/>
+        <w:rPr>
+          <w:rFonts w:ascii="Times New Roman" w:hAnsi="Times New Roman" w:cs="Times New Roman"/>
+          <w:szCs w:val="24"/>
+        </w:rPr>
+      </w:pPr>
+    </w:p>
+    <w:p>
+      <w:pPr>
+        <w:spacing w:after="120"/>
+        <w:rPr>
+          <w:rFonts w:ascii="Times New Roman" w:hAnsi="Times New Roman" w:cs="Times New Roman"/>
+          <w:szCs w:val="24"/>
+        </w:rPr>
+      </w:pPr>
+      <w:r>
+        <w:rPr>
+          <w:rFonts w:ascii="Times New Roman" w:hAnsi="Times New Roman" w:cs="Times New Roman"/>
+          <w:szCs w:val="24"/>
+        </w:rPr>
+        <w:t>9.2 Frontend Deployment</w:t>
+      </w:r>
+    </w:p>
+    <w:p>
+      <w:pPr>
+        <w:spacing w:after="120"/>
+        <w:rPr>
+          <w:rFonts w:ascii="Times New Roman" w:hAnsi="Times New Roman" w:cs="Times New Roman"/>
+          <w:szCs w:val="24"/>
+        </w:rPr>
+      </w:pPr>
+      <w:r>
+        <w:rPr>
+          <w:rFonts w:ascii="Times New Roman" w:hAnsi="Times New Roman" w:cs="Times New Roman"/>
+          <w:szCs w:val="24"/>
+        </w:rPr>
+        <w:t>The ReactJS frontend is built using Vite and served in development mode on port 5173. It connects to the backend API at http://localhost:8000/api. All API base URLs are defined as a single constant per page for easy reconfiguration.</w:t>
+      </w:r>
+    </w:p>
+    <w:p>
+      <w:pPr>
+        <w:spacing w:after="120"/>
+        <w:rPr>
+          <w:rFonts w:ascii="Times New Roman" w:hAnsi="Times New Roman" w:cs="Times New Roman"/>
+          <w:szCs w:val="24"/>
+        </w:rPr>
+      </w:pPr>
+    </w:p>
+    <w:p>
+      <w:pPr>
+        <w:spacing w:after="120"/>
+        <w:rPr>
+          <w:rFonts w:ascii="Times New Roman" w:hAnsi="Times New Roman" w:cs="Times New Roman"/>
+          <w:szCs w:val="24"/>
+        </w:rPr>
+      </w:pPr>
+      <w:r>
+        <w:rPr>
+          <w:rFonts w:ascii="Times New Roman" w:hAnsi="Times New Roman" w:cs="Times New Roman"/>
+          <w:szCs w:val="24"/>
+        </w:rPr>
+        <w:t>9.3 Data Persistence</w:t>
+      </w:r>
+    </w:p>
+    <w:p>
+      <w:pPr>
+        <w:spacing w:after="120"/>
+        <w:rPr>
+          <w:rFonts w:ascii="Times New Roman" w:hAnsi="Times New Roman" w:cs="Times New Roman"/>
+          <w:szCs w:val="24"/>
+        </w:rPr>
+      </w:pPr>
+      <w:r>
+        <w:rPr>
+          <w:rFonts w:ascii="Times New Roman" w:hAnsi="Times New Roman" w:cs="Times New Roman"/>
+          <w:szCs w:val="24"/>
+        </w:rPr>
+        <w:t xml:space="preserve">All persistence is handled via CSV files in the /data directory. The </w:t>
+      </w:r>
+      <w:proofErr w:type="spellStart"/>
+      <w:r>
+        <w:rPr>
+          <w:rFonts w:ascii="Times New Roman" w:hAnsi="Times New Roman" w:cs="Times New Roman"/>
+          <w:szCs w:val="24"/>
+        </w:rPr>
+        <w:t>DataStore</w:t>
+      </w:r>
+      <w:proofErr w:type="spellEnd"/>
+      <w:r>
+        <w:rPr>
+          <w:rFonts w:ascii="Times New Roman" w:hAnsi="Times New Roman" w:cs="Times New Roman"/>
+          <w:szCs w:val="24"/>
+        </w:rPr>
+        <w:t xml:space="preserve"> singleton auto-creates missing CSV files on startup, so new tables (user_badges.csv, notifications.csv) require no manual migration when upgrading from v2.0.</w:t>
+      </w:r>
+    </w:p>
+    <w:p>
+      <w:pPr>
+        <w:spacing w:after="120"/>
+        <w:rPr>
+          <w:rFonts w:ascii="Times New Roman" w:hAnsi="Times New Roman" w:cs="Times New Roman"/>
+          <w:b/>
+          <w:bCs/>
+          <w:sz w:val="32"/>
+          <w:szCs w:val="32"/>
+        </w:rPr>
+      </w:pPr>
+      <w:r>
+        <w:rPr>
+          <w:rFonts w:ascii="Times New Roman" w:hAnsi="Times New Roman" w:cs="Times New Roman"/>
+          <w:b/>
+          <w:bCs/>
+          <w:sz w:val="32"/>
+          <w:szCs w:val="32"/>
+        </w:rPr>
+        <w:lastRenderedPageBreak/>
+        <w:t>10. Incremental Delivery</w:t>
+      </w:r>
+    </w:p>
+    <w:p>
+      <w:pPr>
+        <w:spacing w:after="120"/>
+        <w:rPr>
+          <w:rFonts w:ascii="Times New Roman" w:hAnsi="Times New Roman" w:cs="Times New Roman"/>
+          <w:szCs w:val="24"/>
+        </w:rPr>
+      </w:pPr>
+      <w:r>
+        <w:rPr>
+          <w:rFonts w:ascii="Times New Roman" w:hAnsi="Times New Roman" w:cs="Times New Roman"/>
+          <w:szCs w:val="24"/>
+        </w:rPr>
+        <w:t>Each Agile sprint delivered a testable and deployable increment of the system. The v3.0 sprint summary is as follows:</w:t>
+      </w:r>
+    </w:p>
+    <w:tbl>
+      <w:tblPr>
+        <w:tblStyle w:val="TableGrid"/>
+        <w:tblW w:w="10231" w:type="dxa"/>
+        <w:tblLook w:val="04A0" w:firstRow="1" w:lastRow="0" w:firstColumn="1" w:lastColumn="0" w:noHBand="0" w:noVBand="1"/>
+      </w:tblPr>
+      <w:tblGrid>
+        <w:gridCol w:w="1967"/>
+        <w:gridCol w:w="6122"/>
+        <w:gridCol w:w="2142"/>
+      </w:tblGrid>
+      <w:tr>
+        <w:trPr>
+          <w:trHeight w:val="337"/>
+        </w:trPr>
+        <w:tc>
+          <w:tcPr>
+            <w:tcW w:w="1967" w:type="dxa"/>
+          </w:tcPr>
+          <w:p>
+            <w:pPr>
+              <w:spacing w:after="120" w:line="278" w:lineRule="auto"/>
+              <w:rPr>
+                <w:rFonts w:ascii="Times New Roman" w:hAnsi="Times New Roman" w:cs="Times New Roman"/>
+                <w:b/>
+                <w:bCs/>
+                <w:szCs w:val="24"/>
+              </w:rPr>
+            </w:pPr>
+            <w:r>
+              <w:rPr>
+                <w:rFonts w:ascii="Times New Roman" w:hAnsi="Times New Roman" w:cs="Times New Roman"/>
+                <w:b/>
+                <w:bCs/>
+                <w:szCs w:val="24"/>
+              </w:rPr>
+              <w:t>Sprint</w:t>
+            </w:r>
+          </w:p>
+        </w:tc>
+        <w:tc>
+          <w:tcPr>
+            <w:tcW w:w="6122" w:type="dxa"/>
+          </w:tcPr>
+          <w:p>
+            <w:pPr>
+              <w:spacing w:after="120" w:line="278" w:lineRule="auto"/>
+              <w:rPr>
+                <w:rFonts w:ascii="Times New Roman" w:hAnsi="Times New Roman" w:cs="Times New Roman"/>
+                <w:b/>
+                <w:bCs/>
+                <w:szCs w:val="24"/>
+              </w:rPr>
+            </w:pPr>
+            <w:r>
+              <w:rPr>
+                <w:rFonts w:ascii="Times New Roman" w:hAnsi="Times New Roman" w:cs="Times New Roman"/>
+                <w:b/>
+                <w:bCs/>
+                <w:szCs w:val="24"/>
+              </w:rPr>
+              <w:t>Deliverable</w:t>
+            </w:r>
+          </w:p>
+        </w:tc>
+        <w:tc>
+          <w:tcPr>
+            <w:tcW w:w="2142" w:type="dxa"/>
+          </w:tcPr>
+          <w:p>
+            <w:pPr>
+              <w:spacing w:after="120" w:line="278" w:lineRule="auto"/>
+              <w:rPr>
+                <w:rFonts w:ascii="Times New Roman" w:hAnsi="Times New Roman" w:cs="Times New Roman"/>
+                <w:b/>
+                <w:bCs/>
+                <w:szCs w:val="24"/>
+              </w:rPr>
+            </w:pPr>
+            <w:r>
+              <w:rPr>
+                <w:rFonts w:ascii="Times New Roman" w:hAnsi="Times New Roman" w:cs="Times New Roman"/>
+                <w:b/>
+                <w:bCs/>
+                <w:szCs w:val="24"/>
+              </w:rPr>
+              <w:t>Status</w:t>
+            </w:r>
+          </w:p>
+        </w:tc>
+      </w:tr>
+      <w:tr>
+        <w:trPr>
+          <w:trHeight w:val="337"/>
+        </w:trPr>
+        <w:tc>
+          <w:tcPr>
+            <w:tcW w:w="1967" w:type="dxa"/>
+          </w:tcPr>
+          <w:p>
+            <w:pPr>
+              <w:spacing w:after="120" w:line="278" w:lineRule="auto"/>
+              <w:rPr>
+                <w:rFonts w:ascii="Times New Roman" w:hAnsi="Times New Roman" w:cs="Times New Roman"/>
+                <w:szCs w:val="24"/>
+              </w:rPr>
+            </w:pPr>
+            <w:r>
+              <w:rPr>
+                <w:rFonts w:ascii="Times New Roman" w:hAnsi="Times New Roman" w:cs="Times New Roman"/>
+                <w:szCs w:val="24"/>
+              </w:rPr>
+              <w:t>Sprint 1</w:t>
+            </w:r>
+          </w:p>
+        </w:tc>
+        <w:tc>
+          <w:tcPr>
+            <w:tcW w:w="6122" w:type="dxa"/>
+          </w:tcPr>
+          <w:p>
+            <w:pPr>
+              <w:spacing w:after="120" w:line="278" w:lineRule="auto"/>
+              <w:rPr>
+                <w:rFonts w:ascii="Times New Roman" w:hAnsi="Times New Roman" w:cs="Times New Roman"/>
+                <w:szCs w:val="24"/>
+              </w:rPr>
+            </w:pPr>
+            <w:r>
+              <w:rPr>
+                <w:rFonts w:ascii="Times New Roman" w:hAnsi="Times New Roman" w:cs="Times New Roman"/>
+                <w:szCs w:val="24"/>
+              </w:rPr>
+              <w:t>User authentication, registration, CSV user store</w:t>
+            </w:r>
+          </w:p>
+        </w:tc>
+        <w:tc>
+          <w:tcPr>
+            <w:tcW w:w="2142" w:type="dxa"/>
+          </w:tcPr>
+          <w:p>
+            <w:pPr>
+              <w:spacing w:after="120" w:line="278" w:lineRule="auto"/>
+              <w:rPr>
+                <w:rFonts w:ascii="Times New Roman" w:hAnsi="Times New Roman" w:cs="Times New Roman"/>
+                <w:szCs w:val="24"/>
+              </w:rPr>
+            </w:pPr>
+            <w:r>
+              <w:rPr>
+                <w:rFonts w:ascii="Times New Roman" w:hAnsi="Times New Roman" w:cs="Times New Roman"/>
+                <w:szCs w:val="24"/>
+              </w:rPr>
+              <w:t>Complete</w:t>
+            </w:r>
+          </w:p>
+        </w:tc>
+      </w:tr>
+      <w:tr>
+        <w:trPr>
+          <w:trHeight w:val="593"/>
+        </w:trPr>
+        <w:tc>
+          <w:tcPr>
+            <w:tcW w:w="1967" w:type="dxa"/>
+          </w:tcPr>
+          <w:p>
+            <w:pPr>
+              <w:spacing w:after="120" w:line="278" w:lineRule="auto"/>
+              <w:rPr>
+                <w:rFonts w:ascii="Times New Roman" w:hAnsi="Times New Roman" w:cs="Times New Roman"/>
+                <w:szCs w:val="24"/>
+              </w:rPr>
+            </w:pPr>
+            <w:r>
+              <w:rPr>
+                <w:rFonts w:ascii="Times New Roman" w:hAnsi="Times New Roman" w:cs="Times New Roman"/>
+                <w:szCs w:val="24"/>
+              </w:rPr>
+              <w:t>Sprint 2</w:t>
+            </w:r>
+          </w:p>
+        </w:tc>
+        <w:tc>
+          <w:tcPr>
+            <w:tcW w:w="6122" w:type="dxa"/>
+          </w:tcPr>
+          <w:p>
+            <w:pPr>
+              <w:spacing w:after="120" w:line="278" w:lineRule="auto"/>
+              <w:rPr>
+                <w:rFonts w:ascii="Times New Roman" w:hAnsi="Times New Roman" w:cs="Times New Roman"/>
+                <w:szCs w:val="24"/>
+              </w:rPr>
+            </w:pPr>
+            <w:r>
+              <w:rPr>
+                <w:rFonts w:ascii="Times New Roman" w:hAnsi="Times New Roman" w:cs="Times New Roman"/>
+                <w:szCs w:val="24"/>
+              </w:rPr>
+              <w:t>Consumption logging (Electricity, Water, Fuel, Gas), emission calculation, KPI engine</w:t>
+            </w:r>
+          </w:p>
+        </w:tc>
+        <w:tc>
+          <w:tcPr>
+            <w:tcW w:w="2142" w:type="dxa"/>
+          </w:tcPr>
+          <w:p>
+            <w:pPr>
+              <w:spacing w:after="120" w:line="278" w:lineRule="auto"/>
+              <w:rPr>
+                <w:rFonts w:ascii="Times New Roman" w:hAnsi="Times New Roman" w:cs="Times New Roman"/>
+                <w:szCs w:val="24"/>
+              </w:rPr>
+            </w:pPr>
+            <w:r>
+              <w:rPr>
+                <w:rFonts w:ascii="Times New Roman" w:hAnsi="Times New Roman" w:cs="Times New Roman"/>
+                <w:szCs w:val="24"/>
+              </w:rPr>
+              <w:t>Complete</w:t>
+            </w:r>
+          </w:p>
+        </w:tc>
+      </w:tr>
+      <w:tr>
+        <w:trPr>
+          <w:trHeight w:val="593"/>
+        </w:trPr>
+        <w:tc>
+          <w:tcPr>
+            <w:tcW w:w="1967" w:type="dxa"/>
+          </w:tcPr>
+          <w:p>
+            <w:pPr>
+              <w:spacing w:after="120" w:line="278" w:lineRule="auto"/>
+              <w:rPr>
+                <w:rFonts w:ascii="Times New Roman" w:hAnsi="Times New Roman" w:cs="Times New Roman"/>
+                <w:szCs w:val="24"/>
+              </w:rPr>
+            </w:pPr>
+            <w:r>
+              <w:rPr>
+                <w:rFonts w:ascii="Times New Roman" w:hAnsi="Times New Roman" w:cs="Times New Roman"/>
+                <w:szCs w:val="24"/>
+              </w:rPr>
+              <w:t>Sprint 3</w:t>
+            </w:r>
+          </w:p>
+        </w:tc>
+        <w:tc>
+          <w:tcPr>
+            <w:tcW w:w="6122" w:type="dxa"/>
+          </w:tcPr>
+          <w:p>
+            <w:pPr>
+              <w:spacing w:after="120" w:line="278" w:lineRule="auto"/>
+              <w:rPr>
+                <w:rFonts w:ascii="Times New Roman" w:hAnsi="Times New Roman" w:cs="Times New Roman"/>
+                <w:szCs w:val="24"/>
+              </w:rPr>
+            </w:pPr>
+            <w:r>
+              <w:rPr>
+                <w:rFonts w:ascii="Times New Roman" w:hAnsi="Times New Roman" w:cs="Times New Roman"/>
+                <w:szCs w:val="24"/>
+              </w:rPr>
+              <w:t>React dashboard, emissions chart (Bar/Pie), recommendations, weather card</w:t>
+            </w:r>
+          </w:p>
+        </w:tc>
+        <w:tc>
+          <w:tcPr>
+            <w:tcW w:w="2142" w:type="dxa"/>
+          </w:tcPr>
+          <w:p>
+            <w:pPr>
+              <w:spacing w:after="120" w:line="278" w:lineRule="auto"/>
+              <w:rPr>
+                <w:rFonts w:ascii="Times New Roman" w:hAnsi="Times New Roman" w:cs="Times New Roman"/>
+                <w:szCs w:val="24"/>
+              </w:rPr>
+            </w:pPr>
+            <w:r>
+              <w:rPr>
+                <w:rFonts w:ascii="Times New Roman" w:hAnsi="Times New Roman" w:cs="Times New Roman"/>
+                <w:szCs w:val="24"/>
+              </w:rPr>
+              <w:t>Complete</w:t>
+            </w:r>
+          </w:p>
+        </w:tc>
+      </w:tr>
+      <w:tr>
+        <w:trPr>
+          <w:trHeight w:val="593"/>
+        </w:trPr>
+        <w:tc>
+          <w:tcPr>
+            <w:tcW w:w="1967" w:type="dxa"/>
+          </w:tcPr>
+          <w:p>
+            <w:pPr>
+              <w:spacing w:after="120" w:line="278" w:lineRule="auto"/>
+              <w:rPr>
+                <w:rFonts w:ascii="Times New Roman" w:hAnsi="Times New Roman" w:cs="Times New Roman"/>
+                <w:szCs w:val="24"/>
+              </w:rPr>
+            </w:pPr>
+            <w:r>
+              <w:rPr>
+                <w:rFonts w:ascii="Times New Roman" w:hAnsi="Times New Roman" w:cs="Times New Roman"/>
+                <w:szCs w:val="24"/>
+              </w:rPr>
+              <w:t>Sprint 4</w:t>
+            </w:r>
+          </w:p>
+        </w:tc>
+        <w:tc>
+          <w:tcPr>
+            <w:tcW w:w="6122" w:type="dxa"/>
+          </w:tcPr>
+          <w:p>
+            <w:pPr>
+              <w:spacing w:after="120" w:line="278" w:lineRule="auto"/>
+              <w:rPr>
+                <w:rFonts w:ascii="Times New Roman" w:hAnsi="Times New Roman" w:cs="Times New Roman"/>
+                <w:szCs w:val="24"/>
+              </w:rPr>
+            </w:pPr>
+            <w:r>
+              <w:rPr>
+                <w:rFonts w:ascii="Times New Roman" w:hAnsi="Times New Roman" w:cs="Times New Roman"/>
+                <w:szCs w:val="24"/>
+              </w:rPr>
+              <w:t>Eco-points, leaderboard, eco-actions (gamification layer 1), goal tracking</w:t>
+            </w:r>
+          </w:p>
+        </w:tc>
+        <w:tc>
+          <w:tcPr>
+            <w:tcW w:w="2142" w:type="dxa"/>
+          </w:tcPr>
+          <w:p>
+            <w:pPr>
+              <w:spacing w:after="120" w:line="278" w:lineRule="auto"/>
+              <w:rPr>
+                <w:rFonts w:ascii="Times New Roman" w:hAnsi="Times New Roman" w:cs="Times New Roman"/>
+                <w:szCs w:val="24"/>
+              </w:rPr>
+            </w:pPr>
+            <w:r>
+              <w:rPr>
+                <w:rFonts w:ascii="Times New Roman" w:hAnsi="Times New Roman" w:cs="Times New Roman"/>
+                <w:szCs w:val="24"/>
+              </w:rPr>
+              <w:t>Complete</w:t>
+            </w:r>
+          </w:p>
+        </w:tc>
+      </w:tr>
+      <w:tr>
+        <w:trPr>
+          <w:trHeight w:val="593"/>
+        </w:trPr>
+        <w:tc>
+          <w:tcPr>
+            <w:tcW w:w="1967" w:type="dxa"/>
+          </w:tcPr>
+          <w:p>
+            <w:pPr>
+              <w:spacing w:after="120" w:line="278" w:lineRule="auto"/>
+              <w:rPr>
+                <w:rFonts w:ascii="Times New Roman" w:hAnsi="Times New Roman" w:cs="Times New Roman"/>
+                <w:szCs w:val="24"/>
+              </w:rPr>
+            </w:pPr>
+            <w:r>
+              <w:rPr>
+                <w:rFonts w:ascii="Times New Roman" w:hAnsi="Times New Roman" w:cs="Times New Roman"/>
+                <w:szCs w:val="24"/>
+              </w:rPr>
+              <w:t>Sprint 5</w:t>
+            </w:r>
+          </w:p>
+        </w:tc>
+        <w:tc>
+          <w:tcPr>
+            <w:tcW w:w="6122" w:type="dxa"/>
+          </w:tcPr>
+          <w:p>
+            <w:pPr>
+              <w:spacing w:after="120" w:line="278" w:lineRule="auto"/>
+              <w:rPr>
+                <w:rFonts w:ascii="Times New Roman" w:hAnsi="Times New Roman" w:cs="Times New Roman"/>
+                <w:szCs w:val="24"/>
+              </w:rPr>
+            </w:pPr>
+            <w:r>
+              <w:rPr>
+                <w:rFonts w:ascii="Times New Roman" w:hAnsi="Times New Roman" w:cs="Times New Roman"/>
+                <w:szCs w:val="24"/>
+              </w:rPr>
+              <w:t>PDF report generation, social proof, nature equivalents, history page</w:t>
+            </w:r>
+          </w:p>
+        </w:tc>
+        <w:tc>
+          <w:tcPr>
+            <w:tcW w:w="2142" w:type="dxa"/>
+          </w:tcPr>
+          <w:p>
+            <w:pPr>
+              <w:spacing w:after="120" w:line="278" w:lineRule="auto"/>
+              <w:rPr>
+                <w:rFonts w:ascii="Times New Roman" w:hAnsi="Times New Roman" w:cs="Times New Roman"/>
+                <w:szCs w:val="24"/>
+              </w:rPr>
+            </w:pPr>
+            <w:r>
+              <w:rPr>
+                <w:rFonts w:ascii="Times New Roman" w:hAnsi="Times New Roman" w:cs="Times New Roman"/>
+                <w:szCs w:val="24"/>
+              </w:rPr>
+              <w:t>Complete</w:t>
+            </w:r>
+          </w:p>
+        </w:tc>
+      </w:tr>
+      <w:tr>
+        <w:trPr>
+          <w:trHeight w:val="593"/>
+        </w:trPr>
+        <w:tc>
+          <w:tcPr>
+            <w:tcW w:w="1967" w:type="dxa"/>
+          </w:tcPr>
+          <w:p>
+            <w:pPr>
+              <w:spacing w:after="120" w:line="278" w:lineRule="auto"/>
+              <w:rPr>
+                <w:rFonts w:ascii="Times New Roman" w:hAnsi="Times New Roman" w:cs="Times New Roman"/>
+                <w:szCs w:val="24"/>
+              </w:rPr>
+            </w:pPr>
+            <w:r>
+              <w:rPr>
+                <w:rFonts w:ascii="Times New Roman" w:hAnsi="Times New Roman" w:cs="Times New Roman"/>
+                <w:szCs w:val="24"/>
+              </w:rPr>
+              <w:t>Sprint 6</w:t>
+            </w:r>
+          </w:p>
+        </w:tc>
+        <w:tc>
+          <w:tcPr>
+            <w:tcW w:w="6122" w:type="dxa"/>
+          </w:tcPr>
+          <w:p>
+            <w:pPr>
+              <w:spacing w:after="120" w:line="278" w:lineRule="auto"/>
+              <w:rPr>
+                <w:rFonts w:ascii="Times New Roman" w:hAnsi="Times New Roman" w:cs="Times New Roman"/>
+                <w:szCs w:val="24"/>
+              </w:rPr>
+            </w:pPr>
+            <w:r>
+              <w:rPr>
+                <w:rFonts w:ascii="Times New Roman" w:hAnsi="Times New Roman" w:cs="Times New Roman"/>
+                <w:szCs w:val="24"/>
+              </w:rPr>
+              <w:t>Predictive analytics, badge system, notification system, goal progress bar, toast alerts</w:t>
+            </w:r>
+          </w:p>
+        </w:tc>
+        <w:tc>
+          <w:tcPr>
+            <w:tcW w:w="2142" w:type="dxa"/>
+          </w:tcPr>
+          <w:p>
+            <w:pPr>
+              <w:spacing w:after="120" w:line="278" w:lineRule="auto"/>
+              <w:rPr>
+                <w:rFonts w:ascii="Times New Roman" w:hAnsi="Times New Roman" w:cs="Times New Roman"/>
+                <w:szCs w:val="24"/>
+              </w:rPr>
+            </w:pPr>
+            <w:r>
+              <w:rPr>
+                <w:rFonts w:ascii="Times New Roman" w:hAnsi="Times New Roman" w:cs="Times New Roman"/>
+                <w:szCs w:val="24"/>
+              </w:rPr>
+              <w:t>Complete — v3.0</w:t>
+            </w:r>
+          </w:p>
+        </w:tc>
+      </w:tr>
+      <w:tr>
+        <w:trPr>
+          <w:trHeight w:val="579"/>
+        </w:trPr>
+        <w:tc>
+          <w:tcPr>
+            <w:tcW w:w="1967" w:type="dxa"/>
+          </w:tcPr>
+          <w:p>
+            <w:pPr>
+              <w:spacing w:after="120" w:line="278" w:lineRule="auto"/>
+              <w:rPr>
+                <w:rFonts w:ascii="Times New Roman" w:hAnsi="Times New Roman" w:cs="Times New Roman"/>
+                <w:szCs w:val="24"/>
+              </w:rPr>
+            </w:pPr>
+            <w:r>
+              <w:rPr>
+                <w:rFonts w:ascii="Times New Roman" w:hAnsi="Times New Roman" w:cs="Times New Roman"/>
+                <w:szCs w:val="24"/>
+              </w:rPr>
+              <w:t>Sprint 7</w:t>
+            </w:r>
+          </w:p>
+        </w:tc>
+        <w:tc>
+          <w:tcPr>
+            <w:tcW w:w="6122" w:type="dxa"/>
+          </w:tcPr>
+          <w:p>
+            <w:pPr>
+              <w:spacing w:after="120" w:line="278" w:lineRule="auto"/>
+              <w:rPr>
+                <w:rFonts w:ascii="Times New Roman" w:hAnsi="Times New Roman" w:cs="Times New Roman"/>
+                <w:szCs w:val="24"/>
+              </w:rPr>
+            </w:pPr>
+            <w:r>
+              <w:rPr>
+                <w:rFonts w:ascii="Times New Roman" w:hAnsi="Times New Roman" w:cs="Times New Roman"/>
+                <w:szCs w:val="24"/>
+              </w:rPr>
+              <w:t>AI recommendations, admin dashboard, history comparison views, dark mode, mobile layout</w:t>
+            </w:r>
+          </w:p>
+        </w:tc>
+        <w:tc>
+          <w:tcPr>
+            <w:tcW w:w="2142" w:type="dxa"/>
+          </w:tcPr>
+          <w:p>
+            <w:pPr>
+              <w:spacing w:after="120" w:line="278" w:lineRule="auto"/>
+              <w:rPr>
+                <w:rFonts w:ascii="Times New Roman" w:hAnsi="Times New Roman" w:cs="Times New Roman"/>
+                <w:szCs w:val="24"/>
+              </w:rPr>
+            </w:pPr>
+            <w:r>
+              <w:rPr>
+                <w:rFonts w:ascii="Times New Roman" w:hAnsi="Times New Roman" w:cs="Times New Roman"/>
+                <w:szCs w:val="24"/>
+              </w:rPr>
+              <w:t>Complete — v3.0</w:t>
+            </w:r>
+          </w:p>
+        </w:tc>
+      </w:tr>
+    </w:tbl>
+    <w:p>
+      <w:pPr>
+        <w:spacing w:after="120"/>
+        <w:rPr>
+          <w:rFonts w:ascii="Times New Roman" w:hAnsi="Times New Roman" w:cs="Times New Roman"/>
+          <w:szCs w:val="24"/>
+        </w:rPr>
+      </w:pPr>
+    </w:p>
+    <w:p>
+      <w:pPr>
+        <w:spacing w:after="120"/>
+        <w:rPr>
+          <w:rFonts w:ascii="Times New Roman" w:hAnsi="Times New Roman" w:cs="Times New Roman"/>
+          <w:b/>
+          <w:bCs/>
+          <w:sz w:val="32"/>
+          <w:szCs w:val="32"/>
+        </w:rPr>
+      </w:pPr>
+      <w:r>
+        <w:rPr>
+          <w:rFonts w:ascii="Times New Roman" w:hAnsi="Times New Roman" w:cs="Times New Roman"/>
+          <w:b/>
+          <w:bCs/>
+          <w:sz w:val="32"/>
+          <w:szCs w:val="32"/>
+        </w:rPr>
+        <w:t>11. Outcome</w:t>
+      </w:r>
+    </w:p>
+    <w:p>
+      <w:pPr>
+        <w:spacing w:after="120"/>
+        <w:rPr>
+          <w:rFonts w:ascii="Times New Roman" w:hAnsi="Times New Roman" w:cs="Times New Roman"/>
+          <w:szCs w:val="24"/>
+        </w:rPr>
+      </w:pPr>
+      <w:r>
+        <w:rPr>
+          <w:rFonts w:ascii="Times New Roman" w:hAnsi="Times New Roman" w:cs="Times New Roman"/>
+          <w:szCs w:val="24"/>
+        </w:rPr>
+        <w:t xml:space="preserve">By following an Agile iterative development methodology across seven sprints, </w:t>
+      </w:r>
+      <w:proofErr w:type="spellStart"/>
+      <w:r>
+        <w:rPr>
+          <w:rFonts w:ascii="Times New Roman" w:hAnsi="Times New Roman" w:cs="Times New Roman"/>
+          <w:szCs w:val="24"/>
+        </w:rPr>
+        <w:t>CarbonTrack</w:t>
+      </w:r>
+      <w:proofErr w:type="spellEnd"/>
+      <w:r>
+        <w:rPr>
+          <w:rFonts w:ascii="Times New Roman" w:hAnsi="Times New Roman" w:cs="Times New Roman"/>
+          <w:szCs w:val="24"/>
+        </w:rPr>
+        <w:t xml:space="preserve"> v3.0 achieved the following outcomes:</w:t>
       </w:r>
     </w:p>
     <w:p>
       <w:pPr>
         <w:numPr>
           <w:ilvl w:val="0"/>
-          <w:numId w:val="4"/>
+          <w:numId w:val="10"/>
         </w:numPr>
-        <w:spacing w:after="0"/>
-        <w:rPr>
-          <w:rFonts w:ascii="Times New Roman" w:hAnsi="Times New Roman" w:cs="Times New Roman"/>
-          <w:szCs w:val="24"/>
-        </w:rPr>
-      </w:pPr>
-      <w:r>
-        <w:rPr>
-          <w:rFonts w:ascii="Times New Roman" w:hAnsi="Times New Roman" w:cs="Times New Roman"/>
-          <w:szCs w:val="24"/>
-        </w:rPr>
-        <w:t>Incentive scores</w:t>
+        <w:spacing w:after="120"/>
+        <w:rPr>
+          <w:rFonts w:ascii="Times New Roman" w:hAnsi="Times New Roman" w:cs="Times New Roman"/>
+          <w:szCs w:val="24"/>
+        </w:rPr>
+      </w:pPr>
+      <w:r>
+        <w:rPr>
+          <w:rFonts w:ascii="Times New Roman" w:hAnsi="Times New Roman" w:cs="Times New Roman"/>
+          <w:szCs w:val="24"/>
+        </w:rPr>
+        <w:t>Modular, maintainable system design with clean separation between backend services, routes, and frontend components</w:t>
       </w:r>
     </w:p>
     <w:p>
       <w:pPr>
         <w:numPr>
           <w:ilvl w:val="0"/>
-          <w:numId w:val="4"/>
+          <w:numId w:val="10"/>
         </w:numPr>
-        <w:spacing w:after="0"/>
-        <w:rPr>
-          <w:rFonts w:ascii="Times New Roman" w:hAnsi="Times New Roman" w:cs="Times New Roman"/>
-          <w:szCs w:val="24"/>
-        </w:rPr>
-      </w:pPr>
-      <w:r>
-        <w:rPr>
-          <w:rFonts w:ascii="Times New Roman" w:hAnsi="Times New Roman" w:cs="Times New Roman"/>
-          <w:szCs w:val="24"/>
-        </w:rPr>
-        <w:t>Sustainability goals</w:t>
-      </w:r>
-    </w:p>
-    <w:p>
-      <w:pPr>
-        <w:spacing w:after="0"/>
-        <w:rPr>
-          <w:rFonts w:ascii="Times New Roman" w:hAnsi="Times New Roman" w:cs="Times New Roman"/>
-          <w:szCs w:val="24"/>
-        </w:rPr>
-      </w:pPr>
-    </w:p>
-    <w:p>
-      <w:pPr>
-        <w:spacing w:after="0"/>
-        <w:rPr>
-          <w:rFonts w:ascii="Times New Roman" w:hAnsi="Times New Roman" w:cs="Times New Roman"/>
-          <w:szCs w:val="24"/>
-        </w:rPr>
-      </w:pPr>
-      <w:r>
-        <w:rPr>
-          <w:rFonts w:ascii="Times New Roman" w:hAnsi="Times New Roman" w:cs="Times New Roman"/>
-          <w:szCs w:val="24"/>
-        </w:rPr>
-        <w:t>This enables the retention of historical data for longitudinal analysis of household consumption patterns.</w:t>
-      </w:r>
-    </w:p>
-    <w:p>
-      <w:pPr>
-        <w:spacing w:after="120"/>
-        <w:rPr>
-          <w:rFonts w:ascii="Times New Roman" w:hAnsi="Times New Roman" w:cs="Times New Roman"/>
-          <w:szCs w:val="24"/>
-        </w:rPr>
-      </w:pPr>
-    </w:p>
-    <w:p>
-      <w:pPr>
-        <w:spacing w:after="120"/>
-        <w:rPr>
-          <w:rFonts w:ascii="Times New Roman" w:hAnsi="Times New Roman" w:cs="Times New Roman"/>
-          <w:b/>
-          <w:bCs/>
-          <w:szCs w:val="24"/>
-        </w:rPr>
-      </w:pPr>
-      <w:r>
-        <w:rPr>
-          <w:rFonts w:ascii="Times New Roman" w:hAnsi="Times New Roman" w:cs="Times New Roman"/>
-          <w:b/>
-          <w:bCs/>
-          <w:szCs w:val="24"/>
-        </w:rPr>
-        <w:t>4. Implementation Strategy</w:t>
-      </w:r>
-    </w:p>
-    <w:p>
-      <w:pPr>
-        <w:spacing w:after="0"/>
-        <w:rPr>
-          <w:rFonts w:ascii="Times New Roman" w:hAnsi="Times New Roman" w:cs="Times New Roman"/>
-          <w:szCs w:val="24"/>
-        </w:rPr>
-      </w:pPr>
-      <w:r>
-        <w:rPr>
-          <w:rFonts w:ascii="Times New Roman" w:hAnsi="Times New Roman" w:cs="Times New Roman"/>
-          <w:szCs w:val="24"/>
-        </w:rPr>
-        <w:t>During the implementation phase, the system was divided into multiple modules including:</w:t>
+        <w:spacing w:after="120"/>
+        <w:rPr>
+          <w:rFonts w:ascii="Times New Roman" w:hAnsi="Times New Roman" w:cs="Times New Roman"/>
+          <w:szCs w:val="24"/>
+        </w:rPr>
+      </w:pPr>
+      <w:r>
+        <w:rPr>
+          <w:rFonts w:ascii="Times New Roman" w:hAnsi="Times New Roman" w:cs="Times New Roman"/>
+          <w:szCs w:val="24"/>
+        </w:rPr>
+        <w:t>Accurate, real-time emission monitoring with region-appropriate Indian emission factors</w:t>
       </w:r>
     </w:p>
     <w:p>
       <w:pPr>
         <w:numPr>
           <w:ilvl w:val="0"/>
-          <w:numId w:val="5"/>
+          <w:numId w:val="10"/>
         </w:numPr>
-        <w:spacing w:after="0"/>
-        <w:rPr>
-          <w:rFonts w:ascii="Times New Roman" w:hAnsi="Times New Roman" w:cs="Times New Roman"/>
-          <w:szCs w:val="24"/>
-        </w:rPr>
-      </w:pPr>
-      <w:r>
-        <w:rPr>
-          <w:rFonts w:ascii="Times New Roman" w:hAnsi="Times New Roman" w:cs="Times New Roman"/>
-          <w:szCs w:val="24"/>
-        </w:rPr>
-        <w:t>Authentication Module</w:t>
+        <w:spacing w:after="120"/>
+        <w:rPr>
+          <w:rFonts w:ascii="Times New Roman" w:hAnsi="Times New Roman" w:cs="Times New Roman"/>
+          <w:szCs w:val="24"/>
+        </w:rPr>
+      </w:pPr>
+      <w:r>
+        <w:rPr>
+          <w:rFonts w:ascii="Times New Roman" w:hAnsi="Times New Roman" w:cs="Times New Roman"/>
+          <w:szCs w:val="24"/>
+        </w:rPr>
+        <w:t>Data-driven sustainability insights through KPI baselines, monthly summaries, and trend history</w:t>
       </w:r>
     </w:p>
     <w:p>
       <w:pPr>
         <w:numPr>
           <w:ilvl w:val="0"/>
-          <w:numId w:val="5"/>
+          <w:numId w:val="10"/>
         </w:numPr>
-        <w:spacing w:after="0"/>
-        <w:rPr>
-          <w:rFonts w:ascii="Times New Roman" w:hAnsi="Times New Roman" w:cs="Times New Roman"/>
-          <w:szCs w:val="24"/>
-        </w:rPr>
-      </w:pPr>
-      <w:r>
-        <w:rPr>
-          <w:rFonts w:ascii="Times New Roman" w:hAnsi="Times New Roman" w:cs="Times New Roman"/>
-          <w:szCs w:val="24"/>
-        </w:rPr>
-        <w:t>Data Collection Module</w:t>
+        <w:spacing w:after="120"/>
+        <w:rPr>
+          <w:rFonts w:ascii="Times New Roman" w:hAnsi="Times New Roman" w:cs="Times New Roman"/>
+          <w:szCs w:val="24"/>
+        </w:rPr>
+      </w:pPr>
+      <w:r>
+        <w:rPr>
+          <w:rFonts w:ascii="Times New Roman" w:hAnsi="Times New Roman" w:cs="Times New Roman"/>
+          <w:szCs w:val="24"/>
+        </w:rPr>
+        <w:t>Predictive analytics empowering users to anticipate and proactively reduce future emissions</w:t>
       </w:r>
     </w:p>
     <w:p>
       <w:pPr>
         <w:numPr>
           <w:ilvl w:val="0"/>
-          <w:numId w:val="5"/>
+          <w:numId w:val="10"/>
         </w:numPr>
-        <w:spacing w:after="0"/>
-        <w:rPr>
-          <w:rFonts w:ascii="Times New Roman" w:hAnsi="Times New Roman" w:cs="Times New Roman"/>
-          <w:szCs w:val="24"/>
-        </w:rPr>
-      </w:pPr>
-      <w:r>
-        <w:rPr>
-          <w:rFonts w:ascii="Times New Roman" w:hAnsi="Times New Roman" w:cs="Times New Roman"/>
-          <w:szCs w:val="24"/>
-        </w:rPr>
-        <w:t>Emission Calculation Module</w:t>
+        <w:spacing w:after="120"/>
+        <w:rPr>
+          <w:rFonts w:ascii="Times New Roman" w:hAnsi="Times New Roman" w:cs="Times New Roman"/>
+          <w:szCs w:val="24"/>
+        </w:rPr>
+      </w:pPr>
+      <w:r>
+        <w:rPr>
+          <w:rFonts w:ascii="Times New Roman" w:hAnsi="Times New Roman" w:cs="Times New Roman"/>
+          <w:szCs w:val="24"/>
+        </w:rPr>
+        <w:t>A multi-tier gamification system (eco-points, leaderboard, 10 badges) driving sustained user engagement</w:t>
       </w:r>
     </w:p>
     <w:p>
       <w:pPr>
         <w:numPr>
           <w:ilvl w:val="0"/>
-          <w:numId w:val="5"/>
+          <w:numId w:val="10"/>
         </w:numPr>
-        <w:spacing w:after="0"/>
-        <w:rPr>
-          <w:rFonts w:ascii="Times New Roman" w:hAnsi="Times New Roman" w:cs="Times New Roman"/>
-          <w:szCs w:val="24"/>
-        </w:rPr>
-      </w:pPr>
-      <w:r>
-        <w:rPr>
-          <w:rFonts w:ascii="Times New Roman" w:hAnsi="Times New Roman" w:cs="Times New Roman"/>
-          <w:szCs w:val="24"/>
-        </w:rPr>
-        <w:t>Dashboard Visualization Module</w:t>
+        <w:spacing w:after="120"/>
+        <w:rPr>
+          <w:rFonts w:ascii="Times New Roman" w:hAnsi="Times New Roman" w:cs="Times New Roman"/>
+          <w:szCs w:val="24"/>
+        </w:rPr>
+      </w:pPr>
+      <w:r>
+        <w:rPr>
+          <w:rFonts w:ascii="Times New Roman" w:hAnsi="Times New Roman" w:cs="Times New Roman"/>
+          <w:szCs w:val="24"/>
+        </w:rPr>
+        <w:t>An intelligent notification system ensuring users are immediately aware of environmental impact thresholds</w:t>
       </w:r>
     </w:p>
     <w:p>
       <w:pPr>
         <w:numPr>
           <w:ilvl w:val="0"/>
-          <w:numId w:val="5"/>
+          <w:numId w:val="10"/>
         </w:numPr>
-        <w:spacing w:after="0"/>
-        <w:rPr>
-          <w:rFonts w:ascii="Times New Roman" w:hAnsi="Times New Roman" w:cs="Times New Roman"/>
-          <w:szCs w:val="24"/>
-        </w:rPr>
-      </w:pPr>
-      <w:r>
-        <w:rPr>
-          <w:rFonts w:ascii="Times New Roman" w:hAnsi="Times New Roman" w:cs="Times New Roman"/>
-          <w:szCs w:val="24"/>
-        </w:rPr>
-        <w:t>KPI Analysis Module</w:t>
+        <w:spacing w:after="120"/>
+        <w:rPr>
+          <w:rFonts w:ascii="Times New Roman" w:hAnsi="Times New Roman" w:cs="Times New Roman"/>
+          <w:szCs w:val="24"/>
+        </w:rPr>
+      </w:pPr>
+      <w:r>
+        <w:rPr>
+          <w:rFonts w:ascii="Times New Roman" w:hAnsi="Times New Roman" w:cs="Times New Roman"/>
+          <w:szCs w:val="24"/>
+        </w:rPr>
+        <w:t>An AI-ready recommendation engine that delivers personalized, quantified sustainability advice</w:t>
       </w:r>
     </w:p>
     <w:p>
       <w:pPr>
         <w:numPr>
           <w:ilvl w:val="0"/>
-          <w:numId w:val="5"/>
+          <w:numId w:val="10"/>
         </w:numPr>
-        <w:spacing w:after="0"/>
-        <w:rPr>
-          <w:rFonts w:ascii="Times New Roman" w:hAnsi="Times New Roman" w:cs="Times New Roman"/>
-          <w:szCs w:val="24"/>
-        </w:rPr>
-      </w:pPr>
-      <w:r>
-        <w:rPr>
-          <w:rFonts w:ascii="Times New Roman" w:hAnsi="Times New Roman" w:cs="Times New Roman"/>
-          <w:szCs w:val="24"/>
-        </w:rPr>
-        <w:t>Recommendation Engine</w:t>
-      </w:r>
-    </w:p>
-    <w:p>
-      <w:pPr>
-        <w:numPr>
-          <w:ilvl w:val="0"/>
-          <w:numId w:val="5"/>
-        </w:numPr>
-        <w:spacing w:after="0"/>
-        <w:rPr>
-          <w:rFonts w:ascii="Times New Roman" w:hAnsi="Times New Roman" w:cs="Times New Roman"/>
-          <w:szCs w:val="24"/>
-        </w:rPr>
-      </w:pPr>
-      <w:r>
-        <w:rPr>
-          <w:rFonts w:ascii="Times New Roman" w:hAnsi="Times New Roman" w:cs="Times New Roman"/>
-          <w:szCs w:val="24"/>
-        </w:rPr>
-        <w:t>Incentive and Leaderboard Module</w:t>
-      </w:r>
-    </w:p>
-    <w:p>
-      <w:pPr>
-        <w:numPr>
-          <w:ilvl w:val="0"/>
-          <w:numId w:val="5"/>
-        </w:numPr>
-        <w:spacing w:after="0"/>
-        <w:rPr>
-          <w:rFonts w:ascii="Times New Roman" w:hAnsi="Times New Roman" w:cs="Times New Roman"/>
-          <w:szCs w:val="24"/>
-        </w:rPr>
-      </w:pPr>
-      <w:r>
-        <w:rPr>
-          <w:rFonts w:ascii="Times New Roman" w:hAnsi="Times New Roman" w:cs="Times New Roman"/>
-          <w:szCs w:val="24"/>
-        </w:rPr>
-        <w:t>History Tracking Module</w:t>
-      </w:r>
-    </w:p>
-    <w:p>
-      <w:pPr>
-        <w:numPr>
-          <w:ilvl w:val="0"/>
-          <w:numId w:val="5"/>
-        </w:numPr>
-        <w:spacing w:after="0"/>
-        <w:rPr>
-          <w:rFonts w:ascii="Times New Roman" w:hAnsi="Times New Roman" w:cs="Times New Roman"/>
-          <w:szCs w:val="24"/>
-        </w:rPr>
-      </w:pPr>
-      <w:r>
-        <w:rPr>
-          <w:rFonts w:ascii="Times New Roman" w:hAnsi="Times New Roman" w:cs="Times New Roman"/>
-          <w:szCs w:val="24"/>
-        </w:rPr>
-        <w:t>Report Generation Module</w:t>
-      </w:r>
-    </w:p>
-    <w:p>
-      <w:pPr>
-        <w:spacing w:after="0"/>
-        <w:rPr>
-          <w:rFonts w:ascii="Times New Roman" w:hAnsi="Times New Roman" w:cs="Times New Roman"/>
-          <w:szCs w:val="24"/>
-        </w:rPr>
-      </w:pPr>
-      <w:r>
-        <w:rPr>
-          <w:rFonts w:ascii="Times New Roman" w:hAnsi="Times New Roman" w:cs="Times New Roman"/>
-          <w:szCs w:val="24"/>
-        </w:rPr>
-        <w:t>Each module was implemented incrementally across successive sprints to ensure functional completeness and integration compatibility.</w:t>
-      </w:r>
-    </w:p>
-    <w:p>
-      <w:pPr>
-        <w:spacing w:after="120"/>
-        <w:rPr>
-          <w:rFonts w:ascii="Times New Roman" w:hAnsi="Times New Roman" w:cs="Times New Roman"/>
-          <w:szCs w:val="24"/>
-        </w:rPr>
-      </w:pPr>
-    </w:p>
-    <w:p>
-      <w:pPr>
-        <w:spacing w:after="120"/>
-        <w:rPr>
-          <w:rFonts w:ascii="Times New Roman" w:hAnsi="Times New Roman" w:cs="Times New Roman"/>
-          <w:b/>
-          <w:bCs/>
-          <w:szCs w:val="24"/>
-        </w:rPr>
-      </w:pPr>
-      <w:r>
-        <w:rPr>
-          <w:rFonts w:ascii="Times New Roman" w:hAnsi="Times New Roman" w:cs="Times New Roman"/>
-          <w:b/>
-          <w:bCs/>
-          <w:szCs w:val="24"/>
-        </w:rPr>
-        <w:lastRenderedPageBreak/>
-        <w:t>5. Data Processing Approach</w:t>
-      </w:r>
-    </w:p>
-    <w:p>
-      <w:pPr>
-        <w:spacing w:after="0"/>
-        <w:rPr>
-          <w:rFonts w:ascii="Times New Roman" w:hAnsi="Times New Roman" w:cs="Times New Roman"/>
-          <w:szCs w:val="24"/>
-        </w:rPr>
-      </w:pPr>
-      <w:r>
-        <w:rPr>
-          <w:rFonts w:ascii="Times New Roman" w:hAnsi="Times New Roman" w:cs="Times New Roman"/>
-          <w:szCs w:val="24"/>
-        </w:rPr>
-        <w:t>Household resource consumption values entered by users were converted into carbon emissions using predefined emission factors.</w:t>
-      </w:r>
-    </w:p>
-    <w:p>
-      <w:pPr>
-        <w:spacing w:after="0"/>
-        <w:rPr>
-          <w:rFonts w:ascii="Times New Roman" w:hAnsi="Times New Roman" w:cs="Times New Roman"/>
-          <w:szCs w:val="24"/>
-        </w:rPr>
-      </w:pPr>
-      <w:r>
-        <w:rPr>
-          <w:rFonts w:ascii="Times New Roman" w:hAnsi="Times New Roman" w:cs="Times New Roman"/>
-          <w:szCs w:val="24"/>
-        </w:rPr>
-        <w:t>The backend performed:</w:t>
-      </w:r>
-    </w:p>
-    <w:p>
-      <w:pPr>
-        <w:numPr>
-          <w:ilvl w:val="0"/>
-          <w:numId w:val="6"/>
-        </w:numPr>
-        <w:spacing w:after="0"/>
-        <w:rPr>
-          <w:rFonts w:ascii="Times New Roman" w:hAnsi="Times New Roman" w:cs="Times New Roman"/>
-          <w:szCs w:val="24"/>
-        </w:rPr>
-      </w:pPr>
-      <w:r>
-        <w:rPr>
-          <w:rFonts w:ascii="Times New Roman" w:hAnsi="Times New Roman" w:cs="Times New Roman"/>
-          <w:szCs w:val="24"/>
-        </w:rPr>
-        <w:t>Resource-wise aggregation</w:t>
-      </w:r>
-    </w:p>
-    <w:p>
-      <w:pPr>
-        <w:numPr>
-          <w:ilvl w:val="0"/>
-          <w:numId w:val="6"/>
-        </w:numPr>
-        <w:spacing w:after="0"/>
-        <w:rPr>
-          <w:rFonts w:ascii="Times New Roman" w:hAnsi="Times New Roman" w:cs="Times New Roman"/>
-          <w:szCs w:val="24"/>
-        </w:rPr>
-      </w:pPr>
-      <w:r>
-        <w:rPr>
-          <w:rFonts w:ascii="Times New Roman" w:hAnsi="Times New Roman" w:cs="Times New Roman"/>
-          <w:szCs w:val="24"/>
-        </w:rPr>
-        <w:t>Monthly emission computation</w:t>
-      </w:r>
-    </w:p>
-    <w:p>
-      <w:pPr>
-        <w:numPr>
-          <w:ilvl w:val="0"/>
-          <w:numId w:val="6"/>
-        </w:numPr>
-        <w:spacing w:after="0"/>
-        <w:rPr>
-          <w:rFonts w:ascii="Times New Roman" w:hAnsi="Times New Roman" w:cs="Times New Roman"/>
-          <w:szCs w:val="24"/>
-        </w:rPr>
-      </w:pPr>
-      <w:r>
-        <w:rPr>
-          <w:rFonts w:ascii="Times New Roman" w:hAnsi="Times New Roman" w:cs="Times New Roman"/>
-          <w:szCs w:val="24"/>
-        </w:rPr>
-        <w:t>KPI comparison against baseline consumption</w:t>
-      </w:r>
-    </w:p>
-    <w:p>
-      <w:pPr>
-        <w:numPr>
-          <w:ilvl w:val="0"/>
-          <w:numId w:val="6"/>
-        </w:numPr>
-        <w:spacing w:after="0"/>
-        <w:rPr>
-          <w:rFonts w:ascii="Times New Roman" w:hAnsi="Times New Roman" w:cs="Times New Roman"/>
-          <w:szCs w:val="24"/>
-        </w:rPr>
-      </w:pPr>
-      <w:r>
-        <w:rPr>
-          <w:rFonts w:ascii="Times New Roman" w:hAnsi="Times New Roman" w:cs="Times New Roman"/>
-          <w:szCs w:val="24"/>
-        </w:rPr>
-        <w:t>Goal tracking and deviation analysis</w:t>
-      </w:r>
-    </w:p>
-    <w:p>
-      <w:pPr>
-        <w:spacing w:after="0"/>
-        <w:rPr>
-          <w:rFonts w:ascii="Times New Roman" w:hAnsi="Times New Roman" w:cs="Times New Roman"/>
-          <w:szCs w:val="24"/>
-        </w:rPr>
-      </w:pPr>
-      <w:r>
-        <w:rPr>
-          <w:rFonts w:ascii="Times New Roman" w:hAnsi="Times New Roman" w:cs="Times New Roman"/>
-          <w:szCs w:val="24"/>
-        </w:rPr>
-        <w:t>Processed emission summaries were then transmitted to the frontend visualization module for graphical representation.</w:t>
-      </w:r>
-    </w:p>
-    <w:p>
-      <w:pPr>
-        <w:spacing w:after="120"/>
-        <w:rPr>
-          <w:rFonts w:ascii="Times New Roman" w:hAnsi="Times New Roman" w:cs="Times New Roman"/>
-          <w:szCs w:val="24"/>
-        </w:rPr>
-      </w:pPr>
-    </w:p>
-    <w:p>
-      <w:pPr>
-        <w:spacing w:after="120"/>
-        <w:rPr>
-          <w:rFonts w:ascii="Times New Roman" w:hAnsi="Times New Roman" w:cs="Times New Roman"/>
-          <w:b/>
-          <w:bCs/>
-          <w:szCs w:val="24"/>
-        </w:rPr>
-      </w:pPr>
-      <w:r>
-        <w:rPr>
-          <w:rFonts w:ascii="Times New Roman" w:hAnsi="Times New Roman" w:cs="Times New Roman"/>
-          <w:b/>
-          <w:bCs/>
-          <w:szCs w:val="24"/>
-        </w:rPr>
-        <w:t>6. Recommendation and Decision Support</w:t>
-      </w:r>
-    </w:p>
-    <w:p>
-      <w:pPr>
-        <w:spacing w:after="0"/>
-        <w:rPr>
-          <w:rFonts w:ascii="Times New Roman" w:hAnsi="Times New Roman" w:cs="Times New Roman"/>
-          <w:szCs w:val="24"/>
-        </w:rPr>
-      </w:pPr>
-      <w:r>
-        <w:rPr>
-          <w:rFonts w:ascii="Times New Roman" w:hAnsi="Times New Roman" w:cs="Times New Roman"/>
-          <w:szCs w:val="24"/>
-        </w:rPr>
-        <w:t>The system looks at how people use things. It gives them special ideas to help the earth.</w:t>
-      </w:r>
-      <w:r>
-        <w:rPr>
-          <w:rFonts w:ascii="Times New Roman" w:hAnsi="Times New Roman" w:cs="Times New Roman"/>
-          <w:szCs w:val="24"/>
-        </w:rPr>
-        <w:t xml:space="preserve"> </w:t>
-      </w:r>
-      <w:r>
-        <w:rPr>
-          <w:rFonts w:ascii="Times New Roman" w:hAnsi="Times New Roman" w:cs="Times New Roman"/>
-          <w:szCs w:val="24"/>
-        </w:rPr>
-        <w:t>These ideas are meant to help people make their homes better for the environment.</w:t>
-      </w:r>
-      <w:r>
-        <w:rPr>
-          <w:rFonts w:ascii="Times New Roman" w:hAnsi="Times New Roman" w:cs="Times New Roman"/>
-          <w:szCs w:val="24"/>
-        </w:rPr>
-        <w:t xml:space="preserve"> </w:t>
-      </w:r>
-      <w:r>
-        <w:rPr>
-          <w:rFonts w:ascii="Times New Roman" w:hAnsi="Times New Roman" w:cs="Times New Roman"/>
-          <w:szCs w:val="24"/>
-        </w:rPr>
-        <w:t>The system does this by looking at what people do. Then giving them suggestions on how to do things in a way that is better for the earth.</w:t>
-      </w:r>
-      <w:r>
-        <w:rPr>
-          <w:rFonts w:ascii="Times New Roman" w:hAnsi="Times New Roman" w:cs="Times New Roman"/>
-          <w:szCs w:val="24"/>
-        </w:rPr>
-        <w:t xml:space="preserve"> </w:t>
-      </w:r>
-      <w:r>
-        <w:rPr>
-          <w:rFonts w:ascii="Times New Roman" w:hAnsi="Times New Roman" w:cs="Times New Roman"/>
-          <w:szCs w:val="24"/>
-        </w:rPr>
-        <w:t>It helps people make choices and live in a way that is kind, to the planet based on how they use things.</w:t>
-      </w:r>
-    </w:p>
-    <w:p>
-      <w:pPr>
-        <w:spacing w:after="0"/>
-        <w:rPr>
-          <w:rFonts w:ascii="Times New Roman" w:hAnsi="Times New Roman" w:cs="Times New Roman"/>
-          <w:szCs w:val="24"/>
-        </w:rPr>
-      </w:pPr>
-    </w:p>
-    <w:p>
-      <w:pPr>
-        <w:spacing w:after="120"/>
-        <w:rPr>
-          <w:rFonts w:ascii="Times New Roman" w:hAnsi="Times New Roman" w:cs="Times New Roman"/>
-          <w:b/>
-          <w:bCs/>
-          <w:szCs w:val="24"/>
-        </w:rPr>
-      </w:pPr>
-      <w:r>
-        <w:rPr>
-          <w:rFonts w:ascii="Times New Roman" w:hAnsi="Times New Roman" w:cs="Times New Roman"/>
-          <w:b/>
-          <w:bCs/>
-          <w:szCs w:val="24"/>
-        </w:rPr>
-        <w:t>7. Testing and Validation</w:t>
-      </w:r>
-    </w:p>
-    <w:p>
-      <w:pPr>
-        <w:spacing w:after="0"/>
-        <w:rPr>
-          <w:rFonts w:ascii="Times New Roman" w:hAnsi="Times New Roman" w:cs="Times New Roman"/>
-          <w:szCs w:val="24"/>
-        </w:rPr>
-      </w:pPr>
-      <w:r>
-        <w:rPr>
-          <w:rFonts w:ascii="Times New Roman" w:hAnsi="Times New Roman" w:cs="Times New Roman"/>
-          <w:szCs w:val="24"/>
-        </w:rPr>
-        <w:t>The system underwent unit and integration testing to validate:</w:t>
-      </w:r>
-    </w:p>
-    <w:p>
-      <w:pPr>
-        <w:numPr>
-          <w:ilvl w:val="0"/>
-          <w:numId w:val="7"/>
-        </w:numPr>
-        <w:spacing w:after="0"/>
-        <w:rPr>
-          <w:rFonts w:ascii="Times New Roman" w:hAnsi="Times New Roman" w:cs="Times New Roman"/>
-          <w:szCs w:val="24"/>
-        </w:rPr>
-      </w:pPr>
-      <w:r>
-        <w:rPr>
-          <w:rFonts w:ascii="Times New Roman" w:hAnsi="Times New Roman" w:cs="Times New Roman"/>
-          <w:szCs w:val="24"/>
-        </w:rPr>
-        <w:t>Authentication functionality</w:t>
-      </w:r>
-    </w:p>
-    <w:p>
-      <w:pPr>
-        <w:numPr>
-          <w:ilvl w:val="0"/>
-          <w:numId w:val="7"/>
-        </w:numPr>
-        <w:spacing w:after="0"/>
-        <w:rPr>
-          <w:rFonts w:ascii="Times New Roman" w:hAnsi="Times New Roman" w:cs="Times New Roman"/>
-          <w:szCs w:val="24"/>
-        </w:rPr>
-      </w:pPr>
-      <w:r>
-        <w:rPr>
-          <w:rFonts w:ascii="Times New Roman" w:hAnsi="Times New Roman" w:cs="Times New Roman"/>
-          <w:szCs w:val="24"/>
-        </w:rPr>
-        <w:t>Multi-user interaction</w:t>
-      </w:r>
-    </w:p>
-    <w:p>
-      <w:pPr>
-        <w:numPr>
-          <w:ilvl w:val="0"/>
-          <w:numId w:val="7"/>
-        </w:numPr>
-        <w:spacing w:after="0"/>
-        <w:rPr>
-          <w:rFonts w:ascii="Times New Roman" w:hAnsi="Times New Roman" w:cs="Times New Roman"/>
-          <w:szCs w:val="24"/>
-        </w:rPr>
-      </w:pPr>
-      <w:r>
-        <w:rPr>
-          <w:rFonts w:ascii="Times New Roman" w:hAnsi="Times New Roman" w:cs="Times New Roman"/>
-          <w:szCs w:val="24"/>
-        </w:rPr>
-        <w:t>Data persistence</w:t>
-      </w:r>
-    </w:p>
-    <w:p>
-      <w:pPr>
-        <w:numPr>
-          <w:ilvl w:val="0"/>
-          <w:numId w:val="7"/>
-        </w:numPr>
-        <w:spacing w:after="0"/>
-        <w:rPr>
-          <w:rFonts w:ascii="Times New Roman" w:hAnsi="Times New Roman" w:cs="Times New Roman"/>
-          <w:szCs w:val="24"/>
-        </w:rPr>
-      </w:pPr>
-      <w:r>
-        <w:rPr>
-          <w:rFonts w:ascii="Times New Roman" w:hAnsi="Times New Roman" w:cs="Times New Roman"/>
-          <w:szCs w:val="24"/>
-        </w:rPr>
-        <w:t>Emission calculation accuracy</w:t>
-      </w:r>
-    </w:p>
-    <w:p>
-      <w:pPr>
-        <w:numPr>
-          <w:ilvl w:val="0"/>
-          <w:numId w:val="7"/>
-        </w:numPr>
-        <w:spacing w:after="0"/>
-        <w:rPr>
-          <w:rFonts w:ascii="Times New Roman" w:hAnsi="Times New Roman" w:cs="Times New Roman"/>
-          <w:szCs w:val="24"/>
-        </w:rPr>
-      </w:pPr>
-      <w:r>
-        <w:rPr>
-          <w:rFonts w:ascii="Times New Roman" w:hAnsi="Times New Roman" w:cs="Times New Roman"/>
-          <w:szCs w:val="24"/>
-        </w:rPr>
-        <w:t>Dashboard visualization</w:t>
-      </w:r>
-    </w:p>
-    <w:p>
-      <w:pPr>
-        <w:numPr>
-          <w:ilvl w:val="0"/>
-          <w:numId w:val="7"/>
-        </w:numPr>
-        <w:spacing w:after="0"/>
-        <w:rPr>
-          <w:rFonts w:ascii="Times New Roman" w:hAnsi="Times New Roman" w:cs="Times New Roman"/>
-          <w:szCs w:val="24"/>
-        </w:rPr>
-      </w:pPr>
-      <w:r>
-        <w:rPr>
-          <w:rFonts w:ascii="Times New Roman" w:hAnsi="Times New Roman" w:cs="Times New Roman"/>
-          <w:szCs w:val="24"/>
-        </w:rPr>
-        <w:t>Recommendation generation</w:t>
-      </w:r>
-    </w:p>
-    <w:p>
-      <w:pPr>
-        <w:spacing w:after="0"/>
-        <w:rPr>
-          <w:rFonts w:ascii="Times New Roman" w:hAnsi="Times New Roman" w:cs="Times New Roman"/>
-          <w:szCs w:val="24"/>
-        </w:rPr>
-      </w:pPr>
-      <w:r>
-        <w:rPr>
-          <w:rFonts w:ascii="Times New Roman" w:hAnsi="Times New Roman" w:cs="Times New Roman"/>
-          <w:szCs w:val="24"/>
-        </w:rPr>
-        <w:t>Different user profiles were tested to ensure dynamic adaptation of sustainability metrics across multiple households.</w:t>
-      </w:r>
-    </w:p>
-    <w:p>
-      <w:pPr>
-        <w:spacing w:after="120"/>
-        <w:rPr>
-          <w:rFonts w:ascii="Times New Roman" w:hAnsi="Times New Roman" w:cs="Times New Roman"/>
-          <w:szCs w:val="24"/>
-        </w:rPr>
-      </w:pPr>
-    </w:p>
-    <w:p>
-      <w:pPr>
-        <w:spacing w:after="120"/>
-        <w:rPr>
-          <w:rFonts w:ascii="Times New Roman" w:hAnsi="Times New Roman" w:cs="Times New Roman"/>
-          <w:b/>
-          <w:bCs/>
-          <w:szCs w:val="24"/>
-        </w:rPr>
-      </w:pPr>
-      <w:r>
-        <w:rPr>
-          <w:rFonts w:ascii="Times New Roman" w:hAnsi="Times New Roman" w:cs="Times New Roman"/>
-          <w:b/>
-          <w:bCs/>
-          <w:szCs w:val="24"/>
-        </w:rPr>
-        <w:t>8. Deployment Approach</w:t>
-      </w:r>
-    </w:p>
-    <w:p>
-      <w:pPr>
-        <w:spacing w:after="0"/>
-        <w:rPr>
-          <w:rFonts w:ascii="Times New Roman" w:hAnsi="Times New Roman" w:cs="Times New Roman"/>
-          <w:szCs w:val="24"/>
-        </w:rPr>
-      </w:pPr>
-      <w:r>
-        <w:rPr>
-          <w:rFonts w:ascii="Times New Roman" w:hAnsi="Times New Roman" w:cs="Times New Roman"/>
-          <w:szCs w:val="24"/>
-        </w:rPr>
-        <w:t xml:space="preserve">The frontend application was made using ReactJS. This is what the users see. The backend API was hosted using </w:t>
-      </w:r>
-      <w:proofErr w:type="spellStart"/>
-      <w:r>
-        <w:rPr>
-          <w:rFonts w:ascii="Times New Roman" w:hAnsi="Times New Roman" w:cs="Times New Roman"/>
-          <w:szCs w:val="24"/>
-        </w:rPr>
-        <w:t>FastAPI</w:t>
-      </w:r>
-      <w:proofErr w:type="spellEnd"/>
-      <w:r>
-        <w:rPr>
-          <w:rFonts w:ascii="Times New Roman" w:hAnsi="Times New Roman" w:cs="Times New Roman"/>
-          <w:szCs w:val="24"/>
-        </w:rPr>
-        <w:t>.</w:t>
-      </w:r>
-    </w:p>
-    <w:p>
-      <w:pPr>
-        <w:spacing w:after="0"/>
-        <w:rPr>
-          <w:rFonts w:ascii="Times New Roman" w:hAnsi="Times New Roman" w:cs="Times New Roman"/>
-          <w:szCs w:val="24"/>
-        </w:rPr>
-      </w:pPr>
-      <w:r>
-        <w:rPr>
-          <w:rFonts w:ascii="Times New Roman" w:hAnsi="Times New Roman" w:cs="Times New Roman"/>
-          <w:szCs w:val="24"/>
-        </w:rPr>
-        <w:t>We used CSV files to store information, about user profiles, emissions and sustainability goals. These CSV files acted like a storage system. The user profiles, emissions and sustainability goals are all stored in these files.</w:t>
-      </w:r>
-    </w:p>
-    <w:p>
-      <w:pPr>
-        <w:spacing w:after="0"/>
-        <w:rPr>
-          <w:rFonts w:ascii="Times New Roman" w:hAnsi="Times New Roman" w:cs="Times New Roman"/>
-          <w:szCs w:val="24"/>
-        </w:rPr>
-      </w:pPr>
-    </w:p>
-    <w:p>
-      <w:pPr>
-        <w:spacing w:after="120"/>
-        <w:rPr>
-          <w:rFonts w:ascii="Times New Roman" w:hAnsi="Times New Roman" w:cs="Times New Roman"/>
-          <w:b/>
-          <w:bCs/>
-          <w:szCs w:val="24"/>
-        </w:rPr>
-      </w:pPr>
-      <w:r>
-        <w:rPr>
-          <w:rFonts w:ascii="Times New Roman" w:hAnsi="Times New Roman" w:cs="Times New Roman"/>
-          <w:b/>
-          <w:bCs/>
-          <w:szCs w:val="24"/>
-        </w:rPr>
-        <w:t>9. Incremental Delivery</w:t>
-      </w:r>
-    </w:p>
-    <w:p>
-      <w:pPr>
-        <w:spacing w:after="0"/>
-        <w:rPr>
-          <w:rFonts w:ascii="Times New Roman" w:hAnsi="Times New Roman" w:cs="Times New Roman"/>
-          <w:szCs w:val="24"/>
-        </w:rPr>
-      </w:pPr>
-      <w:r>
-        <w:rPr>
-          <w:rFonts w:ascii="Times New Roman" w:hAnsi="Times New Roman" w:cs="Times New Roman"/>
-          <w:szCs w:val="24"/>
-        </w:rPr>
-        <w:t>Each Agile sprint delivered a working increment of the system, ensuring:</w:t>
-      </w:r>
-    </w:p>
-    <w:p>
-      <w:pPr>
-        <w:numPr>
-          <w:ilvl w:val="0"/>
-          <w:numId w:val="8"/>
-        </w:numPr>
-        <w:spacing w:after="0"/>
-        <w:rPr>
-          <w:rFonts w:ascii="Times New Roman" w:hAnsi="Times New Roman" w:cs="Times New Roman"/>
-          <w:szCs w:val="24"/>
-        </w:rPr>
-      </w:pPr>
-      <w:r>
-        <w:rPr>
-          <w:rFonts w:ascii="Times New Roman" w:hAnsi="Times New Roman" w:cs="Times New Roman"/>
-          <w:szCs w:val="24"/>
-        </w:rPr>
-        <w:t>Early validation of implemented features</w:t>
-      </w:r>
-    </w:p>
-    <w:p>
-      <w:pPr>
-        <w:numPr>
-          <w:ilvl w:val="0"/>
-          <w:numId w:val="8"/>
-        </w:numPr>
-        <w:spacing w:after="0"/>
-        <w:rPr>
-          <w:rFonts w:ascii="Times New Roman" w:hAnsi="Times New Roman" w:cs="Times New Roman"/>
-          <w:szCs w:val="24"/>
-        </w:rPr>
-      </w:pPr>
-      <w:r>
-        <w:rPr>
-          <w:rFonts w:ascii="Times New Roman" w:hAnsi="Times New Roman" w:cs="Times New Roman"/>
-          <w:szCs w:val="24"/>
-        </w:rPr>
-        <w:t>Continuous feedback integration</w:t>
-      </w:r>
-    </w:p>
-    <w:p>
-      <w:pPr>
-        <w:numPr>
-          <w:ilvl w:val="0"/>
-          <w:numId w:val="8"/>
-        </w:numPr>
-        <w:spacing w:after="0"/>
-        <w:rPr>
-          <w:rFonts w:ascii="Times New Roman" w:hAnsi="Times New Roman" w:cs="Times New Roman"/>
-          <w:szCs w:val="24"/>
-        </w:rPr>
-      </w:pPr>
-      <w:r>
-        <w:rPr>
-          <w:rFonts w:ascii="Times New Roman" w:hAnsi="Times New Roman" w:cs="Times New Roman"/>
-          <w:szCs w:val="24"/>
-        </w:rPr>
-        <w:t>Reduced development risk</w:t>
-      </w:r>
-    </w:p>
-    <w:p>
-      <w:pPr>
-        <w:numPr>
-          <w:ilvl w:val="0"/>
-          <w:numId w:val="8"/>
-        </w:numPr>
-        <w:spacing w:after="0"/>
-        <w:rPr>
-          <w:rFonts w:ascii="Times New Roman" w:hAnsi="Times New Roman" w:cs="Times New Roman"/>
-          <w:szCs w:val="24"/>
-        </w:rPr>
-      </w:pPr>
-      <w:r>
-        <w:rPr>
-          <w:rFonts w:ascii="Times New Roman" w:hAnsi="Times New Roman" w:cs="Times New Roman"/>
-          <w:szCs w:val="24"/>
-        </w:rPr>
-        <w:lastRenderedPageBreak/>
-        <w:t xml:space="preserve">Progressive enhancement of system functionality </w:t>
-      </w:r>
-    </w:p>
-    <w:p>
-      <w:pPr>
-        <w:spacing w:after="120"/>
-        <w:rPr>
-          <w:rFonts w:ascii="Times New Roman" w:hAnsi="Times New Roman" w:cs="Times New Roman"/>
-          <w:szCs w:val="24"/>
-        </w:rPr>
-      </w:pPr>
-    </w:p>
-    <w:p>
-      <w:pPr>
-        <w:spacing w:after="120"/>
-        <w:rPr>
-          <w:rFonts w:ascii="Times New Roman" w:hAnsi="Times New Roman" w:cs="Times New Roman"/>
-          <w:b/>
-          <w:bCs/>
-          <w:szCs w:val="24"/>
-        </w:rPr>
-      </w:pPr>
-      <w:r>
-        <w:rPr>
-          <w:rFonts w:ascii="Times New Roman" w:hAnsi="Times New Roman" w:cs="Times New Roman"/>
-          <w:b/>
-          <w:bCs/>
-          <w:szCs w:val="24"/>
-        </w:rPr>
-        <w:t>10. Outcome</w:t>
-      </w:r>
-    </w:p>
-    <w:p>
-      <w:pPr>
-        <w:spacing w:after="0"/>
-        <w:rPr>
-          <w:rFonts w:ascii="Times New Roman" w:hAnsi="Times New Roman" w:cs="Times New Roman"/>
-          <w:szCs w:val="24"/>
-        </w:rPr>
-      </w:pPr>
-      <w:r>
-        <w:rPr>
-          <w:rFonts w:ascii="Times New Roman" w:hAnsi="Times New Roman" w:cs="Times New Roman"/>
-          <w:szCs w:val="24"/>
-        </w:rPr>
-        <w:t xml:space="preserve">By following an Agile-based iterative development methodology, the </w:t>
-      </w:r>
-      <w:proofErr w:type="spellStart"/>
-      <w:r>
-        <w:rPr>
-          <w:rFonts w:ascii="Times New Roman" w:hAnsi="Times New Roman" w:cs="Times New Roman"/>
-          <w:szCs w:val="24"/>
-        </w:rPr>
-        <w:t>CarbonTrack</w:t>
-      </w:r>
-      <w:proofErr w:type="spellEnd"/>
-      <w:r>
-        <w:rPr>
-          <w:rFonts w:ascii="Times New Roman" w:hAnsi="Times New Roman" w:cs="Times New Roman"/>
-          <w:szCs w:val="24"/>
-        </w:rPr>
-        <w:t xml:space="preserve"> system achieved:</w:t>
-      </w:r>
-    </w:p>
-    <w:p>
-      <w:pPr>
-        <w:numPr>
-          <w:ilvl w:val="0"/>
-          <w:numId w:val="9"/>
-        </w:numPr>
-        <w:spacing w:after="0"/>
-        <w:rPr>
-          <w:rFonts w:ascii="Times New Roman" w:hAnsi="Times New Roman" w:cs="Times New Roman"/>
-          <w:szCs w:val="24"/>
-        </w:rPr>
-      </w:pPr>
-      <w:r>
-        <w:rPr>
-          <w:rFonts w:ascii="Times New Roman" w:hAnsi="Times New Roman" w:cs="Times New Roman"/>
-          <w:szCs w:val="24"/>
-        </w:rPr>
-        <w:t>Modular system design</w:t>
-      </w:r>
-    </w:p>
-    <w:p>
-      <w:pPr>
-        <w:numPr>
-          <w:ilvl w:val="0"/>
-          <w:numId w:val="9"/>
-        </w:numPr>
-        <w:spacing w:after="0"/>
-        <w:rPr>
-          <w:rFonts w:ascii="Times New Roman" w:hAnsi="Times New Roman" w:cs="Times New Roman"/>
-          <w:szCs w:val="24"/>
-        </w:rPr>
-      </w:pPr>
-      <w:r>
-        <w:rPr>
-          <w:rFonts w:ascii="Times New Roman" w:hAnsi="Times New Roman" w:cs="Times New Roman"/>
-          <w:szCs w:val="24"/>
-        </w:rPr>
-        <w:t>Scalability and maintainability</w:t>
-      </w:r>
-    </w:p>
-    <w:p>
-      <w:pPr>
-        <w:numPr>
-          <w:ilvl w:val="0"/>
-          <w:numId w:val="9"/>
-        </w:numPr>
-        <w:spacing w:after="0"/>
-        <w:rPr>
-          <w:rFonts w:ascii="Times New Roman" w:hAnsi="Times New Roman" w:cs="Times New Roman"/>
-          <w:szCs w:val="24"/>
-        </w:rPr>
-      </w:pPr>
-      <w:r>
-        <w:rPr>
-          <w:rFonts w:ascii="Times New Roman" w:hAnsi="Times New Roman" w:cs="Times New Roman"/>
-          <w:szCs w:val="24"/>
-        </w:rPr>
-        <w:t>Accurate emission monitoring</w:t>
-      </w:r>
-    </w:p>
-    <w:p>
-      <w:pPr>
-        <w:numPr>
-          <w:ilvl w:val="0"/>
-          <w:numId w:val="9"/>
-        </w:numPr>
-        <w:spacing w:after="0"/>
-        <w:rPr>
-          <w:rFonts w:ascii="Times New Roman" w:hAnsi="Times New Roman" w:cs="Times New Roman"/>
-          <w:szCs w:val="24"/>
-        </w:rPr>
-      </w:pPr>
-      <w:r>
-        <w:rPr>
-          <w:rFonts w:ascii="Times New Roman" w:hAnsi="Times New Roman" w:cs="Times New Roman"/>
-          <w:szCs w:val="24"/>
-        </w:rPr>
-        <w:t>Data-driven sustainability insights</w:t>
-      </w:r>
-    </w:p>
-    <w:p>
-      <w:pPr>
-        <w:spacing w:after="120"/>
-        <w:rPr>
-          <w:rFonts w:ascii="Times New Roman" w:hAnsi="Times New Roman" w:cs="Times New Roman"/>
-          <w:szCs w:val="24"/>
-        </w:rPr>
-      </w:pPr>
+        <w:spacing w:after="120"/>
+        <w:rPr>
+          <w:rFonts w:ascii="Times New Roman" w:hAnsi="Times New Roman" w:cs="Times New Roman"/>
+          <w:szCs w:val="24"/>
+        </w:rPr>
+      </w:pPr>
+      <w:r>
+        <w:rPr>
+          <w:rFonts w:ascii="Times New Roman" w:hAnsi="Times New Roman" w:cs="Times New Roman"/>
+          <w:szCs w:val="24"/>
+        </w:rPr>
+        <w:t>An administrative oversight layer enabling system-wide monitoring and user management</w:t>
+      </w:r>
     </w:p>
     <w:sectPr>
       <w:pgSz w:w="11906" w:h="16838"/>
@@ -3197,6 +7942,60 @@
     </w:lvl>
   </w:abstractNum>
   <w:abstractNum w:abstractNumId="8" w15:restartNumberingAfterBreak="0">
+    <w:nsid w:val="6248418A"/>
+    <w:multiLevelType w:val="hybridMultilevel"/>
+    <w:tmpl w:val="2DB84246"/>
+    <w:lvl w:ilvl="0" w:tplc="D47E8A8E">
+      <w:start w:val="1"/>
+      <w:numFmt w:val="bullet"/>
+      <w:lvlText w:val="•"/>
+      <w:lvlJc w:val="left"/>
+      <w:pPr>
+        <w:ind w:left="720" w:hanging="360"/>
+      </w:pPr>
+    </w:lvl>
+    <w:lvl w:ilvl="1" w:tplc="CC846AE4">
+      <w:numFmt w:val="decimal"/>
+      <w:lvlText w:val=""/>
+      <w:lvlJc w:val="left"/>
+    </w:lvl>
+    <w:lvl w:ilvl="2" w:tplc="1F044D0E">
+      <w:numFmt w:val="decimal"/>
+      <w:lvlText w:val=""/>
+      <w:lvlJc w:val="left"/>
+    </w:lvl>
+    <w:lvl w:ilvl="3" w:tplc="A1B2D0A2">
+      <w:numFmt w:val="decimal"/>
+      <w:lvlText w:val=""/>
+      <w:lvlJc w:val="left"/>
+    </w:lvl>
+    <w:lvl w:ilvl="4" w:tplc="8758D348">
+      <w:numFmt w:val="decimal"/>
+      <w:lvlText w:val=""/>
+      <w:lvlJc w:val="left"/>
+    </w:lvl>
+    <w:lvl w:ilvl="5" w:tplc="F0F8E400">
+      <w:numFmt w:val="decimal"/>
+      <w:lvlText w:val=""/>
+      <w:lvlJc w:val="left"/>
+    </w:lvl>
+    <w:lvl w:ilvl="6" w:tplc="8D6AB3F6">
+      <w:numFmt w:val="decimal"/>
+      <w:lvlText w:val=""/>
+      <w:lvlJc w:val="left"/>
+    </w:lvl>
+    <w:lvl w:ilvl="7" w:tplc="83ACC89C">
+      <w:numFmt w:val="decimal"/>
+      <w:lvlText w:val=""/>
+      <w:lvlJc w:val="left"/>
+    </w:lvl>
+    <w:lvl w:ilvl="8" w:tplc="7B8AC64C">
+      <w:numFmt w:val="decimal"/>
+      <w:lvlText w:val=""/>
+      <w:lvlJc w:val="left"/>
+    </w:lvl>
+  </w:abstractNum>
+  <w:abstractNum w:abstractNumId="9" w15:restartNumberingAfterBreak="0">
     <w:nsid w:val="721D1A64"/>
     <w:multiLevelType w:val="multilevel"/>
     <w:tmpl w:val="6044825E"/>
@@ -3349,7 +8148,7 @@
     <w:abstractNumId w:val="6"/>
   </w:num>
   <w:num w:numId="2" w16cid:durableId="1720393805">
-    <w:abstractNumId w:val="8"/>
+    <w:abstractNumId w:val="9"/>
   </w:num>
   <w:num w:numId="3" w16cid:durableId="1115517433">
     <w:abstractNumId w:val="7"/>
@@ -3371,6 +8170,12 @@
   </w:num>
   <w:num w:numId="9" w16cid:durableId="1682004374">
     <w:abstractNumId w:val="3"/>
+  </w:num>
+  <w:num w:numId="10" w16cid:durableId="292911712">
+    <w:abstractNumId w:val="8"/>
+    <w:lvlOverride w:ilvl="0">
+      <w:startOverride w:val="1"/>
+    </w:lvlOverride>
   </w:num>
 </w:numbering>
 </file>
@@ -4291,6 +9096,25 @@
       <w:spacing w:val="5"/>
     </w:rPr>
   </w:style>
+  <w:style w:type="table" w:styleId="TableGrid">
+    <w:name w:val="Table Grid"/>
+    <w:basedOn w:val="TableNormal"/>
+    <w:uiPriority w:val="39"/>
+    <w:rsid w:val="00104162"/>
+    <w:pPr>
+      <w:spacing w:after="0" w:line="240" w:lineRule="auto"/>
+    </w:pPr>
+    <w:tblPr>
+      <w:tblBorders>
+        <w:top w:val="single" w:sz="4" w:space="0" w:color="auto"/>
+        <w:left w:val="single" w:sz="4" w:space="0" w:color="auto"/>
+        <w:bottom w:val="single" w:sz="4" w:space="0" w:color="auto"/>
+        <w:right w:val="single" w:sz="4" w:space="0" w:color="auto"/>
+        <w:insideH w:val="single" w:sz="4" w:space="0" w:color="auto"/>
+        <w:insideV w:val="single" w:sz="4" w:space="0" w:color="auto"/>
+      </w:tblBorders>
+    </w:tblPr>
+  </w:style>
 </w:styles>
 </file>
 
